--- a/CV_ChedyKorbi_EN.docx
+++ b/CV_ChedyKorbi_EN.docx
@@ -1,88 +1,53 @@
 
 <file path=word/document.xml><?xml version="1.0" encoding="utf-8"?>
-<w:document xmlns:wpc="http://schemas.microsoft.com/office/word/2010/wordprocessingCanvas" xmlns:mc="http://schemas.openxmlformats.org/markup-compatibility/2006" xmlns:o="urn:schemas-microsoft-com:office:office" xmlns:r="http://schemas.openxmlformats.org/officeDocument/2006/relationships" xmlns:m="http://schemas.openxmlformats.org/officeDocument/2006/math" xmlns:v="urn:schemas-microsoft-com:vml" xmlns:wp14="http://schemas.microsoft.com/office/word/2010/wordprocessingDrawing" xmlns:wp="http://schemas.openxmlformats.org/drawingml/2006/wordprocessingDrawing" xmlns:w10="urn:schemas-microsoft-com:office:word" xmlns:w="http://schemas.openxmlformats.org/wordprocessingml/2006/main" xmlns:w14="http://schemas.microsoft.com/office/word/2010/wordml" xmlns:w15="http://schemas.microsoft.com/office/word/2012/wordml" xmlns:wpg="http://schemas.microsoft.com/office/word/2010/wordprocessingGroup" xmlns:wpi="http://schemas.microsoft.com/office/word/2010/wordprocessingInk" xmlns:wne="http://schemas.microsoft.com/office/word/2006/wordml" xmlns:wps="http://schemas.microsoft.com/office/word/2010/wordprocessingShape" xmlns:cx="http://schemas.microsoft.com/office/drawing/2014/chartex" xmlns:cx1="http://schemas.microsoft.com/office/drawing/2015/9/8/chartex" xmlns:cx2="http://schemas.microsoft.com/office/drawing/2015/10/21/chartex" xmlns:cx3="http://schemas.microsoft.com/office/drawing/2016/5/9/chartex" xmlns:cx4="http://schemas.microsoft.com/office/drawing/2016/5/10/chartex" xmlns:cx5="http://schemas.microsoft.com/office/drawing/2016/5/11/chartex" xmlns:cx6="http://schemas.microsoft.com/office/drawing/2016/5/12/chartex" xmlns:cx7="http://schemas.microsoft.com/office/drawing/2016/5/13/chartex" xmlns:cx8="http://schemas.microsoft.com/office/drawing/2016/5/14/chartex" xmlns:aink="http://schemas.microsoft.com/office/drawing/2016/ink" xmlns:am3d="http://schemas.microsoft.com/office/drawing/2017/model3d" xmlns:w16cex="http://schemas.microsoft.com/office/word/2018/wordml/cex" xmlns:w16cid="http://schemas.microsoft.com/office/word/2016/wordml/cid" xmlns:w16="http://schemas.microsoft.com/office/word/2018/wordml" xmlns:w16sdtdh="http://schemas.microsoft.com/office/word/2020/wordml/sdtdatahash" xmlns:w16se="http://schemas.microsoft.com/office/word/2015/wordml/symex" mc:Ignorable="w14 w15 wp14">
+<w:document xmlns:wpc="http://schemas.microsoft.com/office/word/2010/wordprocessingCanvas" xmlns:cx="http://schemas.microsoft.com/office/drawing/2014/chartex" xmlns:cx1="http://schemas.microsoft.com/office/drawing/2015/9/8/chartex" xmlns:cx2="http://schemas.microsoft.com/office/drawing/2015/10/21/chartex" xmlns:cx3="http://schemas.microsoft.com/office/drawing/2016/5/9/chartex" xmlns:cx4="http://schemas.microsoft.com/office/drawing/2016/5/10/chartex" xmlns:cx5="http://schemas.microsoft.com/office/drawing/2016/5/11/chartex" xmlns:cx6="http://schemas.microsoft.com/office/drawing/2016/5/12/chartex" xmlns:cx7="http://schemas.microsoft.com/office/drawing/2016/5/13/chartex" xmlns:cx8="http://schemas.microsoft.com/office/drawing/2016/5/14/chartex" xmlns:mc="http://schemas.openxmlformats.org/markup-compatibility/2006" xmlns:aink="http://schemas.microsoft.com/office/drawing/2016/ink" xmlns:am3d="http://schemas.microsoft.com/office/drawing/2017/model3d" xmlns:o="urn:schemas-microsoft-com:office:office" xmlns:oel="http://schemas.microsoft.com/office/2019/extlst" xmlns:r="http://schemas.openxmlformats.org/officeDocument/2006/relationships" xmlns:m="http://schemas.openxmlformats.org/officeDocument/2006/math" xmlns:v="urn:schemas-microsoft-com:vml" xmlns:wp14="http://schemas.microsoft.com/office/word/2010/wordprocessingDrawing" xmlns:wp="http://schemas.openxmlformats.org/drawingml/2006/wordprocessingDrawing" xmlns:w10="urn:schemas-microsoft-com:office:word" xmlns:w="http://schemas.openxmlformats.org/wordprocessingml/2006/main" xmlns:w14="http://schemas.microsoft.com/office/word/2010/wordml" xmlns:w15="http://schemas.microsoft.com/office/word/2012/wordml" xmlns:w16cex="http://schemas.microsoft.com/office/word/2018/wordml/cex" xmlns:w16cid="http://schemas.microsoft.com/office/word/2016/wordml/cid" xmlns:w16="http://schemas.microsoft.com/office/word/2018/wordml" xmlns:w16sdtdh="http://schemas.microsoft.com/office/word/2020/wordml/sdtdatahash" xmlns:w16se="http://schemas.microsoft.com/office/word/2015/wordml/symex" xmlns:wpg="http://schemas.microsoft.com/office/word/2010/wordprocessingGroup" xmlns:wpi="http://schemas.microsoft.com/office/word/2010/wordprocessingInk" xmlns:wne="http://schemas.microsoft.com/office/word/2006/wordml" xmlns:wps="http://schemas.microsoft.com/office/word/2010/wordprocessingShape" mc:Ignorable="w14 w15 w16se w16cid w16 w16cex w16sdtdh wp14">
   <w:body>
     <w:p>
       <w:pPr>
-        <w:spacing w:before="0" w:after="36"/>
+        <w:spacing w:after="36"/>
         <w:jc w:val="center"/>
       </w:pPr>
       <w:r>
         <w:rPr>
-          <w:rFonts w:ascii="Arial" w:cs="Arial" w:eastAsia="Arial" w:hAnsi="Arial"/>
           <w:b/>
           <w:bCs/>
           <w:sz w:val="36"/>
           <w:szCs w:val="36"/>
         </w:rPr>
-        <w:t xml:space="preserve">CHEDY KORBI</w:t>
-      </w:r>
-    </w:p>
-    <w:p>
-      <w:pPr>
-        <w:spacing w:before="0" w:after="48"/>
+        <w:t>CHEDY KORBI</w:t>
+      </w:r>
+    </w:p>
+    <w:p>
+      <w:pPr>
+        <w:spacing w:after="48"/>
         <w:jc w:val="center"/>
       </w:pPr>
       <w:r>
         <w:rPr>
-          <w:rFonts w:ascii="Arial" w:cs="Arial" w:eastAsia="Arial" w:hAnsi="Arial"/>
           <w:color w:val="444444"/>
           <w:sz w:val="21"/>
           <w:szCs w:val="21"/>
         </w:rPr>
-        <w:t xml:space="preserve">Engineering Student — Big Data &amp; AI  ·  Software, IoT &amp; AI/ML Developer</w:t>
-      </w:r>
-    </w:p>
-    <w:p>
-      <w:pPr>
-        <w:spacing w:before="0" w:after="16"/>
+        <w:t>Engineering Student — Big Data &amp; AI  ·  Software, IoT &amp; AI/ML Developer</w:t>
+      </w:r>
+    </w:p>
+    <w:p>
+      <w:pPr>
+        <w:spacing w:after="16"/>
         <w:jc w:val="center"/>
       </w:pPr>
       <w:r>
         <w:rPr>
-          <w:rFonts w:ascii="Arial" w:cs="Arial" w:eastAsia="Arial" w:hAnsi="Arial"/>
           <w:sz w:val="19"/>
           <w:szCs w:val="19"/>
         </w:rPr>
-        <w:t xml:space="preserve">chedykorbi2021@gmail.com</w:t>
-      </w:r>
-      <w:r>
-        <w:rPr>
-          <w:rFonts w:ascii="Arial" w:cs="Arial" w:eastAsia="Arial" w:hAnsi="Arial"/>
-          <w:sz w:val="19"/>
-          <w:szCs w:val="19"/>
-        </w:rPr>
-        <w:t xml:space="preserve">   |   +216 58 239 045</w:t>
-      </w:r>
-      <w:r>
-        <w:rPr>
-          <w:rFonts w:ascii="Arial" w:cs="Arial" w:eastAsia="Arial" w:hAnsi="Arial"/>
-          <w:sz w:val="19"/>
-          <w:szCs w:val="19"/>
-        </w:rPr>
-        <w:t xml:space="preserve">   |   linkedin.com/in/chedy-korbi</w:t>
-      </w:r>
-      <w:r>
-        <w:rPr>
-          <w:rFonts w:ascii="Arial" w:cs="Arial" w:eastAsia="Arial" w:hAnsi="Arial"/>
-          <w:sz w:val="19"/>
-          <w:szCs w:val="19"/>
-        </w:rPr>
-        <w:t xml:space="preserve">   |   github.com/ChedyKorbi</w:t>
-      </w:r>
-      <w:r>
-        <w:rPr>
-          <w:rFonts w:ascii="Arial" w:cs="Arial" w:eastAsia="Arial" w:hAnsi="Arial"/>
-          <w:sz w:val="19"/>
-          <w:szCs w:val="19"/>
-        </w:rPr>
-        <w:t xml:space="preserve">   |   La Marsa, Tunis</w:t>
+        <w:t>chedykorbi2021@gmail.com   |   +216 58 239 045   |   linkedin.com/in/chedy-korbi   |   github.com/ChedyKorbi   |   La Marsa, Tunis</w:t>
       </w:r>
     </w:p>
     <w:p>
       <w:pPr>
         <w:pBdr>
-          <w:bottom w:val="single" w:color="000000" w:sz="4" w:space="1"/>
+          <w:bottom w:val="single" w:sz="4" w:space="1" w:color="000000"/>
         </w:pBdr>
         <w:spacing w:before="60" w:after="60"/>
       </w:pPr>
@@ -93,13 +58,12 @@
       </w:pPr>
       <w:r>
         <w:rPr>
-          <w:rFonts w:ascii="Arial" w:cs="Arial" w:eastAsia="Arial" w:hAnsi="Arial"/>
           <w:b/>
           <w:bCs/>
           <w:sz w:val="21"/>
           <w:szCs w:val="21"/>
         </w:rPr>
-        <w:t xml:space="preserve">PROFILE</w:t>
+        <w:t>PROFILE</w:t>
       </w:r>
     </w:p>
     <w:p>
@@ -107,18 +71,13 @@
         <w:spacing w:before="36" w:after="72"/>
       </w:pPr>
       <w:r>
-        <w:rPr>
-          <w:rFonts w:ascii="Arial" w:cs="Arial" w:eastAsia="Arial" w:hAnsi="Arial"/>
-          <w:sz w:val="20"/>
-          <w:szCs w:val="20"/>
-        </w:rPr>
-        <w:t xml:space="preserve">Engineering student in Big Data &amp; AI at Polytech International, holding a Licence in Embedded Systems &amp; Mobile Development. Strong software development background — mobile, web, and IoT — built through multiple internships, freelance projects, and team collaborations delivering real products under tight deadlines. Actively building my AI/ML and data profile through ongoing projects and certifications. Curious, autonomous, and always eager to learn and grow. Seeking a summer 2026 internship in AI/ML, data, or software development.</w:t>
+        <w:t>Engineering student in Big Data &amp; AI at Polytech International, holding a Licence in Embedded Systems &amp; Mobile Development. Strong software development background — mobile, web, and IoT — built through multiple internships, freelance projects, and team collaborations delivering real products under tight deadlines. Actively building my AI/ML and data profile through ongoing projects and certifications. Curious, autonomous, and always eager to learn and grow. Seeking a summer 2026 internship in AI/ML, data, or software development.</w:t>
       </w:r>
     </w:p>
     <w:p>
       <w:pPr>
         <w:pBdr>
-          <w:bottom w:val="single" w:color="000000" w:sz="4" w:space="1"/>
+          <w:bottom w:val="single" w:sz="4" w:space="1" w:color="000000"/>
         </w:pBdr>
         <w:spacing w:before="60" w:after="60"/>
       </w:pPr>
@@ -129,13 +88,12 @@
       </w:pPr>
       <w:r>
         <w:rPr>
-          <w:rFonts w:ascii="Arial" w:cs="Arial" w:eastAsia="Arial" w:hAnsi="Arial"/>
           <w:b/>
           <w:bCs/>
           <w:sz w:val="21"/>
           <w:szCs w:val="21"/>
         </w:rPr>
-        <w:t xml:space="preserve">PROFESSIONAL EXPERIENCE</w:t>
+        <w:t>PROFESSIONAL EXPERIENCE</w:t>
       </w:r>
     </w:p>
     <w:p>
@@ -143,21 +101,19 @@
         <w:tabs>
           <w:tab w:val="right" w:pos="9946"/>
         </w:tabs>
-        <w:spacing w:before="0" w:after="20"/>
-      </w:pPr>
-      <w:r>
-        <w:rPr>
-          <w:rFonts w:ascii="Arial" w:cs="Arial" w:eastAsia="Arial" w:hAnsi="Arial"/>
+        <w:spacing w:after="20"/>
+      </w:pPr>
+      <w:r>
+        <w:rPr>
           <w:b/>
           <w:bCs/>
           <w:sz w:val="21"/>
           <w:szCs w:val="21"/>
         </w:rPr>
-        <w:t xml:space="preserve">Freelance Software Developer</w:t>
-      </w:r>
-      <w:r>
-        <w:rPr>
-          <w:rFonts w:ascii="Arial" w:cs="Arial" w:eastAsia="Arial" w:hAnsi="Arial"/>
+        <w:t>Freelance Software Developer</w:t>
+      </w:r>
+      <w:r>
+        <w:rPr>
           <w:sz w:val="21"/>
           <w:szCs w:val="21"/>
         </w:rPr>
@@ -165,12 +121,12 @@
       </w:r>
       <w:r>
         <w:rPr>
-          <w:rFonts w:ascii="Arial" w:cs="Arial" w:eastAsia="Arial" w:hAnsi="Arial"/>
           <w:color w:val="555555"/>
           <w:sz w:val="19"/>
           <w:szCs w:val="19"/>
         </w:rPr>
-        <w:t xml:space="preserve">	2023 – Present</w:t>
+        <w:tab/>
+        <w:t>2023 – Present</w:t>
       </w:r>
     </w:p>
     <w:p>
@@ -179,26 +135,18 @@
       </w:pPr>
       <w:r>
         <w:rPr>
-          <w:rFonts w:ascii="Arial" w:cs="Arial" w:eastAsia="Arial" w:hAnsi="Arial"/>
           <w:b/>
           <w:bCs/>
-          <w:sz w:val="20"/>
-          <w:szCs w:val="20"/>
-        </w:rPr>
-        <w:t xml:space="preserve">ATASMIYA — Halal Traceability &amp; Certification Platform</w:t>
-      </w:r>
-    </w:p>
-    <w:p>
-      <w:pPr>
-        <w:spacing w:before="0" w:after="10"/>
-      </w:pPr>
-      <w:r>
-        <w:rPr>
-          <w:rFonts w:ascii="Arial" w:cs="Arial" w:eastAsia="Arial" w:hAnsi="Arial"/>
-          <w:sz w:val="20"/>
-          <w:szCs w:val="20"/>
-        </w:rPr>
-        <w:t xml:space="preserve">End-to-end halal platform for suppliers, restaurant managers, and consumers across France and Europe. Admin back-office for managing products, batches, restaurants, and monthly certificate allocation/suspension with real-time logistics supervision. Flutter mobile app covering two profiles: restaurant manager scanning received batches to obtain monthly halal certification, and consumer verifying certificate validity via QR code. Offline-first architecture, GPS anti-fraud validation, and push notifications.</w:t>
+        </w:rPr>
+        <w:t>ATASMIYA — Halal Traceability &amp; Certification Platform</w:t>
+      </w:r>
+    </w:p>
+    <w:p>
+      <w:pPr>
+        <w:spacing w:after="10"/>
+      </w:pPr>
+      <w:r>
+        <w:t>End-to-end halal platform for suppliers, restaurant managers, and consumers across France and Europe. Admin back-office for managing products, batches, restaurants, and monthly certificate allocation/suspension with real-time logistics supervision. Flutter mobile app covering two profiles: restaurant manager scanning received batches to obtain monthly halal certification, and consumer verifying certificate validity via QR code. Offline-first architecture, GPS anti-fraud validation, and push notifications.</w:t>
       </w:r>
     </w:p>
     <w:p>
@@ -207,14 +155,13 @@
       </w:pPr>
       <w:r>
         <w:rPr>
-          <w:rFonts w:ascii="Arial" w:cs="Arial" w:eastAsia="Arial" w:hAnsi="Arial"/>
           <w:i/>
           <w:iCs/>
           <w:color w:val="555555"/>
           <w:sz w:val="18"/>
           <w:szCs w:val="18"/>
         </w:rPr>
-        <w:t xml:space="preserve">Flutter · Next.js · Spring Boot · MySQL · AES-256 · JWT · Firebase</w:t>
+        <w:t>Flutter · Next.js · Spring Boot · MySQL · AES-256 · JWT · Firebase</w:t>
       </w:r>
     </w:p>
     <w:p>
@@ -223,26 +170,18 @@
       </w:pPr>
       <w:r>
         <w:rPr>
-          <w:rFonts w:ascii="Arial" w:cs="Arial" w:eastAsia="Arial" w:hAnsi="Arial"/>
           <w:b/>
           <w:bCs/>
-          <w:sz w:val="20"/>
-          <w:szCs w:val="20"/>
-        </w:rPr>
-        <w:t xml:space="preserve">SCIO — Nutritional Evaluation App</w:t>
-      </w:r>
-    </w:p>
-    <w:p>
-      <w:pPr>
-        <w:spacing w:before="0" w:after="10"/>
-      </w:pPr>
-      <w:r>
-        <w:rPr>
-          <w:rFonts w:ascii="Arial" w:cs="Arial" w:eastAsia="Arial" w:hAnsi="Arial"/>
-          <w:sz w:val="20"/>
-          <w:szCs w:val="20"/>
-        </w:rPr>
-        <w:t xml:space="preserve">Cross-platform mobile app (iOS &amp; Android) for a health-tech startup: barcode scanning and an ML scoring engine generating explainable colour-coded risk indicators, validated by a database of certified nutritionists — making science-based nutritional assessment accessible to everyday consumers.</w:t>
+        </w:rPr>
+        <w:t>SCIO — Nutritional Evaluation App</w:t>
+      </w:r>
+    </w:p>
+    <w:p>
+      <w:pPr>
+        <w:spacing w:after="10"/>
+      </w:pPr>
+      <w:r>
+        <w:t>Cross-platform mobile app (iOS &amp; Android) for a health-tech startup: barcode scanning and an ML scoring engine generating explainable colour-coded risk indicators, validated by a database of certified nutritionists — making science-based nutritional assessment accessible to everyday consumers.</w:t>
       </w:r>
     </w:p>
     <w:p>
@@ -251,14 +190,13 @@
       </w:pPr>
       <w:r>
         <w:rPr>
-          <w:rFonts w:ascii="Arial" w:cs="Arial" w:eastAsia="Arial" w:hAnsi="Arial"/>
           <w:i/>
           <w:iCs/>
           <w:color w:val="555555"/>
           <w:sz w:val="18"/>
           <w:szCs w:val="18"/>
         </w:rPr>
-        <w:t xml:space="preserve">Flutter · Spring Boot · MySQL · REST APIs</w:t>
+        <w:t>Flutter · Spring Boot · MySQL · REST APIs</w:t>
       </w:r>
     </w:p>
     <w:p>
@@ -267,26 +205,18 @@
       </w:pPr>
       <w:r>
         <w:rPr>
-          <w:rFonts w:ascii="Arial" w:cs="Arial" w:eastAsia="Arial" w:hAnsi="Arial"/>
           <w:b/>
           <w:bCs/>
-          <w:sz w:val="20"/>
-          <w:szCs w:val="20"/>
-        </w:rPr>
-        <w:t xml:space="preserve">CIM SALABYM — E-commerce &amp; Management Back-Office</w:t>
-      </w:r>
-    </w:p>
-    <w:p>
-      <w:pPr>
-        <w:spacing w:before="0" w:after="10"/>
-      </w:pPr>
-      <w:r>
-        <w:rPr>
-          <w:rFonts w:ascii="Arial" w:cs="Arial" w:eastAsia="Arial" w:hAnsi="Arial"/>
-          <w:sz w:val="20"/>
-          <w:szCs w:val="20"/>
-        </w:rPr>
-        <w:t xml:space="preserve">End-to-end digital solution for a ceramic decoration brand: fully customisable Next.js storefront (products, categories, collections, delivery, editorial content, images) with Stripe payments and OAuth. Admin back-office covering inventory, orders, CMS, CRM, and full site configuration — a bespoke, self-managed tool delivered end-to-end.</w:t>
+        </w:rPr>
+        <w:t>CIM SALABYM — E-commerce &amp; Management Back-Office</w:t>
+      </w:r>
+    </w:p>
+    <w:p>
+      <w:pPr>
+        <w:spacing w:after="10"/>
+      </w:pPr>
+      <w:r>
+        <w:t>End-to-end digital solution for a ceramic decoration brand: fully customisable Next.js storefront (products, categories, collections, delivery, editorial content, images) with Stripe payments and OAuth. Admin back-office covering inventory, orders, CMS, CRM, and full site configuration — a bespoke, self-managed tool delivered end-to-end.</w:t>
       </w:r>
     </w:p>
     <w:p>
@@ -295,14 +225,13 @@
       </w:pPr>
       <w:r>
         <w:rPr>
-          <w:rFonts w:ascii="Arial" w:cs="Arial" w:eastAsia="Arial" w:hAnsi="Arial"/>
           <w:i/>
           <w:iCs/>
           <w:color w:val="555555"/>
           <w:sz w:val="18"/>
           <w:szCs w:val="18"/>
         </w:rPr>
-        <w:t xml:space="preserve">Next.js · Spring Boot · Stripe · OAuth · MySQL</w:t>
+        <w:t>Next.js · Spring Boot · Stripe · OAuth · MySQL</w:t>
       </w:r>
     </w:p>
     <w:p>
@@ -314,17 +243,15 @@
       </w:pPr>
       <w:r>
         <w:rPr>
-          <w:rFonts w:ascii="Arial" w:cs="Arial" w:eastAsia="Arial" w:hAnsi="Arial"/>
           <w:b/>
           <w:bCs/>
           <w:sz w:val="21"/>
           <w:szCs w:val="21"/>
         </w:rPr>
-        <w:t xml:space="preserve">Final-Year Internship — IoT &amp; Full-Stack</w:t>
-      </w:r>
-      <w:r>
-        <w:rPr>
-          <w:rFonts w:ascii="Arial" w:cs="Arial" w:eastAsia="Arial" w:hAnsi="Arial"/>
+        <w:t>Final-Year Internship — IoT &amp; Full-Stack</w:t>
+      </w:r>
+      <w:r>
+        <w:rPr>
           <w:sz w:val="21"/>
           <w:szCs w:val="21"/>
         </w:rPr>
@@ -332,25 +259,20 @@
       </w:r>
       <w:r>
         <w:rPr>
-          <w:rFonts w:ascii="Arial" w:cs="Arial" w:eastAsia="Arial" w:hAnsi="Arial"/>
           <w:color w:val="555555"/>
           <w:sz w:val="19"/>
           <w:szCs w:val="19"/>
         </w:rPr>
-        <w:t xml:space="preserve">	Jan 2025 – Jun 2025  |  Tunis</w:t>
-      </w:r>
-    </w:p>
-    <w:p>
-      <w:pPr>
-        <w:spacing w:before="0" w:after="10"/>
-      </w:pPr>
-      <w:r>
-        <w:rPr>
-          <w:rFonts w:ascii="Arial" w:cs="Arial" w:eastAsia="Arial" w:hAnsi="Arial"/>
-          <w:sz w:val="20"/>
-          <w:szCs w:val="20"/>
-        </w:rPr>
-        <w:t xml:space="preserve">PawTracker — IoT pet health monitoring ecosystem: ESP32 sensors continuously collecting activity and vital data, analysed by supervised regression and classification models calibrated to each animal’s breed and age to detect deviations from optimal health thresholds. Android app with live GPS tracking, health dashboards, and alerts; VetLink — Angular platform for veterinarians with patient records and appointment management.</w:t>
+        <w:tab/>
+        <w:t>Jan 2025 – Jun 2025  |  Tunis</w:t>
+      </w:r>
+    </w:p>
+    <w:p>
+      <w:pPr>
+        <w:spacing w:after="10"/>
+      </w:pPr>
+      <w:r>
+        <w:t>PawTracker — IoT pet health monitoring ecosystem: ESP32 sensors continuously collecting activity and vital data, analysed by supervised regression and classification models calibrated to each animal’s breed and age to detect deviations from optimal health thresholds. Android app with live GPS tracking, health dashboards, and alerts; VetLink — Angular platform for veterinarians with patient records and appointment management.</w:t>
       </w:r>
     </w:p>
     <w:p>
@@ -359,14 +281,13 @@
       </w:pPr>
       <w:r>
         <w:rPr>
-          <w:rFonts w:ascii="Arial" w:cs="Arial" w:eastAsia="Arial" w:hAnsi="Arial"/>
           <w:i/>
           <w:iCs/>
           <w:color w:val="555555"/>
           <w:sz w:val="18"/>
           <w:szCs w:val="18"/>
         </w:rPr>
-        <w:t xml:space="preserve">ESP32 · C/C++ · MQTT · Android Java · Spring Boot · Angular · MySQL · Firebase · Scikit-learn</w:t>
+        <w:t>ESP32 · C/C++ · MQTT · Android Java · Spring Boot · Angular · MySQL · Firebase · Scikit-learn</w:t>
       </w:r>
     </w:p>
     <w:p>
@@ -378,17 +299,15 @@
       </w:pPr>
       <w:r>
         <w:rPr>
-          <w:rFonts w:ascii="Arial" w:cs="Arial" w:eastAsia="Arial" w:hAnsi="Arial"/>
           <w:b/>
           <w:bCs/>
           <w:sz w:val="21"/>
           <w:szCs w:val="21"/>
         </w:rPr>
-        <w:t xml:space="preserve">Summer Internship — AI Mobile</w:t>
-      </w:r>
-      <w:r>
-        <w:rPr>
-          <w:rFonts w:ascii="Arial" w:cs="Arial" w:eastAsia="Arial" w:hAnsi="Arial"/>
+        <w:t>Summer Internship — AI Mobile</w:t>
+      </w:r>
+      <w:r>
+        <w:rPr>
           <w:sz w:val="21"/>
           <w:szCs w:val="21"/>
         </w:rPr>
@@ -396,25 +315,20 @@
       </w:r>
       <w:r>
         <w:rPr>
-          <w:rFonts w:ascii="Arial" w:cs="Arial" w:eastAsia="Arial" w:hAnsi="Arial"/>
           <w:color w:val="555555"/>
           <w:sz w:val="19"/>
           <w:szCs w:val="19"/>
         </w:rPr>
-        <w:t xml:space="preserve">	Jul 2024 – Aug 2024  |  Tunis</w:t>
-      </w:r>
-    </w:p>
-    <w:p>
-      <w:pPr>
-        <w:spacing w:before="0" w:after="10"/>
-      </w:pPr>
-      <w:r>
-        <w:rPr>
-          <w:rFonts w:ascii="Arial" w:cs="Arial" w:eastAsia="Arial" w:hAnsi="Arial"/>
-          <w:sz w:val="20"/>
-          <w:szCs w:val="20"/>
-        </w:rPr>
-        <w:t xml:space="preserve">Android inventory management app for the water-sensor R&amp;D team: full product CRUD, advanced filtering, and local SQLite database. Integrated an EfficientNet CNN (TensorFlow Lite) for automatic recognition of existing products via camera — –80% data-entry errors, identification time cut from 30 s to under 5 s.</w:t>
+        <w:tab/>
+        <w:t>Jul 2024 – Aug 2024  |  Tunis</w:t>
+      </w:r>
+    </w:p>
+    <w:p>
+      <w:pPr>
+        <w:spacing w:after="10"/>
+      </w:pPr>
+      <w:r>
+        <w:t>Android inventory management app for the water-sensor R&amp;D team: full product CRUD, advanced filtering, and local SQLite database. Integrated an EfficientNet CNN (TensorFlow Lite) for automatic recognition of existing products via camera — –80% data-entry errors, identification time cut from 30 s to under 5 s.</w:t>
       </w:r>
     </w:p>
     <w:p>
@@ -423,20 +337,19 @@
       </w:pPr>
       <w:r>
         <w:rPr>
-          <w:rFonts w:ascii="Arial" w:cs="Arial" w:eastAsia="Arial" w:hAnsi="Arial"/>
           <w:i/>
           <w:iCs/>
           <w:color w:val="555555"/>
           <w:sz w:val="18"/>
           <w:szCs w:val="18"/>
         </w:rPr>
-        <w:t xml:space="preserve">Android Java · TensorFlow Lite · EfficientNet · Room DB · SQLite · ZXing</w:t>
+        <w:t>Android Java · TensorFlow Lite · EfficientNet · Room DB · SQLite · ZXing</w:t>
       </w:r>
     </w:p>
     <w:p>
       <w:pPr>
         <w:pBdr>
-          <w:bottom w:val="single" w:color="000000" w:sz="4" w:space="1"/>
+          <w:bottom w:val="single" w:sz="4" w:space="1" w:color="000000"/>
         </w:pBdr>
         <w:spacing w:before="60" w:after="60"/>
       </w:pPr>
@@ -447,13 +360,12 @@
       </w:pPr>
       <w:r>
         <w:rPr>
-          <w:rFonts w:ascii="Arial" w:cs="Arial" w:eastAsia="Arial" w:hAnsi="Arial"/>
           <w:b/>
           <w:bCs/>
           <w:sz w:val="21"/>
           <w:szCs w:val="21"/>
         </w:rPr>
-        <w:t xml:space="preserve">EDUCATION</w:t>
+        <w:t>EDUCATION</w:t>
       </w:r>
     </w:p>
     <w:p>
@@ -465,17 +377,15 @@
       </w:pPr>
       <w:r>
         <w:rPr>
-          <w:rFonts w:ascii="Arial" w:cs="Arial" w:eastAsia="Arial" w:hAnsi="Arial"/>
           <w:b/>
           <w:bCs/>
           <w:sz w:val="21"/>
           <w:szCs w:val="21"/>
         </w:rPr>
-        <w:t xml:space="preserve">Engineering Degree — Big Data &amp; AI</w:t>
-      </w:r>
-      <w:r>
-        <w:rPr>
-          <w:rFonts w:ascii="Arial" w:cs="Arial" w:eastAsia="Arial" w:hAnsi="Arial"/>
+        <w:t>Engineering Degree — Big Data &amp; AI</w:t>
+      </w:r>
+      <w:r>
+        <w:rPr>
           <w:sz w:val="21"/>
           <w:szCs w:val="21"/>
         </w:rPr>
@@ -483,25 +393,20 @@
       </w:r>
       <w:r>
         <w:rPr>
-          <w:rFonts w:ascii="Arial" w:cs="Arial" w:eastAsia="Arial" w:hAnsi="Arial"/>
           <w:color w:val="555555"/>
           <w:sz w:val="19"/>
           <w:szCs w:val="19"/>
         </w:rPr>
-        <w:t xml:space="preserve">	Sep 2025 – Present  |  Tunis</w:t>
-      </w:r>
-    </w:p>
-    <w:p>
-      <w:pPr>
-        <w:spacing w:before="0" w:after="10"/>
-      </w:pPr>
-      <w:r>
-        <w:rPr>
-          <w:rFonts w:ascii="Arial" w:cs="Arial" w:eastAsia="Arial" w:hAnsi="Arial"/>
-          <w:sz w:val="20"/>
-          <w:szCs w:val="20"/>
-        </w:rPr>
-        <w:t xml:space="preserve">First-year common core in progress. Specialisation in Big Data &amp; AI from January 2027.</w:t>
+        <w:tab/>
+        <w:t>Sep 2025 – Present  |  Tunis</w:t>
+      </w:r>
+    </w:p>
+    <w:p>
+      <w:pPr>
+        <w:spacing w:after="10"/>
+      </w:pPr>
+      <w:r>
+        <w:t>First-year common core in progress. Specialisation in Big Data &amp; AI.</w:t>
       </w:r>
     </w:p>
     <w:p>
@@ -513,17 +418,15 @@
       </w:pPr>
       <w:r>
         <w:rPr>
-          <w:rFonts w:ascii="Arial" w:cs="Arial" w:eastAsia="Arial" w:hAnsi="Arial"/>
           <w:b/>
           <w:bCs/>
           <w:sz w:val="21"/>
           <w:szCs w:val="21"/>
         </w:rPr>
-        <w:t xml:space="preserve">Licence — Embedded Systems &amp; Mobile Development</w:t>
-      </w:r>
-      <w:r>
-        <w:rPr>
-          <w:rFonts w:ascii="Arial" w:cs="Arial" w:eastAsia="Arial" w:hAnsi="Arial"/>
+        <w:t>Licence — Embedded Systems &amp; Mobile Development</w:t>
+      </w:r>
+      <w:r>
+        <w:rPr>
           <w:sz w:val="21"/>
           <w:szCs w:val="21"/>
         </w:rPr>
@@ -531,31 +434,26 @@
       </w:r>
       <w:r>
         <w:rPr>
-          <w:rFonts w:ascii="Arial" w:cs="Arial" w:eastAsia="Arial" w:hAnsi="Arial"/>
           <w:color w:val="555555"/>
           <w:sz w:val="19"/>
           <w:szCs w:val="19"/>
         </w:rPr>
-        <w:t xml:space="preserve">	2022 – 2025  |  Tunis</w:t>
-      </w:r>
-    </w:p>
-    <w:p>
-      <w:pPr>
-        <w:spacing w:before="0" w:after="60"/>
-      </w:pPr>
-      <w:r>
-        <w:rPr>
-          <w:rFonts w:ascii="Arial" w:cs="Arial" w:eastAsia="Arial" w:hAnsi="Arial"/>
-          <w:sz w:val="20"/>
-          <w:szCs w:val="20"/>
-        </w:rPr>
-        <w:t xml:space="preserve">GPA 16.78/20 · Ranked 2nd in class. Core modules: IoT systems, embedded C/C++, Android development, computer networks.</w:t>
+        <w:tab/>
+        <w:t>2022 – 2025  |  Tunis</w:t>
+      </w:r>
+    </w:p>
+    <w:p>
+      <w:pPr>
+        <w:spacing w:after="60"/>
+      </w:pPr>
+      <w:r>
+        <w:t>GPA 16.78/20 . Core modules: IoT systems, embedded C/C++, Android development, computer networks.</w:t>
       </w:r>
     </w:p>
     <w:p>
       <w:pPr>
         <w:pBdr>
-          <w:bottom w:val="single" w:color="000000" w:sz="4" w:space="1"/>
+          <w:bottom w:val="single" w:sz="4" w:space="1" w:color="000000"/>
         </w:pBdr>
         <w:spacing w:before="60" w:after="60"/>
       </w:pPr>
@@ -563,35 +461,55 @@
     <w:p>
       <w:pPr>
         <w:spacing w:before="180" w:after="60"/>
-      </w:pPr>
-      <w:r>
-        <w:rPr>
-          <w:rFonts w:ascii="Arial" w:cs="Arial" w:eastAsia="Arial" w:hAnsi="Arial"/>
+        <w:rPr>
           <w:b/>
           <w:bCs/>
           <w:sz w:val="21"/>
           <w:szCs w:val="21"/>
         </w:rPr>
-        <w:t xml:space="preserve">PROJECTS</w:t>
-      </w:r>
-    </w:p>
-    <w:p>
-      <w:pPr>
-        <w:spacing w:before="140" w:after="18"/>
-      </w:pPr>
-      <w:r>
-        <w:rPr>
-          <w:rFonts w:ascii="Arial" w:cs="Arial" w:eastAsia="Arial" w:hAnsi="Arial"/>
+      </w:pPr>
+    </w:p>
+    <w:p>
+      <w:pPr>
+        <w:spacing w:before="180" w:after="60"/>
+        <w:rPr>
           <w:b/>
           <w:bCs/>
           <w:sz w:val="21"/>
           <w:szCs w:val="21"/>
         </w:rPr>
-        <w:t xml:space="preserve">Intelligent Report Generator</w:t>
-      </w:r>
-      <w:r>
-        <w:rPr>
-          <w:rFonts w:ascii="Arial" w:cs="Arial" w:eastAsia="Arial" w:hAnsi="Arial"/>
+      </w:pPr>
+    </w:p>
+    <w:p>
+      <w:pPr>
+        <w:spacing w:before="180" w:after="60"/>
+      </w:pPr>
+      <w:r>
+        <w:rPr>
+          <w:b/>
+          <w:bCs/>
+          <w:sz w:val="21"/>
+          <w:szCs w:val="21"/>
+        </w:rPr>
+        <w:lastRenderedPageBreak/>
+        <w:t>PROJECTS</w:t>
+      </w:r>
+    </w:p>
+    <w:p>
+      <w:pPr>
+        <w:spacing w:before="140" w:after="18"/>
+      </w:pPr>
+      <w:r>
+        <w:rPr>
+          <w:b/>
+          <w:bCs/>
+          <w:sz w:val="21"/>
+          <w:szCs w:val="21"/>
+        </w:rPr>
+        <w:t>Intelligent Report Generator</w:t>
+      </w:r>
+      <w:r>
+        <w:rPr>
           <w:color w:val="555555"/>
           <w:sz w:val="19"/>
           <w:szCs w:val="19"/>
@@ -600,7 +518,6 @@
       </w:r>
       <w:r>
         <w:rPr>
-          <w:rFonts w:ascii="Arial" w:cs="Arial" w:eastAsia="Arial" w:hAnsi="Arial"/>
           <w:b/>
           <w:bCs/>
           <w:sz w:val="19"/>
@@ -611,15 +528,10 @@
     </w:p>
     <w:p>
       <w:pPr>
-        <w:spacing w:before="0" w:after="10"/>
-      </w:pPr>
-      <w:r>
-        <w:rPr>
-          <w:rFonts w:ascii="Arial" w:cs="Arial" w:eastAsia="Arial" w:hAnsi="Arial"/>
-          <w:sz w:val="20"/>
-          <w:szCs w:val="20"/>
-        </w:rPr>
-        <w:t xml:space="preserve">Multi-modal AI system generating structured consumer reports from product images and customer reviews. EfficientNetB3 pipeline (visual recognition) combined with a parallel NLP stack — BiLSTM, BERT, SmolLM2-1.7B — for sentiment, emotion, and feature extraction. Hybrid summarisation with BART / T5 / Qwen2.5 producing a clean structured report. Streamlit interface + Flask backend.</w:t>
+        <w:spacing w:after="10"/>
+      </w:pPr>
+      <w:r>
+        <w:t>Multi-modal AI system generating structured consumer reports from product images and customer reviews. EfficientNetB3 pipeline (visual recognition) combined with a parallel NLP stack — BiLSTM, BERT, SmolLM2-1.7B — for sentiment, emotion, and feature extraction. Hybrid summarisation with BART / T5 / Qwen2.5 producing a clean structured report. Streamlit interface + Flask backend.</w:t>
       </w:r>
     </w:p>
     <w:p>
@@ -628,14 +540,13 @@
       </w:pPr>
       <w:r>
         <w:rPr>
-          <w:rFonts w:ascii="Arial" w:cs="Arial" w:eastAsia="Arial" w:hAnsi="Arial"/>
           <w:i/>
           <w:iCs/>
           <w:color w:val="555555"/>
           <w:sz w:val="18"/>
           <w:szCs w:val="18"/>
         </w:rPr>
-        <w:t xml:space="preserve">Python · TensorFlow · PyTorch · EfficientNetB3 · BERT · Qwen2.5 · Streamlit · Flask</w:t>
+        <w:t>Python · TensorFlow · PyTorch · EfficientNetB3 · BERT · Qwen2.5 · Streamlit · Flask</w:t>
       </w:r>
     </w:p>
     <w:p>
@@ -644,17 +555,15 @@
       </w:pPr>
       <w:r>
         <w:rPr>
-          <w:rFonts w:ascii="Arial" w:cs="Arial" w:eastAsia="Arial" w:hAnsi="Arial"/>
           <w:b/>
           <w:bCs/>
           <w:sz w:val="21"/>
           <w:szCs w:val="21"/>
         </w:rPr>
-        <w:t xml:space="preserve">GetHired AI</w:t>
-      </w:r>
-      <w:r>
-        <w:rPr>
-          <w:rFonts w:ascii="Arial" w:cs="Arial" w:eastAsia="Arial" w:hAnsi="Arial"/>
+        <w:t>GetHired AI</w:t>
+      </w:r>
+      <w:r>
+        <w:rPr>
           <w:color w:val="555555"/>
           <w:sz w:val="19"/>
           <w:szCs w:val="19"/>
@@ -664,15 +573,10 @@
     </w:p>
     <w:p>
       <w:pPr>
-        <w:spacing w:before="0" w:after="10"/>
-      </w:pPr>
-      <w:r>
-        <w:rPr>
-          <w:rFonts w:ascii="Arial" w:cs="Arial" w:eastAsia="Arial" w:hAnsi="Arial"/>
-          <w:sz w:val="20"/>
-          <w:szCs w:val="20"/>
-        </w:rPr>
-        <w:t xml:space="preserve">End-to-end recruitment platform — two portals, one goal: connecting the right candidates to the right recruiters through AI. Candidate side: CV analysis and enhancement, explainable fit scoring (0–100), personalised certification and skill recommendations to reach the target role, and interview preparation. Recruiter side: automatic candidate ranking based on profile and job requirements, interview plan generation, and targeted outreach. Multilingual (EN/FR), 18 AI modules.</w:t>
+        <w:spacing w:after="10"/>
+      </w:pPr>
+      <w:r>
+        <w:t>End-to-end recruitment platform — two portals, one goal: connecting the right candidates to the right recruiters through AI. Candidate side: CV analysis and enhancement, explainable fit scoring (0–100), personalised certification and skill recommendations to reach the target role, and interview preparation. Recruiter side: automatic candidate ranking based on profile and job requirements, interview plan generation, and targeted outreach. Multilingual (EN/FR), 18 AI modules.</w:t>
       </w:r>
     </w:p>
     <w:p>
@@ -681,20 +585,19 @@
       </w:pPr>
       <w:r>
         <w:rPr>
-          <w:rFonts w:ascii="Arial" w:cs="Arial" w:eastAsia="Arial" w:hAnsi="Arial"/>
           <w:i/>
           <w:iCs/>
           <w:color w:val="555555"/>
           <w:sz w:val="18"/>
           <w:szCs w:val="18"/>
         </w:rPr>
-        <w:t xml:space="preserve">Next.js 16 · Spring Boot · Groq LLM · TypeScript · Tailwind · JWT</w:t>
+        <w:t>Next.js 16 · Spring Boot · Groq LLM · TypeScript · Tailwind · JWT</w:t>
       </w:r>
     </w:p>
     <w:p>
       <w:pPr>
         <w:pBdr>
-          <w:bottom w:val="single" w:color="000000" w:sz="4" w:space="1"/>
+          <w:bottom w:val="single" w:sz="4" w:space="1" w:color="000000"/>
         </w:pBdr>
         <w:spacing w:before="60" w:after="60"/>
       </w:pPr>
@@ -705,13 +608,12 @@
       </w:pPr>
       <w:r>
         <w:rPr>
-          <w:rFonts w:ascii="Arial" w:cs="Arial" w:eastAsia="Arial" w:hAnsi="Arial"/>
           <w:b/>
           <w:bCs/>
           <w:sz w:val="21"/>
           <w:szCs w:val="21"/>
         </w:rPr>
-        <w:t xml:space="preserve">CERTIFICATIONS</w:t>
+        <w:t>CERTIFICATIONS</w:t>
       </w:r>
     </w:p>
     <w:p>
@@ -720,21 +622,13 @@
       </w:pPr>
       <w:r>
         <w:rPr>
-          <w:rFonts w:ascii="Arial" w:cs="Arial" w:eastAsia="Arial" w:hAnsi="Arial"/>
           <w:b/>
           <w:bCs/>
-          <w:sz w:val="20"/>
-          <w:szCs w:val="20"/>
         </w:rPr>
         <w:t xml:space="preserve">Samsung Innovation Campus — AI &amp; ML: </w:t>
       </w:r>
       <w:r>
-        <w:rPr>
-          <w:rFonts w:ascii="Arial" w:cs="Arial" w:eastAsia="Arial" w:hAnsi="Arial"/>
-          <w:sz w:val="20"/>
-          <w:szCs w:val="20"/>
-        </w:rPr>
-        <w:t xml:space="preserve">10-week programme, capstone score 94% (top 6%)</w:t>
+        <w:t>10-week programme, capstone score 94% (top 6%)</w:t>
       </w:r>
     </w:p>
     <w:p>
@@ -743,21 +637,13 @@
       </w:pPr>
       <w:r>
         <w:rPr>
-          <w:rFonts w:ascii="Arial" w:cs="Arial" w:eastAsia="Arial" w:hAnsi="Arial"/>
           <w:b/>
           <w:bCs/>
-          <w:sz w:val="20"/>
-          <w:szCs w:val="20"/>
         </w:rPr>
         <w:t xml:space="preserve">Machine Learning Specialization </w:t>
       </w:r>
       <w:r>
-        <w:rPr>
-          <w:rFonts w:ascii="Arial" w:cs="Arial" w:eastAsia="Arial" w:hAnsi="Arial"/>
-          <w:sz w:val="20"/>
-          <w:szCs w:val="20"/>
-        </w:rPr>
-        <w:t xml:space="preserve">— Coursera / Stanford DeepLearning.AI (Andrew Ng) — in progress</w:t>
+        <w:t>— Coursera / Stanford DeepLearning.AI (Andrew Ng) — in progress</w:t>
       </w:r>
     </w:p>
     <w:p>
@@ -766,27 +652,19 @@
       </w:pPr>
       <w:r>
         <w:rPr>
-          <w:rFonts w:ascii="Arial" w:cs="Arial" w:eastAsia="Arial" w:hAnsi="Arial"/>
           <w:b/>
           <w:bCs/>
-          <w:sz w:val="20"/>
-          <w:szCs w:val="20"/>
         </w:rPr>
         <w:t xml:space="preserve">63H IoT PHPoC Certification </w:t>
       </w:r>
       <w:r>
-        <w:rPr>
-          <w:rFonts w:ascii="Arial" w:cs="Arial" w:eastAsia="Arial" w:hAnsi="Arial"/>
-          <w:sz w:val="20"/>
-          <w:szCs w:val="20"/>
-        </w:rPr>
-        <w:t xml:space="preserve">— PHPoC South Korea · ISET Charguia</w:t>
+        <w:t>— PHPoC South Korea · ISET Charguia</w:t>
       </w:r>
     </w:p>
     <w:p>
       <w:pPr>
         <w:pBdr>
-          <w:bottom w:val="single" w:color="000000" w:sz="4" w:space="1"/>
+          <w:bottom w:val="single" w:sz="4" w:space="1" w:color="000000"/>
         </w:pBdr>
         <w:spacing w:before="60" w:after="60"/>
       </w:pPr>
@@ -797,433 +675,471 @@
       </w:pPr>
       <w:r>
         <w:rPr>
-          <w:rFonts w:ascii="Arial" w:cs="Arial" w:eastAsia="Arial" w:hAnsi="Arial"/>
           <w:b/>
           <w:bCs/>
           <w:sz w:val="21"/>
           <w:szCs w:val="21"/>
         </w:rPr>
-        <w:t xml:space="preserve">SKILLS</w:t>
+        <w:t>SKILLS</w:t>
       </w:r>
     </w:p>
     <w:tbl>
       <w:tblPr>
-        <w:tblW w:type="dxa" w:w="9946"/>
+        <w:tblW w:w="9946" w:type="dxa"/>
         <w:tblBorders>
-          <w:top w:val="single" w:color="auto" w:sz="4"/>
-          <w:left w:val="single" w:color="auto" w:sz="4"/>
-          <w:bottom w:val="single" w:color="auto" w:sz="4"/>
-          <w:right w:val="single" w:color="auto" w:sz="4"/>
-          <w:insideH w:val="single" w:color="auto" w:sz="4"/>
-          <w:insideV w:val="single" w:color="auto" w:sz="4"/>
+          <w:top w:val="single" w:sz="4" w:space="0" w:color="auto"/>
+          <w:left w:val="single" w:sz="4" w:space="0" w:color="auto"/>
+          <w:bottom w:val="single" w:sz="4" w:space="0" w:color="auto"/>
+          <w:right w:val="single" w:sz="4" w:space="0" w:color="auto"/>
+          <w:insideH w:val="single" w:sz="4" w:space="0" w:color="auto"/>
+          <w:insideV w:val="single" w:sz="4" w:space="0" w:color="auto"/>
         </w:tblBorders>
+        <w:tblCellMar>
+          <w:left w:w="10" w:type="dxa"/>
+          <w:right w:w="10" w:type="dxa"/>
+        </w:tblCellMar>
+        <w:tblLook w:val="0000" w:firstRow="0" w:lastRow="0" w:firstColumn="0" w:lastColumn="0" w:noHBand="0" w:noVBand="0"/>
       </w:tblPr>
       <w:tblGrid>
         <w:gridCol w:w="1900"/>
         <w:gridCol w:w="8046"/>
       </w:tblGrid>
       <w:tr>
+        <w:tblPrEx>
+          <w:tblCellMar>
+            <w:top w:w="0" w:type="dxa"/>
+            <w:bottom w:w="0" w:type="dxa"/>
+          </w:tblCellMar>
+        </w:tblPrEx>
         <w:tc>
           <w:tcPr>
-            <w:tcW w:type="dxa" w:w="1900"/>
+            <w:tcW w:w="1900" w:type="dxa"/>
             <w:tcBorders>
-              <w:top w:val="none" w:color="FFFFFF" w:sz="0"/>
-              <w:left w:val="none" w:color="FFFFFF" w:sz="0"/>
-              <w:bottom w:val="none" w:color="FFFFFF" w:sz="0"/>
-              <w:right w:val="none" w:color="FFFFFF" w:sz="0"/>
+              <w:top w:val="none" w:sz="0" w:space="0" w:color="FFFFFF"/>
+              <w:left w:val="none" w:sz="0" w:space="0" w:color="FFFFFF"/>
+              <w:bottom w:val="none" w:sz="0" w:space="0" w:color="FFFFFF"/>
+              <w:right w:val="none" w:sz="0" w:space="0" w:color="FFFFFF"/>
             </w:tcBorders>
             <w:tcMar>
-              <w:top w:type="dxa" w:w="34"/>
-              <w:left w:type="dxa" w:w="0"/>
-              <w:bottom w:type="dxa" w:w="34"/>
-              <w:right w:type="dxa" w:w="80"/>
+              <w:top w:w="34" w:type="dxa"/>
+              <w:left w:w="0" w:type="dxa"/>
+              <w:bottom w:w="34" w:type="dxa"/>
+              <w:right w:w="80" w:type="dxa"/>
             </w:tcMar>
           </w:tcPr>
           <w:p>
             <w:r>
               <w:rPr>
-                <w:rFonts w:ascii="Arial" w:cs="Arial" w:eastAsia="Arial" w:hAnsi="Arial"/>
                 <w:b/>
                 <w:bCs/>
                 <w:sz w:val="19"/>
                 <w:szCs w:val="19"/>
               </w:rPr>
-              <w:t xml:space="preserve">AI / ML</w:t>
+              <w:t>AI / ML</w:t>
             </w:r>
           </w:p>
         </w:tc>
         <w:tc>
           <w:tcPr>
-            <w:tcW w:type="dxa" w:w="8046"/>
+            <w:tcW w:w="8046" w:type="dxa"/>
             <w:tcBorders>
-              <w:top w:val="none" w:color="FFFFFF" w:sz="0"/>
-              <w:left w:val="none" w:color="FFFFFF" w:sz="0"/>
-              <w:bottom w:val="none" w:color="FFFFFF" w:sz="0"/>
-              <w:right w:val="none" w:color="FFFFFF" w:sz="0"/>
+              <w:top w:val="none" w:sz="0" w:space="0" w:color="FFFFFF"/>
+              <w:left w:val="none" w:sz="0" w:space="0" w:color="FFFFFF"/>
+              <w:bottom w:val="none" w:sz="0" w:space="0" w:color="FFFFFF"/>
+              <w:right w:val="none" w:sz="0" w:space="0" w:color="FFFFFF"/>
             </w:tcBorders>
             <w:tcMar>
-              <w:top w:type="dxa" w:w="34"/>
-              <w:left w:type="dxa" w:w="0"/>
-              <w:bottom w:type="dxa" w:w="34"/>
-              <w:right w:type="dxa" w:w="0"/>
+              <w:top w:w="34" w:type="dxa"/>
+              <w:left w:w="0" w:type="dxa"/>
+              <w:bottom w:w="34" w:type="dxa"/>
+              <w:right w:w="0" w:type="dxa"/>
             </w:tcMar>
           </w:tcPr>
           <w:p>
             <w:r>
               <w:rPr>
-                <w:rFonts w:ascii="Arial" w:cs="Arial" w:eastAsia="Arial" w:hAnsi="Arial"/>
                 <w:sz w:val="19"/>
                 <w:szCs w:val="19"/>
               </w:rPr>
-              <w:t xml:space="preserve">Machine Learning · Deep Learning · NLP · Computer Vision · TensorFlow · PyTorch · Scikit-learn · Keras</w:t>
+              <w:t>Machine Learning · Deep Learning · NLP · Computer Vision · TensorFlow · PyTorch · Scikit-learn · Keras</w:t>
             </w:r>
           </w:p>
         </w:tc>
       </w:tr>
       <w:tr>
+        <w:tblPrEx>
+          <w:tblCellMar>
+            <w:top w:w="0" w:type="dxa"/>
+            <w:bottom w:w="0" w:type="dxa"/>
+          </w:tblCellMar>
+        </w:tblPrEx>
         <w:tc>
           <w:tcPr>
-            <w:tcW w:type="dxa" w:w="1900"/>
+            <w:tcW w:w="1900" w:type="dxa"/>
             <w:tcBorders>
-              <w:top w:val="none" w:color="FFFFFF" w:sz="0"/>
-              <w:left w:val="none" w:color="FFFFFF" w:sz="0"/>
-              <w:bottom w:val="none" w:color="FFFFFF" w:sz="0"/>
-              <w:right w:val="none" w:color="FFFFFF" w:sz="0"/>
+              <w:top w:val="none" w:sz="0" w:space="0" w:color="FFFFFF"/>
+              <w:left w:val="none" w:sz="0" w:space="0" w:color="FFFFFF"/>
+              <w:bottom w:val="none" w:sz="0" w:space="0" w:color="FFFFFF"/>
+              <w:right w:val="none" w:sz="0" w:space="0" w:color="FFFFFF"/>
             </w:tcBorders>
             <w:tcMar>
-              <w:top w:type="dxa" w:w="34"/>
-              <w:left w:type="dxa" w:w="0"/>
-              <w:bottom w:type="dxa" w:w="34"/>
-              <w:right w:type="dxa" w:w="80"/>
+              <w:top w:w="34" w:type="dxa"/>
+              <w:left w:w="0" w:type="dxa"/>
+              <w:bottom w:w="34" w:type="dxa"/>
+              <w:right w:w="80" w:type="dxa"/>
             </w:tcMar>
           </w:tcPr>
           <w:p>
             <w:r>
               <w:rPr>
-                <w:rFonts w:ascii="Arial" w:cs="Arial" w:eastAsia="Arial" w:hAnsi="Arial"/>
                 <w:b/>
                 <w:bCs/>
                 <w:sz w:val="19"/>
                 <w:szCs w:val="19"/>
               </w:rPr>
-              <w:t xml:space="preserve">Data &amp; EDA</w:t>
+              <w:t>Data &amp; EDA</w:t>
             </w:r>
           </w:p>
         </w:tc>
         <w:tc>
           <w:tcPr>
-            <w:tcW w:type="dxa" w:w="8046"/>
+            <w:tcW w:w="8046" w:type="dxa"/>
             <w:tcBorders>
-              <w:top w:val="none" w:color="FFFFFF" w:sz="0"/>
-              <w:left w:val="none" w:color="FFFFFF" w:sz="0"/>
-              <w:bottom w:val="none" w:color="FFFFFF" w:sz="0"/>
-              <w:right w:val="none" w:color="FFFFFF" w:sz="0"/>
+              <w:top w:val="none" w:sz="0" w:space="0" w:color="FFFFFF"/>
+              <w:left w:val="none" w:sz="0" w:space="0" w:color="FFFFFF"/>
+              <w:bottom w:val="none" w:sz="0" w:space="0" w:color="FFFFFF"/>
+              <w:right w:val="none" w:sz="0" w:space="0" w:color="FFFFFF"/>
             </w:tcBorders>
             <w:tcMar>
-              <w:top w:type="dxa" w:w="34"/>
-              <w:left w:type="dxa" w:w="0"/>
-              <w:bottom w:type="dxa" w:w="34"/>
-              <w:right w:type="dxa" w:w="0"/>
+              <w:top w:w="34" w:type="dxa"/>
+              <w:left w:w="0" w:type="dxa"/>
+              <w:bottom w:w="34" w:type="dxa"/>
+              <w:right w:w="0" w:type="dxa"/>
             </w:tcMar>
           </w:tcPr>
           <w:p>
             <w:r>
               <w:rPr>
-                <w:rFonts w:ascii="Arial" w:cs="Arial" w:eastAsia="Arial" w:hAnsi="Arial"/>
                 <w:sz w:val="19"/>
                 <w:szCs w:val="19"/>
               </w:rPr>
-              <w:t xml:space="preserve">Pandas · NumPy · Matplotlib · Seaborn · Plotly · Jupyter · SQL</w:t>
+              <w:t>Pandas · NumPy · Matplotlib · Seaborn · Plotly · Jupyter · SQL</w:t>
             </w:r>
           </w:p>
         </w:tc>
       </w:tr>
       <w:tr>
+        <w:tblPrEx>
+          <w:tblCellMar>
+            <w:top w:w="0" w:type="dxa"/>
+            <w:bottom w:w="0" w:type="dxa"/>
+          </w:tblCellMar>
+        </w:tblPrEx>
         <w:tc>
           <w:tcPr>
-            <w:tcW w:type="dxa" w:w="1900"/>
+            <w:tcW w:w="1900" w:type="dxa"/>
             <w:tcBorders>
-              <w:top w:val="none" w:color="FFFFFF" w:sz="0"/>
-              <w:left w:val="none" w:color="FFFFFF" w:sz="0"/>
-              <w:bottom w:val="none" w:color="FFFFFF" w:sz="0"/>
-              <w:right w:val="none" w:color="FFFFFF" w:sz="0"/>
+              <w:top w:val="none" w:sz="0" w:space="0" w:color="FFFFFF"/>
+              <w:left w:val="none" w:sz="0" w:space="0" w:color="FFFFFF"/>
+              <w:bottom w:val="none" w:sz="0" w:space="0" w:color="FFFFFF"/>
+              <w:right w:val="none" w:sz="0" w:space="0" w:color="FFFFFF"/>
             </w:tcBorders>
             <w:tcMar>
-              <w:top w:type="dxa" w:w="34"/>
-              <w:left w:type="dxa" w:w="0"/>
-              <w:bottom w:type="dxa" w:w="34"/>
-              <w:right w:type="dxa" w:w="80"/>
+              <w:top w:w="34" w:type="dxa"/>
+              <w:left w:w="0" w:type="dxa"/>
+              <w:bottom w:w="34" w:type="dxa"/>
+              <w:right w:w="80" w:type="dxa"/>
             </w:tcMar>
           </w:tcPr>
           <w:p>
             <w:r>
               <w:rPr>
-                <w:rFonts w:ascii="Arial" w:cs="Arial" w:eastAsia="Arial" w:hAnsi="Arial"/>
                 <w:b/>
                 <w:bCs/>
                 <w:sz w:val="19"/>
                 <w:szCs w:val="19"/>
               </w:rPr>
-              <w:t xml:space="preserve">Languages</w:t>
+              <w:t>Languages</w:t>
             </w:r>
           </w:p>
         </w:tc>
         <w:tc>
           <w:tcPr>
-            <w:tcW w:type="dxa" w:w="8046"/>
+            <w:tcW w:w="8046" w:type="dxa"/>
             <w:tcBorders>
-              <w:top w:val="none" w:color="FFFFFF" w:sz="0"/>
-              <w:left w:val="none" w:color="FFFFFF" w:sz="0"/>
-              <w:bottom w:val="none" w:color="FFFFFF" w:sz="0"/>
-              <w:right w:val="none" w:color="FFFFFF" w:sz="0"/>
+              <w:top w:val="none" w:sz="0" w:space="0" w:color="FFFFFF"/>
+              <w:left w:val="none" w:sz="0" w:space="0" w:color="FFFFFF"/>
+              <w:bottom w:val="none" w:sz="0" w:space="0" w:color="FFFFFF"/>
+              <w:right w:val="none" w:sz="0" w:space="0" w:color="FFFFFF"/>
             </w:tcBorders>
             <w:tcMar>
-              <w:top w:type="dxa" w:w="34"/>
-              <w:left w:type="dxa" w:w="0"/>
-              <w:bottom w:type="dxa" w:w="34"/>
-              <w:right w:type="dxa" w:w="0"/>
+              <w:top w:w="34" w:type="dxa"/>
+              <w:left w:w="0" w:type="dxa"/>
+              <w:bottom w:w="34" w:type="dxa"/>
+              <w:right w:w="0" w:type="dxa"/>
+            </w:tcMar>
+          </w:tcPr>
+          <w:p>
+            <w:pPr>
+              <w:rPr>
+                <w:lang w:val="fr-FR"/>
+              </w:rPr>
+            </w:pPr>
+            <w:r>
+              <w:rPr>
+                <w:sz w:val="19"/>
+                <w:szCs w:val="19"/>
+                <w:lang w:val="fr-FR"/>
+              </w:rPr>
+              <w:t>Python · Java · JavaScript / TypeScript · Dart · C / C++ · SQL</w:t>
+            </w:r>
+          </w:p>
+        </w:tc>
+      </w:tr>
+      <w:tr>
+        <w:tblPrEx>
+          <w:tblCellMar>
+            <w:top w:w="0" w:type="dxa"/>
+            <w:bottom w:w="0" w:type="dxa"/>
+          </w:tblCellMar>
+        </w:tblPrEx>
+        <w:tc>
+          <w:tcPr>
+            <w:tcW w:w="1900" w:type="dxa"/>
+            <w:tcBorders>
+              <w:top w:val="none" w:sz="0" w:space="0" w:color="FFFFFF"/>
+              <w:left w:val="none" w:sz="0" w:space="0" w:color="FFFFFF"/>
+              <w:bottom w:val="none" w:sz="0" w:space="0" w:color="FFFFFF"/>
+              <w:right w:val="none" w:sz="0" w:space="0" w:color="FFFFFF"/>
+            </w:tcBorders>
+            <w:tcMar>
+              <w:top w:w="34" w:type="dxa"/>
+              <w:left w:w="0" w:type="dxa"/>
+              <w:bottom w:w="34" w:type="dxa"/>
+              <w:right w:w="80" w:type="dxa"/>
             </w:tcMar>
           </w:tcPr>
           <w:p>
             <w:r>
               <w:rPr>
-                <w:rFonts w:ascii="Arial" w:cs="Arial" w:eastAsia="Arial" w:hAnsi="Arial"/>
+                <w:b/>
+                <w:bCs/>
                 <w:sz w:val="19"/>
                 <w:szCs w:val="19"/>
               </w:rPr>
-              <w:t xml:space="preserve">Python · Java · JavaScript / TypeScript · Dart · C / C++ · SQL</w:t>
+              <w:t>Mobile / Web</w:t>
+            </w:r>
+          </w:p>
+        </w:tc>
+        <w:tc>
+          <w:tcPr>
+            <w:tcW w:w="8046" w:type="dxa"/>
+            <w:tcBorders>
+              <w:top w:val="none" w:sz="0" w:space="0" w:color="FFFFFF"/>
+              <w:left w:val="none" w:sz="0" w:space="0" w:color="FFFFFF"/>
+              <w:bottom w:val="none" w:sz="0" w:space="0" w:color="FFFFFF"/>
+              <w:right w:val="none" w:sz="0" w:space="0" w:color="FFFFFF"/>
+            </w:tcBorders>
+            <w:tcMar>
+              <w:top w:w="34" w:type="dxa"/>
+              <w:left w:w="0" w:type="dxa"/>
+              <w:bottom w:w="34" w:type="dxa"/>
+              <w:right w:w="0" w:type="dxa"/>
+            </w:tcMar>
+          </w:tcPr>
+          <w:p>
+            <w:r>
+              <w:rPr>
+                <w:sz w:val="19"/>
+                <w:szCs w:val="19"/>
+              </w:rPr>
+              <w:t>Android Java · Flutter · React · Next.js · Angular · Streamlit · Django</w:t>
             </w:r>
           </w:p>
         </w:tc>
       </w:tr>
       <w:tr>
+        <w:tblPrEx>
+          <w:tblCellMar>
+            <w:top w:w="0" w:type="dxa"/>
+            <w:bottom w:w="0" w:type="dxa"/>
+          </w:tblCellMar>
+        </w:tblPrEx>
         <w:tc>
           <w:tcPr>
-            <w:tcW w:type="dxa" w:w="1900"/>
+            <w:tcW w:w="1900" w:type="dxa"/>
             <w:tcBorders>
-              <w:top w:val="none" w:color="FFFFFF" w:sz="0"/>
-              <w:left w:val="none" w:color="FFFFFF" w:sz="0"/>
-              <w:bottom w:val="none" w:color="FFFFFF" w:sz="0"/>
-              <w:right w:val="none" w:color="FFFFFF" w:sz="0"/>
+              <w:top w:val="none" w:sz="0" w:space="0" w:color="FFFFFF"/>
+              <w:left w:val="none" w:sz="0" w:space="0" w:color="FFFFFF"/>
+              <w:bottom w:val="none" w:sz="0" w:space="0" w:color="FFFFFF"/>
+              <w:right w:val="none" w:sz="0" w:space="0" w:color="FFFFFF"/>
             </w:tcBorders>
             <w:tcMar>
-              <w:top w:type="dxa" w:w="34"/>
-              <w:left w:type="dxa" w:w="0"/>
-              <w:bottom w:type="dxa" w:w="34"/>
-              <w:right w:type="dxa" w:w="80"/>
+              <w:top w:w="34" w:type="dxa"/>
+              <w:left w:w="0" w:type="dxa"/>
+              <w:bottom w:w="34" w:type="dxa"/>
+              <w:right w:w="80" w:type="dxa"/>
             </w:tcMar>
           </w:tcPr>
           <w:p>
             <w:r>
               <w:rPr>
-                <w:rFonts w:ascii="Arial" w:cs="Arial" w:eastAsia="Arial" w:hAnsi="Arial"/>
                 <w:b/>
                 <w:bCs/>
                 <w:sz w:val="19"/>
                 <w:szCs w:val="19"/>
               </w:rPr>
-              <w:t xml:space="preserve">Mobile / Web</w:t>
+              <w:t>Backend / DB</w:t>
             </w:r>
           </w:p>
         </w:tc>
         <w:tc>
           <w:tcPr>
-            <w:tcW w:type="dxa" w:w="8046"/>
+            <w:tcW w:w="8046" w:type="dxa"/>
             <w:tcBorders>
-              <w:top w:val="none" w:color="FFFFFF" w:sz="0"/>
-              <w:left w:val="none" w:color="FFFFFF" w:sz="0"/>
-              <w:bottom w:val="none" w:color="FFFFFF" w:sz="0"/>
-              <w:right w:val="none" w:color="FFFFFF" w:sz="0"/>
+              <w:top w:val="none" w:sz="0" w:space="0" w:color="FFFFFF"/>
+              <w:left w:val="none" w:sz="0" w:space="0" w:color="FFFFFF"/>
+              <w:bottom w:val="none" w:sz="0" w:space="0" w:color="FFFFFF"/>
+              <w:right w:val="none" w:sz="0" w:space="0" w:color="FFFFFF"/>
             </w:tcBorders>
             <w:tcMar>
-              <w:top w:type="dxa" w:w="34"/>
-              <w:left w:type="dxa" w:w="0"/>
-              <w:bottom w:type="dxa" w:w="34"/>
-              <w:right w:type="dxa" w:w="0"/>
+              <w:top w:w="34" w:type="dxa"/>
+              <w:left w:w="0" w:type="dxa"/>
+              <w:bottom w:w="34" w:type="dxa"/>
+              <w:right w:w="0" w:type="dxa"/>
             </w:tcMar>
           </w:tcPr>
           <w:p>
             <w:r>
               <w:rPr>
-                <w:rFonts w:ascii="Arial" w:cs="Arial" w:eastAsia="Arial" w:hAnsi="Arial"/>
                 <w:sz w:val="19"/>
                 <w:szCs w:val="19"/>
               </w:rPr>
-              <w:t xml:space="preserve">Android Java · Flutter · React · Next.js · Angular · Streamlit · Django</w:t>
+              <w:t>Spring Boot · Flask · FastAPI · Node.js · REST APIs · MySQL · MongoDB · SQLite</w:t>
             </w:r>
           </w:p>
         </w:tc>
       </w:tr>
       <w:tr>
+        <w:tblPrEx>
+          <w:tblCellMar>
+            <w:top w:w="0" w:type="dxa"/>
+            <w:bottom w:w="0" w:type="dxa"/>
+          </w:tblCellMar>
+        </w:tblPrEx>
         <w:tc>
           <w:tcPr>
-            <w:tcW w:type="dxa" w:w="1900"/>
+            <w:tcW w:w="1900" w:type="dxa"/>
             <w:tcBorders>
-              <w:top w:val="none" w:color="FFFFFF" w:sz="0"/>
-              <w:left w:val="none" w:color="FFFFFF" w:sz="0"/>
-              <w:bottom w:val="none" w:color="FFFFFF" w:sz="0"/>
-              <w:right w:val="none" w:color="FFFFFF" w:sz="0"/>
+              <w:top w:val="none" w:sz="0" w:space="0" w:color="FFFFFF"/>
+              <w:left w:val="none" w:sz="0" w:space="0" w:color="FFFFFF"/>
+              <w:bottom w:val="none" w:sz="0" w:space="0" w:color="FFFFFF"/>
+              <w:right w:val="none" w:sz="0" w:space="0" w:color="FFFFFF"/>
             </w:tcBorders>
             <w:tcMar>
-              <w:top w:type="dxa" w:w="34"/>
-              <w:left w:type="dxa" w:w="0"/>
-              <w:bottom w:type="dxa" w:w="34"/>
-              <w:right w:type="dxa" w:w="80"/>
+              <w:top w:w="34" w:type="dxa"/>
+              <w:left w:w="0" w:type="dxa"/>
+              <w:bottom w:w="34" w:type="dxa"/>
+              <w:right w:w="80" w:type="dxa"/>
             </w:tcMar>
           </w:tcPr>
           <w:p>
             <w:r>
               <w:rPr>
-                <w:rFonts w:ascii="Arial" w:cs="Arial" w:eastAsia="Arial" w:hAnsi="Arial"/>
                 <w:b/>
                 <w:bCs/>
                 <w:sz w:val="19"/>
                 <w:szCs w:val="19"/>
               </w:rPr>
-              <w:t xml:space="preserve">Backend / DB</w:t>
+              <w:t>IoT / Embedded</w:t>
             </w:r>
           </w:p>
         </w:tc>
         <w:tc>
           <w:tcPr>
-            <w:tcW w:type="dxa" w:w="8046"/>
+            <w:tcW w:w="8046" w:type="dxa"/>
             <w:tcBorders>
-              <w:top w:val="none" w:color="FFFFFF" w:sz="0"/>
-              <w:left w:val="none" w:color="FFFFFF" w:sz="0"/>
-              <w:bottom w:val="none" w:color="FFFFFF" w:sz="0"/>
-              <w:right w:val="none" w:color="FFFFFF" w:sz="0"/>
+              <w:top w:val="none" w:sz="0" w:space="0" w:color="FFFFFF"/>
+              <w:left w:val="none" w:sz="0" w:space="0" w:color="FFFFFF"/>
+              <w:bottom w:val="none" w:sz="0" w:space="0" w:color="FFFFFF"/>
+              <w:right w:val="none" w:sz="0" w:space="0" w:color="FFFFFF"/>
             </w:tcBorders>
             <w:tcMar>
-              <w:top w:type="dxa" w:w="34"/>
-              <w:left w:type="dxa" w:w="0"/>
-              <w:bottom w:type="dxa" w:w="34"/>
-              <w:right w:type="dxa" w:w="0"/>
+              <w:top w:w="34" w:type="dxa"/>
+              <w:left w:w="0" w:type="dxa"/>
+              <w:bottom w:w="34" w:type="dxa"/>
+              <w:right w:w="0" w:type="dxa"/>
             </w:tcMar>
           </w:tcPr>
           <w:p>
             <w:r>
               <w:rPr>
-                <w:rFonts w:ascii="Arial" w:cs="Arial" w:eastAsia="Arial" w:hAnsi="Arial"/>
                 <w:sz w:val="19"/>
                 <w:szCs w:val="19"/>
               </w:rPr>
-              <w:t xml:space="preserve">Spring Boot · Flask · FastAPI · Node.js · REST APIs · MySQL · MongoDB · SQLite</w:t>
+              <w:t>ESP32 · STM32 · Raspberry Pi · Arduino · MQTT · C/C++</w:t>
             </w:r>
           </w:p>
         </w:tc>
       </w:tr>
       <w:tr>
+        <w:tblPrEx>
+          <w:tblCellMar>
+            <w:top w:w="0" w:type="dxa"/>
+            <w:bottom w:w="0" w:type="dxa"/>
+          </w:tblCellMar>
+        </w:tblPrEx>
         <w:tc>
           <w:tcPr>
-            <w:tcW w:type="dxa" w:w="1900"/>
+            <w:tcW w:w="1900" w:type="dxa"/>
             <w:tcBorders>
-              <w:top w:val="none" w:color="FFFFFF" w:sz="0"/>
-              <w:left w:val="none" w:color="FFFFFF" w:sz="0"/>
-              <w:bottom w:val="none" w:color="FFFFFF" w:sz="0"/>
-              <w:right w:val="none" w:color="FFFFFF" w:sz="0"/>
+              <w:top w:val="none" w:sz="0" w:space="0" w:color="FFFFFF"/>
+              <w:left w:val="none" w:sz="0" w:space="0" w:color="FFFFFF"/>
+              <w:bottom w:val="none" w:sz="0" w:space="0" w:color="FFFFFF"/>
+              <w:right w:val="none" w:sz="0" w:space="0" w:color="FFFFFF"/>
             </w:tcBorders>
             <w:tcMar>
-              <w:top w:type="dxa" w:w="34"/>
-              <w:left w:type="dxa" w:w="0"/>
-              <w:bottom w:type="dxa" w:w="34"/>
-              <w:right w:type="dxa" w:w="80"/>
+              <w:top w:w="34" w:type="dxa"/>
+              <w:left w:w="0" w:type="dxa"/>
+              <w:bottom w:w="34" w:type="dxa"/>
+              <w:right w:w="80" w:type="dxa"/>
             </w:tcMar>
           </w:tcPr>
           <w:p>
             <w:r>
               <w:rPr>
-                <w:rFonts w:ascii="Arial" w:cs="Arial" w:eastAsia="Arial" w:hAnsi="Arial"/>
                 <w:b/>
                 <w:bCs/>
                 <w:sz w:val="19"/>
                 <w:szCs w:val="19"/>
               </w:rPr>
-              <w:t xml:space="preserve">IoT / Embedded</w:t>
+              <w:t>DevOps / Tools</w:t>
             </w:r>
           </w:p>
         </w:tc>
         <w:tc>
           <w:tcPr>
-            <w:tcW w:type="dxa" w:w="8046"/>
+            <w:tcW w:w="8046" w:type="dxa"/>
             <w:tcBorders>
-              <w:top w:val="none" w:color="FFFFFF" w:sz="0"/>
-              <w:left w:val="none" w:color="FFFFFF" w:sz="0"/>
-              <w:bottom w:val="none" w:color="FFFFFF" w:sz="0"/>
-              <w:right w:val="none" w:color="FFFFFF" w:sz="0"/>
+              <w:top w:val="none" w:sz="0" w:space="0" w:color="FFFFFF"/>
+              <w:left w:val="none" w:sz="0" w:space="0" w:color="FFFFFF"/>
+              <w:bottom w:val="none" w:sz="0" w:space="0" w:color="FFFFFF"/>
+              <w:right w:val="none" w:sz="0" w:space="0" w:color="FFFFFF"/>
             </w:tcBorders>
             <w:tcMar>
-              <w:top w:type="dxa" w:w="34"/>
-              <w:left w:type="dxa" w:w="0"/>
-              <w:bottom w:type="dxa" w:w="34"/>
-              <w:right w:type="dxa" w:w="0"/>
+              <w:top w:w="34" w:type="dxa"/>
+              <w:left w:w="0" w:type="dxa"/>
+              <w:bottom w:w="34" w:type="dxa"/>
+              <w:right w:w="0" w:type="dxa"/>
             </w:tcMar>
           </w:tcPr>
           <w:p>
             <w:r>
               <w:rPr>
-                <w:rFonts w:ascii="Arial" w:cs="Arial" w:eastAsia="Arial" w:hAnsi="Arial"/>
                 <w:sz w:val="19"/>
                 <w:szCs w:val="19"/>
               </w:rPr>
-              <w:t xml:space="preserve">ESP32 · STM32 · Raspberry Pi · Arduino · MQTT · C/C++</w:t>
-            </w:r>
-          </w:p>
-        </w:tc>
-      </w:tr>
-      <w:tr>
-        <w:tc>
-          <w:tcPr>
-            <w:tcW w:type="dxa" w:w="1900"/>
-            <w:tcBorders>
-              <w:top w:val="none" w:color="FFFFFF" w:sz="0"/>
-              <w:left w:val="none" w:color="FFFFFF" w:sz="0"/>
-              <w:bottom w:val="none" w:color="FFFFFF" w:sz="0"/>
-              <w:right w:val="none" w:color="FFFFFF" w:sz="0"/>
-            </w:tcBorders>
-            <w:tcMar>
-              <w:top w:type="dxa" w:w="34"/>
-              <w:left w:type="dxa" w:w="0"/>
-              <w:bottom w:type="dxa" w:w="34"/>
-              <w:right w:type="dxa" w:w="80"/>
-            </w:tcMar>
-          </w:tcPr>
-          <w:p>
-            <w:r>
-              <w:rPr>
-                <w:rFonts w:ascii="Arial" w:cs="Arial" w:eastAsia="Arial" w:hAnsi="Arial"/>
-                <w:b/>
-                <w:bCs/>
-                <w:sz w:val="19"/>
-                <w:szCs w:val="19"/>
-              </w:rPr>
-              <w:t xml:space="preserve">DevOps / Tools</w:t>
-            </w:r>
-          </w:p>
-        </w:tc>
-        <w:tc>
-          <w:tcPr>
-            <w:tcW w:type="dxa" w:w="8046"/>
-            <w:tcBorders>
-              <w:top w:val="none" w:color="FFFFFF" w:sz="0"/>
-              <w:left w:val="none" w:color="FFFFFF" w:sz="0"/>
-              <w:bottom w:val="none" w:color="FFFFFF" w:sz="0"/>
-              <w:right w:val="none" w:color="FFFFFF" w:sz="0"/>
-            </w:tcBorders>
-            <w:tcMar>
-              <w:top w:type="dxa" w:w="34"/>
-              <w:left w:type="dxa" w:w="0"/>
-              <w:bottom w:type="dxa" w:w="34"/>
-              <w:right w:type="dxa" w:w="0"/>
-            </w:tcMar>
-          </w:tcPr>
-          <w:p>
-            <w:r>
-              <w:rPr>
-                <w:rFonts w:ascii="Arial" w:cs="Arial" w:eastAsia="Arial" w:hAnsi="Arial"/>
-                <w:sz w:val="19"/>
-                <w:szCs w:val="19"/>
-              </w:rPr>
-              <w:t xml:space="preserve">Docker · Git · GitHub · GitLab · Jira · Figma</w:t>
+              <w:t>Docker · Git · GitHub · GitLab · Jira · Figma</w:t>
             </w:r>
           </w:p>
         </w:tc>
@@ -1232,7 +1148,7 @@
     <w:p>
       <w:pPr>
         <w:pBdr>
-          <w:bottom w:val="single" w:color="000000" w:sz="4" w:space="1"/>
+          <w:bottom w:val="single" w:sz="4" w:space="1" w:color="000000"/>
         </w:pBdr>
         <w:spacing w:before="60" w:after="60"/>
       </w:pPr>
@@ -1243,26 +1159,30 @@
       </w:pPr>
       <w:r>
         <w:rPr>
-          <w:rFonts w:ascii="Arial" w:cs="Arial" w:eastAsia="Arial" w:hAnsi="Arial"/>
           <w:b/>
           <w:bCs/>
           <w:sz w:val="21"/>
           <w:szCs w:val="21"/>
         </w:rPr>
-        <w:t xml:space="preserve">LANGUAGES</w:t>
+        <w:t>LANGUAGES</w:t>
       </w:r>
     </w:p>
     <w:tbl>
       <w:tblPr>
-        <w:tblW w:type="dxa" w:w="9946"/>
+        <w:tblW w:w="9946" w:type="dxa"/>
         <w:tblBorders>
-          <w:top w:val="single" w:color="auto" w:sz="4"/>
-          <w:left w:val="single" w:color="auto" w:sz="4"/>
-          <w:bottom w:val="single" w:color="auto" w:sz="4"/>
-          <w:right w:val="single" w:color="auto" w:sz="4"/>
-          <w:insideH w:val="single" w:color="auto" w:sz="4"/>
-          <w:insideV w:val="single" w:color="auto" w:sz="4"/>
+          <w:top w:val="single" w:sz="4" w:space="0" w:color="auto"/>
+          <w:left w:val="single" w:sz="4" w:space="0" w:color="auto"/>
+          <w:bottom w:val="single" w:sz="4" w:space="0" w:color="auto"/>
+          <w:right w:val="single" w:sz="4" w:space="0" w:color="auto"/>
+          <w:insideH w:val="single" w:sz="4" w:space="0" w:color="auto"/>
+          <w:insideV w:val="single" w:sz="4" w:space="0" w:color="auto"/>
         </w:tblBorders>
+        <w:tblCellMar>
+          <w:left w:w="10" w:type="dxa"/>
+          <w:right w:w="10" w:type="dxa"/>
+        </w:tblCellMar>
+        <w:tblLook w:val="0000" w:firstRow="0" w:lastRow="0" w:firstColumn="0" w:lastColumn="0" w:noHBand="0" w:noVBand="0"/>
       </w:tblPr>
       <w:tblGrid>
         <w:gridCol w:w="3315"/>
@@ -1270,145 +1190,110 @@
         <w:gridCol w:w="3316"/>
       </w:tblGrid>
       <w:tr>
+        <w:tblPrEx>
+          <w:tblCellMar>
+            <w:top w:w="0" w:type="dxa"/>
+            <w:bottom w:w="0" w:type="dxa"/>
+          </w:tblCellMar>
+        </w:tblPrEx>
         <w:tc>
           <w:tcPr>
-            <w:tcW w:type="dxa" w:w="3315"/>
+            <w:tcW w:w="3315" w:type="dxa"/>
             <w:tcBorders>
-              <w:top w:val="none" w:color="FFFFFF" w:sz="0"/>
-              <w:left w:val="none" w:color="FFFFFF" w:sz="0"/>
-              <w:bottom w:val="none" w:color="FFFFFF" w:sz="0"/>
-              <w:right w:val="none" w:color="FFFFFF" w:sz="0"/>
+              <w:top w:val="none" w:sz="0" w:space="0" w:color="FFFFFF"/>
+              <w:left w:val="none" w:sz="0" w:space="0" w:color="FFFFFF"/>
+              <w:bottom w:val="none" w:sz="0" w:space="0" w:color="FFFFFF"/>
+              <w:right w:val="none" w:sz="0" w:space="0" w:color="FFFFFF"/>
             </w:tcBorders>
             <w:tcMar>
-              <w:top w:type="dxa" w:w="36"/>
-              <w:left w:type="dxa" w:w="0"/>
-              <w:bottom w:type="dxa" w:w="36"/>
-              <w:right w:type="dxa" w:w="0"/>
+              <w:top w:w="36" w:type="dxa"/>
+              <w:left w:w="0" w:type="dxa"/>
+              <w:bottom w:w="36" w:type="dxa"/>
+              <w:right w:w="0" w:type="dxa"/>
             </w:tcMar>
           </w:tcPr>
           <w:p>
             <w:r>
               <w:rPr>
-                <w:rFonts w:ascii="Arial" w:cs="Arial" w:eastAsia="Arial" w:hAnsi="Arial"/>
                 <w:sz w:val="19"/>
                 <w:szCs w:val="19"/>
               </w:rPr>
-              <w:t xml:space="preserve">Arabic — Native</w:t>
+              <w:t>Arabic — Native</w:t>
             </w:r>
           </w:p>
         </w:tc>
         <w:tc>
           <w:tcPr>
-            <w:tcW w:type="dxa" w:w="3315"/>
+            <w:tcW w:w="3315" w:type="dxa"/>
             <w:tcBorders>
-              <w:top w:val="none" w:color="FFFFFF" w:sz="0"/>
-              <w:left w:val="none" w:color="FFFFFF" w:sz="0"/>
-              <w:bottom w:val="none" w:color="FFFFFF" w:sz="0"/>
-              <w:right w:val="none" w:color="FFFFFF" w:sz="0"/>
+              <w:top w:val="none" w:sz="0" w:space="0" w:color="FFFFFF"/>
+              <w:left w:val="none" w:sz="0" w:space="0" w:color="FFFFFF"/>
+              <w:bottom w:val="none" w:sz="0" w:space="0" w:color="FFFFFF"/>
+              <w:right w:val="none" w:sz="0" w:space="0" w:color="FFFFFF"/>
             </w:tcBorders>
             <w:tcMar>
-              <w:top w:type="dxa" w:w="36"/>
-              <w:left w:type="dxa" w:w="0"/>
-              <w:bottom w:type="dxa" w:w="36"/>
-              <w:right w:type="dxa" w:w="0"/>
+              <w:top w:w="36" w:type="dxa"/>
+              <w:left w:w="0" w:type="dxa"/>
+              <w:bottom w:w="36" w:type="dxa"/>
+              <w:right w:w="0" w:type="dxa"/>
             </w:tcMar>
           </w:tcPr>
           <w:p>
             <w:r>
               <w:rPr>
-                <w:rFonts w:ascii="Arial" w:cs="Arial" w:eastAsia="Arial" w:hAnsi="Arial"/>
                 <w:sz w:val="19"/>
                 <w:szCs w:val="19"/>
               </w:rPr>
-              <w:t xml:space="preserve">French — Professional proficiency</w:t>
+              <w:t>French — Professional proficiency</w:t>
             </w:r>
           </w:p>
         </w:tc>
         <w:tc>
           <w:tcPr>
-            <w:tcW w:type="dxa" w:w="3316"/>
+            <w:tcW w:w="3316" w:type="dxa"/>
             <w:tcBorders>
-              <w:top w:val="none" w:color="FFFFFF" w:sz="0"/>
-              <w:left w:val="none" w:color="FFFFFF" w:sz="0"/>
-              <w:bottom w:val="none" w:color="FFFFFF" w:sz="0"/>
-              <w:right w:val="none" w:color="FFFFFF" w:sz="0"/>
+              <w:top w:val="none" w:sz="0" w:space="0" w:color="FFFFFF"/>
+              <w:left w:val="none" w:sz="0" w:space="0" w:color="FFFFFF"/>
+              <w:bottom w:val="none" w:sz="0" w:space="0" w:color="FFFFFF"/>
+              <w:right w:val="none" w:sz="0" w:space="0" w:color="FFFFFF"/>
             </w:tcBorders>
             <w:tcMar>
-              <w:top w:type="dxa" w:w="36"/>
-              <w:left w:type="dxa" w:w="0"/>
-              <w:bottom w:type="dxa" w:w="36"/>
-              <w:right w:type="dxa" w:w="0"/>
+              <w:top w:w="36" w:type="dxa"/>
+              <w:left w:w="0" w:type="dxa"/>
+              <w:bottom w:w="36" w:type="dxa"/>
+              <w:right w:w="0" w:type="dxa"/>
             </w:tcMar>
           </w:tcPr>
           <w:p>
             <w:r>
               <w:rPr>
-                <w:rFonts w:ascii="Arial" w:cs="Arial" w:eastAsia="Arial" w:hAnsi="Arial"/>
                 <w:sz w:val="19"/>
                 <w:szCs w:val="19"/>
               </w:rPr>
-              <w:t xml:space="preserve">English — Professional proficiency</w:t>
+              <w:t>English — Professional proficiency</w:t>
             </w:r>
           </w:p>
         </w:tc>
       </w:tr>
     </w:tbl>
+    <w:p/>
     <w:sectPr>
-      <w:pgSz w:w="11906" w:h="16838" w:orient="portrait"/>
+      <w:pgSz w:w="11906" w:h="16838"/>
       <w:pgMar w:top="860" w:right="980" w:bottom="860" w:left="980" w:header="708" w:footer="708" w:gutter="0"/>
-      <w:pgNumType/>
+      <w:cols w:space="720"/>
       <w:docGrid w:linePitch="360"/>
     </w:sectPr>
   </w:body>
 </w:document>
 </file>
 
-<file path=word/comments.xml><?xml version="1.0" encoding="utf-8"?>
-<w:comments xmlns:cx="http://schemas.microsoft.com/office/drawing/2014/chartex" xmlns:cx1="http://schemas.microsoft.com/office/drawing/2015/9/8/chartex" xmlns:cx2="http://schemas.microsoft.com/office/drawing/2015/10/21/chartex" xmlns:cx3="http://schemas.microsoft.com/office/drawing/2016/5/9/chartex" xmlns:cx4="http://schemas.microsoft.com/office/drawing/2016/5/10/chartex" xmlns:cx5="http://schemas.microsoft.com/office/drawing/2016/5/11/chartex" xmlns:cx6="http://schemas.microsoft.com/office/drawing/2016/5/12/chartex" xmlns:cx7="http://schemas.microsoft.com/office/drawing/2016/5/13/chartex" xmlns:cx8="http://schemas.microsoft.com/office/drawing/2016/5/14/chartex" xmlns:mc="http://schemas.openxmlformats.org/markup-compatibility/2006" xmlns:aink="http://schemas.microsoft.com/office/drawing/2016/ink" xmlns:am3d="http://schemas.microsoft.com/office/drawing/2017/model3d" xmlns:o="urn:schemas-microsoft-com:office:office" xmlns:r="http://schemas.openxmlformats.org/officeDocument/2006/relationships" xmlns:m="http://schemas.openxmlformats.org/officeDocument/2006/math" xmlns:v="urn:schemas-microsoft-com:vml" xmlns:wp14="http://schemas.microsoft.com/office/word/2010/wordprocessingDrawing" xmlns:wp="http://schemas.openxmlformats.org/drawingml/2006/wordprocessingDrawing" xmlns:w10="urn:schemas-microsoft-com:office:word" xmlns:w="http://schemas.openxmlformats.org/wordprocessingml/2006/main" xmlns:w14="http://schemas.microsoft.com/office/word/2010/wordml" xmlns:w15="http://schemas.microsoft.com/office/word/2012/wordml" xmlns:w16cex="http://schemas.microsoft.com/office/word/2018/wordml/cex" xmlns:w16cid="http://schemas.microsoft.com/office/word/2016/wordml/cid" xmlns:w16="http://schemas.microsoft.com/office/word/2018/wordml" xmlns:w16sdtdh="http://schemas.microsoft.com/office/word/2020/wordml/sdtdatahash" xmlns:w16se="http://schemas.microsoft.com/office/word/2015/wordml/symex" xmlns:wpg="http://schemas.microsoft.com/office/word/2010/wordprocessingGroup" xmlns:wpi="http://schemas.microsoft.com/office/word/2010/wordprocessingInk" xmlns:wne="http://schemas.microsoft.com/office/word/2006/wordml" xmlns:wps="http://schemas.microsoft.com/office/word/2010/wordprocessingShape"/>
-</file>
-
-<file path=word/footnotes.xml><?xml version="1.0" encoding="utf-8"?>
-<w:footnotes xmlns:wpc="http://schemas.microsoft.com/office/word/2010/wordprocessingCanvas" xmlns:mc="http://schemas.openxmlformats.org/markup-compatibility/2006" xmlns:o="urn:schemas-microsoft-com:office:office" xmlns:r="http://schemas.openxmlformats.org/officeDocument/2006/relationships" xmlns:m="http://schemas.openxmlformats.org/officeDocument/2006/math" xmlns:v="urn:schemas-microsoft-com:vml" xmlns:wp14="http://schemas.microsoft.com/office/word/2010/wordprocessingDrawing" xmlns:wp="http://schemas.openxmlformats.org/drawingml/2006/wordprocessingDrawing" xmlns:w10="urn:schemas-microsoft-com:office:word" xmlns:w="http://schemas.openxmlformats.org/wordprocessingml/2006/main" xmlns:w14="http://schemas.microsoft.com/office/word/2010/wordml" xmlns:w15="http://schemas.microsoft.com/office/word/2012/wordml" xmlns:wpg="http://schemas.microsoft.com/office/word/2010/wordprocessingGroup" xmlns:wpi="http://schemas.microsoft.com/office/word/2010/wordprocessingInk" xmlns:wne="http://schemas.microsoft.com/office/word/2006/wordml" xmlns:wps="http://schemas.microsoft.com/office/word/2010/wordprocessingShape" mc:Ignorable="w14 w15 wp14">
-  <w:footnote w:type="separator" w:id="-1">
-    <w:p>
-      <w:pPr>
-        <w:spacing w:after="0" w:line="240" w:lineRule="auto"/>
-      </w:pPr>
-      <w:r>
-        <w:rPr>
-          <w:rStyle w:val="FootnoteReference"/>
-        </w:rPr>
-        <w:footnoteRef/>
-      </w:r>
-      <w:r>
-        <w:separator/>
-      </w:r>
-    </w:p>
-  </w:footnote>
-  <w:footnote w:type="continuationSeparator" w:id="0">
-    <w:p>
-      <w:pPr>
-        <w:spacing w:after="0" w:line="240" w:lineRule="auto"/>
-      </w:pPr>
-      <w:r>
-        <w:rPr>
-          <w:rStyle w:val="FootnoteReference"/>
-        </w:rPr>
-        <w:footnoteRef/>
-      </w:r>
-      <w:r>
-        <w:continuationSeparator/>
-      </w:r>
-    </w:p>
-  </w:footnote>
-</w:footnotes>
-</file>
-
 <file path=word/numbering.xml><?xml version="1.0" encoding="utf-8"?>
-<w:numbering xmlns:wpc="http://schemas.microsoft.com/office/word/2010/wordprocessingCanvas" xmlns:mc="http://schemas.openxmlformats.org/markup-compatibility/2006" xmlns:o="urn:schemas-microsoft-com:office:office" xmlns:r="http://schemas.openxmlformats.org/officeDocument/2006/relationships" xmlns:m="http://schemas.openxmlformats.org/officeDocument/2006/math" xmlns:v="urn:schemas-microsoft-com:vml" xmlns:wp14="http://schemas.microsoft.com/office/word/2010/wordprocessingDrawing" xmlns:wp="http://schemas.openxmlformats.org/drawingml/2006/wordprocessingDrawing" xmlns:w10="urn:schemas-microsoft-com:office:word" xmlns:w="http://schemas.openxmlformats.org/wordprocessingml/2006/main" xmlns:w14="http://schemas.microsoft.com/office/word/2010/wordml" xmlns:w15="http://schemas.microsoft.com/office/word/2012/wordml" xmlns:wpg="http://schemas.microsoft.com/office/word/2010/wordprocessingGroup" xmlns:wpi="http://schemas.microsoft.com/office/word/2010/wordprocessingInk" xmlns:wne="http://schemas.microsoft.com/office/word/2006/wordml" xmlns:wps="http://schemas.microsoft.com/office/word/2010/wordprocessingShape" mc:Ignorable="w14 w15 wp14">
-  <w:abstractNum w:abstractNumId="1" w15:restartNumberingAfterBreak="0">
+<w:numbering xmlns:wpc="http://schemas.microsoft.com/office/word/2010/wordprocessingCanvas" xmlns:cx="http://schemas.microsoft.com/office/drawing/2014/chartex" xmlns:cx1="http://schemas.microsoft.com/office/drawing/2015/9/8/chartex" xmlns:cx2="http://schemas.microsoft.com/office/drawing/2015/10/21/chartex" xmlns:cx3="http://schemas.microsoft.com/office/drawing/2016/5/9/chartex" xmlns:cx4="http://schemas.microsoft.com/office/drawing/2016/5/10/chartex" xmlns:cx5="http://schemas.microsoft.com/office/drawing/2016/5/11/chartex" xmlns:cx6="http://schemas.microsoft.com/office/drawing/2016/5/12/chartex" xmlns:cx7="http://schemas.microsoft.com/office/drawing/2016/5/13/chartex" xmlns:cx8="http://schemas.microsoft.com/office/drawing/2016/5/14/chartex" xmlns:mc="http://schemas.openxmlformats.org/markup-compatibility/2006" xmlns:aink="http://schemas.microsoft.com/office/drawing/2016/ink" xmlns:am3d="http://schemas.microsoft.com/office/drawing/2017/model3d" xmlns:o="urn:schemas-microsoft-com:office:office" xmlns:oel="http://schemas.microsoft.com/office/2019/extlst" xmlns:r="http://schemas.openxmlformats.org/officeDocument/2006/relationships" xmlns:m="http://schemas.openxmlformats.org/officeDocument/2006/math" xmlns:v="urn:schemas-microsoft-com:vml" xmlns:wp14="http://schemas.microsoft.com/office/word/2010/wordprocessingDrawing" xmlns:wp="http://schemas.openxmlformats.org/drawingml/2006/wordprocessingDrawing" xmlns:w10="urn:schemas-microsoft-com:office:word" xmlns:w="http://schemas.openxmlformats.org/wordprocessingml/2006/main" xmlns:w14="http://schemas.microsoft.com/office/word/2010/wordml" xmlns:w15="http://schemas.microsoft.com/office/word/2012/wordml" xmlns:w16cex="http://schemas.microsoft.com/office/word/2018/wordml/cex" xmlns:w16cid="http://schemas.microsoft.com/office/word/2016/wordml/cid" xmlns:w16="http://schemas.microsoft.com/office/word/2018/wordml" xmlns:w16sdtdh="http://schemas.microsoft.com/office/word/2020/wordml/sdtdatahash" xmlns:w16se="http://schemas.microsoft.com/office/word/2015/wordml/symex" xmlns:wpg="http://schemas.microsoft.com/office/word/2010/wordprocessingGroup" xmlns:wpi="http://schemas.microsoft.com/office/word/2010/wordprocessingInk" xmlns:wne="http://schemas.microsoft.com/office/word/2006/wordml" xmlns:wps="http://schemas.microsoft.com/office/word/2010/wordprocessingShape" mc:Ignorable="w14 w15 w16se w16cid w16 w16cex w16sdtdh wp14">
+  <w:abstractNum w:abstractNumId="0" w15:restartNumberingAfterBreak="0">
+    <w:nsid w:val="1D807A7A"/>
     <w:multiLevelType w:val="hybridMultilevel"/>
-    <w:lvl w:ilvl="0" w15:tentative="1">
+    <w:tmpl w:val="008AFEB0"/>
+    <w:lvl w:ilvl="0" w:tplc="6E7E621E">
       <w:start w:val="1"/>
       <w:numFmt w:val="bullet"/>
       <w:lvlText w:val="●"/>
@@ -1417,7 +1302,7 @@
         <w:ind w:left="720" w:hanging="360"/>
       </w:pPr>
     </w:lvl>
-    <w:lvl w:ilvl="1" w15:tentative="1">
+    <w:lvl w:ilvl="1" w:tplc="9354A06A">
       <w:start w:val="1"/>
       <w:numFmt w:val="bullet"/>
       <w:lvlText w:val="○"/>
@@ -1426,7 +1311,7 @@
         <w:ind w:left="1440" w:hanging="360"/>
       </w:pPr>
     </w:lvl>
-    <w:lvl w:ilvl="2" w15:tentative="1">
+    <w:lvl w:ilvl="2" w:tplc="84320474">
       <w:start w:val="1"/>
       <w:numFmt w:val="bullet"/>
       <w:lvlText w:val="■"/>
@@ -1435,7 +1320,7 @@
         <w:ind w:left="2160" w:hanging="360"/>
       </w:pPr>
     </w:lvl>
-    <w:lvl w:ilvl="3" w15:tentative="1">
+    <w:lvl w:ilvl="3" w:tplc="3ED27F98">
       <w:start w:val="1"/>
       <w:numFmt w:val="bullet"/>
       <w:lvlText w:val="●"/>
@@ -1444,7 +1329,7 @@
         <w:ind w:left="2880" w:hanging="360"/>
       </w:pPr>
     </w:lvl>
-    <w:lvl w:ilvl="4" w15:tentative="1">
+    <w:lvl w:ilvl="4" w:tplc="56349048">
       <w:start w:val="1"/>
       <w:numFmt w:val="bullet"/>
       <w:lvlText w:val="○"/>
@@ -1453,7 +1338,7 @@
         <w:ind w:left="3600" w:hanging="360"/>
       </w:pPr>
     </w:lvl>
-    <w:lvl w:ilvl="5" w15:tentative="1">
+    <w:lvl w:ilvl="5" w:tplc="910AB33A">
       <w:start w:val="1"/>
       <w:numFmt w:val="bullet"/>
       <w:lvlText w:val="■"/>
@@ -1462,7 +1347,7 @@
         <w:ind w:left="4320" w:hanging="360"/>
       </w:pPr>
     </w:lvl>
-    <w:lvl w:ilvl="6" w15:tentative="1">
+    <w:lvl w:ilvl="6" w:tplc="2F4CED62">
       <w:start w:val="1"/>
       <w:numFmt w:val="bullet"/>
       <w:lvlText w:val="●"/>
@@ -1471,7 +1356,7 @@
         <w:ind w:left="5040" w:hanging="360"/>
       </w:pPr>
     </w:lvl>
-    <w:lvl w:ilvl="7" w15:tentative="1">
+    <w:lvl w:ilvl="7" w:tplc="4C44259E">
       <w:start w:val="1"/>
       <w:numFmt w:val="bullet"/>
       <w:lvlText w:val="●"/>
@@ -1480,7 +1365,7 @@
         <w:ind w:left="5760" w:hanging="360"/>
       </w:pPr>
     </w:lvl>
-    <w:lvl w:ilvl="8" w15:tentative="1">
+    <w:lvl w:ilvl="8" w:tplc="863E9E86">
       <w:start w:val="1"/>
       <w:numFmt w:val="bullet"/>
       <w:lvlText w:val="●"/>
@@ -1490,9 +1375,11 @@
       </w:pPr>
     </w:lvl>
   </w:abstractNum>
-  <w:abstractNum w:abstractNumId="2" w15:restartNumberingAfterBreak="0">
+  <w:abstractNum w:abstractNumId="1" w15:restartNumberingAfterBreak="0">
+    <w:nsid w:val="38427FF4"/>
     <w:multiLevelType w:val="hybridMultilevel"/>
-    <w:lvl w:ilvl="0" w15:tentative="1">
+    <w:tmpl w:val="FBD8357C"/>
+    <w:lvl w:ilvl="0" w:tplc="5268F938">
       <w:start w:val="1"/>
       <w:numFmt w:val="bullet"/>
       <w:lvlText w:val="–"/>
@@ -1501,14 +1388,54 @@
         <w:ind w:left="420" w:hanging="250"/>
       </w:pPr>
       <w:rPr>
-        <w:rFonts w:ascii="Arial" w:cs="Arial" w:eastAsia="Arial" w:hAnsi="Arial"/>
+        <w:rFonts w:ascii="Arial" w:eastAsia="Arial" w:hAnsi="Arial" w:cs="Arial"/>
         <w:sz w:val="20"/>
         <w:szCs w:val="20"/>
       </w:rPr>
     </w:lvl>
+    <w:lvl w:ilvl="1" w:tplc="5C56D058">
+      <w:numFmt w:val="decimal"/>
+      <w:lvlText w:val=""/>
+      <w:lvlJc w:val="left"/>
+    </w:lvl>
+    <w:lvl w:ilvl="2" w:tplc="3D6A9DE2">
+      <w:numFmt w:val="decimal"/>
+      <w:lvlText w:val=""/>
+      <w:lvlJc w:val="left"/>
+    </w:lvl>
+    <w:lvl w:ilvl="3" w:tplc="73564F28">
+      <w:numFmt w:val="decimal"/>
+      <w:lvlText w:val=""/>
+      <w:lvlJc w:val="left"/>
+    </w:lvl>
+    <w:lvl w:ilvl="4" w:tplc="3F9A4926">
+      <w:numFmt w:val="decimal"/>
+      <w:lvlText w:val=""/>
+      <w:lvlJc w:val="left"/>
+    </w:lvl>
+    <w:lvl w:ilvl="5" w:tplc="C5002526">
+      <w:numFmt w:val="decimal"/>
+      <w:lvlText w:val=""/>
+      <w:lvlJc w:val="left"/>
+    </w:lvl>
+    <w:lvl w:ilvl="6" w:tplc="9632A1B0">
+      <w:numFmt w:val="decimal"/>
+      <w:lvlText w:val=""/>
+      <w:lvlJc w:val="left"/>
+    </w:lvl>
+    <w:lvl w:ilvl="7" w:tplc="63704EB4">
+      <w:numFmt w:val="decimal"/>
+      <w:lvlText w:val=""/>
+      <w:lvlJc w:val="left"/>
+    </w:lvl>
+    <w:lvl w:ilvl="8" w:tplc="AD5E91A8">
+      <w:numFmt w:val="decimal"/>
+      <w:lvlText w:val=""/>
+      <w:lvlJc w:val="left"/>
+    </w:lvl>
   </w:abstractNum>
-  <w:num w:numId="1">
-    <w:abstractNumId w:val="1"/>
+  <w:num w:numId="1" w16cid:durableId="459346396">
+    <w:abstractNumId w:val="0"/>
     <w:lvlOverride w:ilvl="0">
       <w:startOverride w:val="1"/>
     </w:lvlOverride>
@@ -1517,33 +1444,406 @@
 </file>
 
 <file path=word/styles.xml><?xml version="1.0" encoding="utf-8"?>
-<w:styles xmlns:mc="http://schemas.openxmlformats.org/markup-compatibility/2006" xmlns:r="http://schemas.openxmlformats.org/officeDocument/2006/relationships" xmlns:w="http://schemas.openxmlformats.org/wordprocessingml/2006/main" xmlns:w14="http://schemas.microsoft.com/office/word/2010/wordml" xmlns:w15="http://schemas.microsoft.com/office/word/2012/wordml" mc:Ignorable="w14 w15">
+<w:styles xmlns:mc="http://schemas.openxmlformats.org/markup-compatibility/2006" xmlns:r="http://schemas.openxmlformats.org/officeDocument/2006/relationships" xmlns:w="http://schemas.openxmlformats.org/wordprocessingml/2006/main" xmlns:w14="http://schemas.microsoft.com/office/word/2010/wordml" xmlns:w15="http://schemas.microsoft.com/office/word/2012/wordml" xmlns:w16cex="http://schemas.microsoft.com/office/word/2018/wordml/cex" xmlns:w16cid="http://schemas.microsoft.com/office/word/2016/wordml/cid" xmlns:w16="http://schemas.microsoft.com/office/word/2018/wordml" xmlns:w16sdtdh="http://schemas.microsoft.com/office/word/2020/wordml/sdtdatahash" xmlns:w16se="http://schemas.microsoft.com/office/word/2015/wordml/symex" mc:Ignorable="w14 w15 w16se w16cid w16 w16cex w16sdtdh">
   <w:docDefaults>
     <w:rPrDefault>
       <w:rPr>
-        <w:rFonts w:ascii="Arial" w:cs="Arial" w:eastAsia="Arial" w:hAnsi="Arial"/>
+        <w:rFonts w:ascii="Arial" w:eastAsia="Arial" w:hAnsi="Arial" w:cs="Arial"/>
         <w:color w:val="000000"/>
-        <w:sz w:val="20"/>
-        <w:szCs w:val="20"/>
+        <w:lang w:val="en-GB" w:eastAsia="en-GB" w:bidi="ar-SA"/>
       </w:rPr>
     </w:rPrDefault>
     <w:pPrDefault/>
   </w:docDefaults>
-  <w:style w:type="paragraph" w:styleId="Title">
-    <w:name w:val="Title"/>
-    <w:basedOn w:val="Normal"/>
-    <w:next w:val="Normal"/>
+  <w:latentStyles w:defLockedState="0" w:defUIPriority="99" w:defSemiHidden="0" w:defUnhideWhenUsed="0" w:defQFormat="0" w:count="376">
+    <w:lsdException w:name="Normal" w:uiPriority="0" w:qFormat="1"/>
+    <w:lsdException w:name="heading 1" w:uiPriority="9" w:qFormat="1"/>
+    <w:lsdException w:name="heading 2" w:semiHidden="1" w:uiPriority="9" w:unhideWhenUsed="1" w:qFormat="1"/>
+    <w:lsdException w:name="heading 3" w:semiHidden="1" w:uiPriority="9" w:unhideWhenUsed="1" w:qFormat="1"/>
+    <w:lsdException w:name="heading 4" w:semiHidden="1" w:uiPriority="9" w:unhideWhenUsed="1" w:qFormat="1"/>
+    <w:lsdException w:name="heading 5" w:semiHidden="1" w:uiPriority="9" w:unhideWhenUsed="1" w:qFormat="1"/>
+    <w:lsdException w:name="heading 6" w:semiHidden="1" w:uiPriority="9" w:unhideWhenUsed="1" w:qFormat="1"/>
+    <w:lsdException w:name="heading 7" w:semiHidden="1" w:uiPriority="9" w:unhideWhenUsed="1" w:qFormat="1"/>
+    <w:lsdException w:name="heading 8" w:semiHidden="1" w:uiPriority="9" w:unhideWhenUsed="1" w:qFormat="1"/>
+    <w:lsdException w:name="heading 9" w:semiHidden="1" w:uiPriority="9" w:unhideWhenUsed="1" w:qFormat="1"/>
+    <w:lsdException w:name="index 1" w:semiHidden="1" w:unhideWhenUsed="1"/>
+    <w:lsdException w:name="index 2" w:semiHidden="1" w:unhideWhenUsed="1"/>
+    <w:lsdException w:name="index 3" w:semiHidden="1" w:unhideWhenUsed="1"/>
+    <w:lsdException w:name="index 4" w:semiHidden="1" w:unhideWhenUsed="1"/>
+    <w:lsdException w:name="index 5" w:semiHidden="1" w:unhideWhenUsed="1"/>
+    <w:lsdException w:name="index 6" w:semiHidden="1" w:unhideWhenUsed="1"/>
+    <w:lsdException w:name="index 7" w:semiHidden="1" w:unhideWhenUsed="1"/>
+    <w:lsdException w:name="index 8" w:semiHidden="1" w:unhideWhenUsed="1"/>
+    <w:lsdException w:name="index 9" w:semiHidden="1" w:unhideWhenUsed="1"/>
+    <w:lsdException w:name="toc 1" w:semiHidden="1" w:uiPriority="39" w:unhideWhenUsed="1"/>
+    <w:lsdException w:name="toc 2" w:semiHidden="1" w:uiPriority="39" w:unhideWhenUsed="1"/>
+    <w:lsdException w:name="toc 3" w:semiHidden="1" w:uiPriority="39" w:unhideWhenUsed="1"/>
+    <w:lsdException w:name="toc 4" w:semiHidden="1" w:uiPriority="39" w:unhideWhenUsed="1"/>
+    <w:lsdException w:name="toc 5" w:semiHidden="1" w:uiPriority="39" w:unhideWhenUsed="1"/>
+    <w:lsdException w:name="toc 6" w:semiHidden="1" w:uiPriority="39" w:unhideWhenUsed="1"/>
+    <w:lsdException w:name="toc 7" w:semiHidden="1" w:uiPriority="39" w:unhideWhenUsed="1"/>
+    <w:lsdException w:name="toc 8" w:semiHidden="1" w:uiPriority="39" w:unhideWhenUsed="1"/>
+    <w:lsdException w:name="toc 9" w:semiHidden="1" w:uiPriority="39" w:unhideWhenUsed="1"/>
+    <w:lsdException w:name="Normal Indent" w:semiHidden="1" w:unhideWhenUsed="1"/>
+    <w:lsdException w:name="footnote text" w:semiHidden="1" w:unhideWhenUsed="1"/>
+    <w:lsdException w:name="annotation text" w:semiHidden="1" w:unhideWhenUsed="1"/>
+    <w:lsdException w:name="header" w:semiHidden="1" w:unhideWhenUsed="1"/>
+    <w:lsdException w:name="footer" w:semiHidden="1" w:unhideWhenUsed="1"/>
+    <w:lsdException w:name="index heading" w:semiHidden="1" w:unhideWhenUsed="1"/>
+    <w:lsdException w:name="caption" w:semiHidden="1" w:uiPriority="35" w:unhideWhenUsed="1" w:qFormat="1"/>
+    <w:lsdException w:name="table of figures" w:semiHidden="1" w:unhideWhenUsed="1"/>
+    <w:lsdException w:name="envelope address" w:semiHidden="1" w:unhideWhenUsed="1"/>
+    <w:lsdException w:name="envelope return" w:semiHidden="1" w:unhideWhenUsed="1"/>
+    <w:lsdException w:name="footnote reference" w:semiHidden="1" w:unhideWhenUsed="1"/>
+    <w:lsdException w:name="annotation reference" w:semiHidden="1" w:unhideWhenUsed="1"/>
+    <w:lsdException w:name="line number" w:semiHidden="1" w:unhideWhenUsed="1"/>
+    <w:lsdException w:name="page number" w:semiHidden="1" w:unhideWhenUsed="1"/>
+    <w:lsdException w:name="endnote reference" w:semiHidden="1" w:unhideWhenUsed="1"/>
+    <w:lsdException w:name="endnote text" w:semiHidden="1" w:unhideWhenUsed="1"/>
+    <w:lsdException w:name="table of authorities" w:semiHidden="1" w:unhideWhenUsed="1"/>
+    <w:lsdException w:name="macro" w:semiHidden="1" w:unhideWhenUsed="1"/>
+    <w:lsdException w:name="toa heading" w:semiHidden="1" w:unhideWhenUsed="1"/>
+    <w:lsdException w:name="List" w:semiHidden="1" w:unhideWhenUsed="1"/>
+    <w:lsdException w:name="List Bullet" w:semiHidden="1" w:unhideWhenUsed="1"/>
+    <w:lsdException w:name="List Number" w:semiHidden="1" w:unhideWhenUsed="1"/>
+    <w:lsdException w:name="List 2" w:semiHidden="1" w:unhideWhenUsed="1"/>
+    <w:lsdException w:name="List 3" w:semiHidden="1" w:unhideWhenUsed="1"/>
+    <w:lsdException w:name="List 4" w:semiHidden="1" w:unhideWhenUsed="1"/>
+    <w:lsdException w:name="List 5" w:semiHidden="1" w:unhideWhenUsed="1"/>
+    <w:lsdException w:name="List Bullet 2" w:semiHidden="1" w:unhideWhenUsed="1"/>
+    <w:lsdException w:name="List Bullet 3" w:semiHidden="1" w:unhideWhenUsed="1"/>
+    <w:lsdException w:name="List Bullet 4" w:semiHidden="1" w:unhideWhenUsed="1"/>
+    <w:lsdException w:name="List Bullet 5" w:semiHidden="1" w:unhideWhenUsed="1"/>
+    <w:lsdException w:name="List Number 2" w:semiHidden="1" w:unhideWhenUsed="1"/>
+    <w:lsdException w:name="List Number 3" w:semiHidden="1" w:unhideWhenUsed="1"/>
+    <w:lsdException w:name="List Number 4" w:semiHidden="1" w:unhideWhenUsed="1"/>
+    <w:lsdException w:name="List Number 5" w:semiHidden="1" w:unhideWhenUsed="1"/>
+    <w:lsdException w:name="Title" w:uiPriority="10" w:qFormat="1"/>
+    <w:lsdException w:name="Closing" w:semiHidden="1" w:unhideWhenUsed="1"/>
+    <w:lsdException w:name="Signature" w:semiHidden="1" w:unhideWhenUsed="1"/>
+    <w:lsdException w:name="Default Paragraph Font" w:semiHidden="1" w:uiPriority="1" w:unhideWhenUsed="1"/>
+    <w:lsdException w:name="Body Text" w:semiHidden="1" w:unhideWhenUsed="1"/>
+    <w:lsdException w:name="Body Text Indent" w:semiHidden="1" w:unhideWhenUsed="1"/>
+    <w:lsdException w:name="List Continue" w:semiHidden="1" w:unhideWhenUsed="1"/>
+    <w:lsdException w:name="List Continue 2" w:semiHidden="1" w:unhideWhenUsed="1"/>
+    <w:lsdException w:name="List Continue 3" w:semiHidden="1" w:unhideWhenUsed="1"/>
+    <w:lsdException w:name="List Continue 4" w:semiHidden="1" w:unhideWhenUsed="1"/>
+    <w:lsdException w:name="List Continue 5" w:semiHidden="1" w:unhideWhenUsed="1"/>
+    <w:lsdException w:name="Message Header" w:semiHidden="1" w:unhideWhenUsed="1"/>
+    <w:lsdException w:name="Subtitle" w:uiPriority="11" w:qFormat="1"/>
+    <w:lsdException w:name="Salutation" w:semiHidden="1" w:unhideWhenUsed="1"/>
+    <w:lsdException w:name="Date" w:semiHidden="1" w:unhideWhenUsed="1"/>
+    <w:lsdException w:name="Body Text First Indent" w:semiHidden="1" w:unhideWhenUsed="1"/>
+    <w:lsdException w:name="Body Text First Indent 2" w:semiHidden="1" w:unhideWhenUsed="1"/>
+    <w:lsdException w:name="Note Heading" w:semiHidden="1" w:unhideWhenUsed="1"/>
+    <w:lsdException w:name="Body Text 2" w:semiHidden="1" w:unhideWhenUsed="1"/>
+    <w:lsdException w:name="Body Text 3" w:semiHidden="1" w:unhideWhenUsed="1"/>
+    <w:lsdException w:name="Body Text Indent 2" w:semiHidden="1" w:unhideWhenUsed="1"/>
+    <w:lsdException w:name="Body Text Indent 3" w:semiHidden="1" w:unhideWhenUsed="1"/>
+    <w:lsdException w:name="Block Text" w:semiHidden="1" w:unhideWhenUsed="1"/>
+    <w:lsdException w:name="Hyperlink" w:semiHidden="1" w:unhideWhenUsed="1"/>
+    <w:lsdException w:name="FollowedHyperlink" w:semiHidden="1" w:unhideWhenUsed="1"/>
+    <w:lsdException w:name="Strong" w:uiPriority="22" w:qFormat="1"/>
+    <w:lsdException w:name="Emphasis" w:uiPriority="20" w:qFormat="1"/>
+    <w:lsdException w:name="Document Map" w:semiHidden="1" w:unhideWhenUsed="1"/>
+    <w:lsdException w:name="Plain Text" w:semiHidden="1" w:unhideWhenUsed="1"/>
+    <w:lsdException w:name="E-mail Signature" w:semiHidden="1" w:unhideWhenUsed="1"/>
+    <w:lsdException w:name="HTML Top of Form" w:semiHidden="1" w:unhideWhenUsed="1"/>
+    <w:lsdException w:name="HTML Bottom of Form" w:semiHidden="1" w:unhideWhenUsed="1"/>
+    <w:lsdException w:name="Normal (Web)" w:semiHidden="1" w:unhideWhenUsed="1"/>
+    <w:lsdException w:name="HTML Acronym" w:semiHidden="1" w:unhideWhenUsed="1"/>
+    <w:lsdException w:name="HTML Address" w:semiHidden="1" w:unhideWhenUsed="1"/>
+    <w:lsdException w:name="HTML Cite" w:semiHidden="1" w:unhideWhenUsed="1"/>
+    <w:lsdException w:name="HTML Code" w:semiHidden="1" w:unhideWhenUsed="1"/>
+    <w:lsdException w:name="HTML Definition" w:semiHidden="1" w:unhideWhenUsed="1"/>
+    <w:lsdException w:name="HTML Keyboard" w:semiHidden="1" w:unhideWhenUsed="1"/>
+    <w:lsdException w:name="HTML Preformatted" w:semiHidden="1" w:unhideWhenUsed="1"/>
+    <w:lsdException w:name="HTML Sample" w:semiHidden="1" w:unhideWhenUsed="1"/>
+    <w:lsdException w:name="HTML Typewriter" w:semiHidden="1" w:unhideWhenUsed="1"/>
+    <w:lsdException w:name="HTML Variable" w:semiHidden="1" w:unhideWhenUsed="1"/>
+    <w:lsdException w:name="Normal Table" w:semiHidden="1" w:unhideWhenUsed="1"/>
+    <w:lsdException w:name="annotation subject" w:semiHidden="1" w:unhideWhenUsed="1"/>
+    <w:lsdException w:name="No List" w:semiHidden="1" w:unhideWhenUsed="1"/>
+    <w:lsdException w:name="Outline List 1" w:semiHidden="1" w:unhideWhenUsed="1"/>
+    <w:lsdException w:name="Outline List 2" w:semiHidden="1" w:unhideWhenUsed="1"/>
+    <w:lsdException w:name="Outline List 3" w:semiHidden="1" w:unhideWhenUsed="1"/>
+    <w:lsdException w:name="Table Simple 1" w:semiHidden="1" w:unhideWhenUsed="1"/>
+    <w:lsdException w:name="Table Simple 2" w:semiHidden="1" w:unhideWhenUsed="1"/>
+    <w:lsdException w:name="Table Simple 3" w:semiHidden="1" w:unhideWhenUsed="1"/>
+    <w:lsdException w:name="Table Classic 1" w:semiHidden="1" w:unhideWhenUsed="1"/>
+    <w:lsdException w:name="Table Classic 2" w:semiHidden="1" w:unhideWhenUsed="1"/>
+    <w:lsdException w:name="Table Classic 3" w:semiHidden="1" w:unhideWhenUsed="1"/>
+    <w:lsdException w:name="Table Classic 4" w:semiHidden="1" w:unhideWhenUsed="1"/>
+    <w:lsdException w:name="Table Colorful 1" w:semiHidden="1" w:unhideWhenUsed="1"/>
+    <w:lsdException w:name="Table Colorful 2" w:semiHidden="1" w:unhideWhenUsed="1"/>
+    <w:lsdException w:name="Table Colorful 3" w:semiHidden="1" w:unhideWhenUsed="1"/>
+    <w:lsdException w:name="Table Columns 1" w:semiHidden="1" w:unhideWhenUsed="1"/>
+    <w:lsdException w:name="Table Columns 2" w:semiHidden="1" w:unhideWhenUsed="1"/>
+    <w:lsdException w:name="Table Columns 3" w:semiHidden="1" w:unhideWhenUsed="1"/>
+    <w:lsdException w:name="Table Columns 4" w:semiHidden="1" w:unhideWhenUsed="1"/>
+    <w:lsdException w:name="Table Columns 5" w:semiHidden="1" w:unhideWhenUsed="1"/>
+    <w:lsdException w:name="Table Grid 1" w:semiHidden="1" w:unhideWhenUsed="1"/>
+    <w:lsdException w:name="Table Grid 2" w:semiHidden="1" w:unhideWhenUsed="1"/>
+    <w:lsdException w:name="Table Grid 3" w:semiHidden="1" w:unhideWhenUsed="1"/>
+    <w:lsdException w:name="Table Grid 4" w:semiHidden="1" w:unhideWhenUsed="1"/>
+    <w:lsdException w:name="Table Grid 5" w:semiHidden="1" w:unhideWhenUsed="1"/>
+    <w:lsdException w:name="Table Grid 6" w:semiHidden="1" w:unhideWhenUsed="1"/>
+    <w:lsdException w:name="Table Grid 7" w:semiHidden="1" w:unhideWhenUsed="1"/>
+    <w:lsdException w:name="Table Grid 8" w:semiHidden="1" w:unhideWhenUsed="1"/>
+    <w:lsdException w:name="Table List 1" w:semiHidden="1" w:unhideWhenUsed="1"/>
+    <w:lsdException w:name="Table List 2" w:semiHidden="1" w:unhideWhenUsed="1"/>
+    <w:lsdException w:name="Table List 3" w:semiHidden="1" w:unhideWhenUsed="1"/>
+    <w:lsdException w:name="Table List 4" w:semiHidden="1" w:unhideWhenUsed="1"/>
+    <w:lsdException w:name="Table List 5" w:semiHidden="1" w:unhideWhenUsed="1"/>
+    <w:lsdException w:name="Table List 6" w:semiHidden="1" w:unhideWhenUsed="1"/>
+    <w:lsdException w:name="Table List 7" w:semiHidden="1" w:unhideWhenUsed="1"/>
+    <w:lsdException w:name="Table List 8" w:semiHidden="1" w:unhideWhenUsed="1"/>
+    <w:lsdException w:name="Table 3D effects 1" w:semiHidden="1" w:unhideWhenUsed="1"/>
+    <w:lsdException w:name="Table 3D effects 2" w:semiHidden="1" w:unhideWhenUsed="1"/>
+    <w:lsdException w:name="Table 3D effects 3" w:semiHidden="1" w:unhideWhenUsed="1"/>
+    <w:lsdException w:name="Table Contemporary" w:semiHidden="1" w:unhideWhenUsed="1"/>
+    <w:lsdException w:name="Table Elegant" w:semiHidden="1" w:unhideWhenUsed="1"/>
+    <w:lsdException w:name="Table Professional" w:semiHidden="1" w:unhideWhenUsed="1"/>
+    <w:lsdException w:name="Table Subtle 1" w:semiHidden="1" w:unhideWhenUsed="1"/>
+    <w:lsdException w:name="Table Subtle 2" w:semiHidden="1" w:unhideWhenUsed="1"/>
+    <w:lsdException w:name="Table Web 1" w:semiHidden="1" w:unhideWhenUsed="1"/>
+    <w:lsdException w:name="Table Web 2" w:semiHidden="1" w:unhideWhenUsed="1"/>
+    <w:lsdException w:name="Table Web 3" w:semiHidden="1" w:unhideWhenUsed="1"/>
+    <w:lsdException w:name="Balloon Text" w:semiHidden="1" w:unhideWhenUsed="1"/>
+    <w:lsdException w:name="Table Grid" w:uiPriority="39"/>
+    <w:lsdException w:name="Table Theme" w:semiHidden="1" w:unhideWhenUsed="1"/>
+    <w:lsdException w:name="Placeholder Text" w:semiHidden="1"/>
+    <w:lsdException w:name="No Spacing" w:uiPriority="1" w:qFormat="1"/>
+    <w:lsdException w:name="Light Shading" w:uiPriority="60"/>
+    <w:lsdException w:name="Light List" w:uiPriority="61"/>
+    <w:lsdException w:name="Light Grid" w:uiPriority="62"/>
+    <w:lsdException w:name="Medium Shading 1" w:uiPriority="63"/>
+    <w:lsdException w:name="Medium Shading 2" w:uiPriority="64"/>
+    <w:lsdException w:name="Medium List 1" w:uiPriority="65"/>
+    <w:lsdException w:name="Medium List 2" w:uiPriority="66"/>
+    <w:lsdException w:name="Medium Grid 1" w:uiPriority="67"/>
+    <w:lsdException w:name="Medium Grid 2" w:uiPriority="68"/>
+    <w:lsdException w:name="Medium Grid 3" w:uiPriority="69"/>
+    <w:lsdException w:name="Dark List" w:uiPriority="70"/>
+    <w:lsdException w:name="Colorful Shading" w:uiPriority="71"/>
+    <w:lsdException w:name="Colorful List" w:uiPriority="72"/>
+    <w:lsdException w:name="Colorful Grid" w:uiPriority="73"/>
+    <w:lsdException w:name="Light Shading Accent 1" w:uiPriority="60"/>
+    <w:lsdException w:name="Light List Accent 1" w:uiPriority="61"/>
+    <w:lsdException w:name="Light Grid Accent 1" w:uiPriority="62"/>
+    <w:lsdException w:name="Medium Shading 1 Accent 1" w:uiPriority="63"/>
+    <w:lsdException w:name="Medium Shading 2 Accent 1" w:uiPriority="64"/>
+    <w:lsdException w:name="Medium List 1 Accent 1" w:uiPriority="65"/>
+    <w:lsdException w:name="Revision" w:semiHidden="1"/>
+    <w:lsdException w:name="List Paragraph" w:uiPriority="34" w:qFormat="1"/>
+    <w:lsdException w:name="Quote" w:uiPriority="29" w:qFormat="1"/>
+    <w:lsdException w:name="Intense Quote" w:uiPriority="30" w:qFormat="1"/>
+    <w:lsdException w:name="Medium List 2 Accent 1" w:uiPriority="66"/>
+    <w:lsdException w:name="Medium Grid 1 Accent 1" w:uiPriority="67"/>
+    <w:lsdException w:name="Medium Grid 2 Accent 1" w:uiPriority="68"/>
+    <w:lsdException w:name="Medium Grid 3 Accent 1" w:uiPriority="69"/>
+    <w:lsdException w:name="Dark List Accent 1" w:uiPriority="70"/>
+    <w:lsdException w:name="Colorful Shading Accent 1" w:uiPriority="71"/>
+    <w:lsdException w:name="Colorful List Accent 1" w:uiPriority="72"/>
+    <w:lsdException w:name="Colorful Grid Accent 1" w:uiPriority="73"/>
+    <w:lsdException w:name="Light Shading Accent 2" w:uiPriority="60"/>
+    <w:lsdException w:name="Light List Accent 2" w:uiPriority="61"/>
+    <w:lsdException w:name="Light Grid Accent 2" w:uiPriority="62"/>
+    <w:lsdException w:name="Medium Shading 1 Accent 2" w:uiPriority="63"/>
+    <w:lsdException w:name="Medium Shading 2 Accent 2" w:uiPriority="64"/>
+    <w:lsdException w:name="Medium List 1 Accent 2" w:uiPriority="65"/>
+    <w:lsdException w:name="Medium List 2 Accent 2" w:uiPriority="66"/>
+    <w:lsdException w:name="Medium Grid 1 Accent 2" w:uiPriority="67"/>
+    <w:lsdException w:name="Medium Grid 2 Accent 2" w:uiPriority="68"/>
+    <w:lsdException w:name="Medium Grid 3 Accent 2" w:uiPriority="69"/>
+    <w:lsdException w:name="Dark List Accent 2" w:uiPriority="70"/>
+    <w:lsdException w:name="Colorful Shading Accent 2" w:uiPriority="71"/>
+    <w:lsdException w:name="Colorful List Accent 2" w:uiPriority="72"/>
+    <w:lsdException w:name="Colorful Grid Accent 2" w:uiPriority="73"/>
+    <w:lsdException w:name="Light Shading Accent 3" w:uiPriority="60"/>
+    <w:lsdException w:name="Light List Accent 3" w:uiPriority="61"/>
+    <w:lsdException w:name="Light Grid Accent 3" w:uiPriority="62"/>
+    <w:lsdException w:name="Medium Shading 1 Accent 3" w:uiPriority="63"/>
+    <w:lsdException w:name="Medium Shading 2 Accent 3" w:uiPriority="64"/>
+    <w:lsdException w:name="Medium List 1 Accent 3" w:uiPriority="65"/>
+    <w:lsdException w:name="Medium List 2 Accent 3" w:uiPriority="66"/>
+    <w:lsdException w:name="Medium Grid 1 Accent 3" w:uiPriority="67"/>
+    <w:lsdException w:name="Medium Grid 2 Accent 3" w:uiPriority="68"/>
+    <w:lsdException w:name="Medium Grid 3 Accent 3" w:uiPriority="69"/>
+    <w:lsdException w:name="Dark List Accent 3" w:uiPriority="70"/>
+    <w:lsdException w:name="Colorful Shading Accent 3" w:uiPriority="71"/>
+    <w:lsdException w:name="Colorful List Accent 3" w:uiPriority="72"/>
+    <w:lsdException w:name="Colorful Grid Accent 3" w:uiPriority="73"/>
+    <w:lsdException w:name="Light Shading Accent 4" w:uiPriority="60"/>
+    <w:lsdException w:name="Light List Accent 4" w:uiPriority="61"/>
+    <w:lsdException w:name="Light Grid Accent 4" w:uiPriority="62"/>
+    <w:lsdException w:name="Medium Shading 1 Accent 4" w:uiPriority="63"/>
+    <w:lsdException w:name="Medium Shading 2 Accent 4" w:uiPriority="64"/>
+    <w:lsdException w:name="Medium List 1 Accent 4" w:uiPriority="65"/>
+    <w:lsdException w:name="Medium List 2 Accent 4" w:uiPriority="66"/>
+    <w:lsdException w:name="Medium Grid 1 Accent 4" w:uiPriority="67"/>
+    <w:lsdException w:name="Medium Grid 2 Accent 4" w:uiPriority="68"/>
+    <w:lsdException w:name="Medium Grid 3 Accent 4" w:uiPriority="69"/>
+    <w:lsdException w:name="Dark List Accent 4" w:uiPriority="70"/>
+    <w:lsdException w:name="Colorful Shading Accent 4" w:uiPriority="71"/>
+    <w:lsdException w:name="Colorful List Accent 4" w:uiPriority="72"/>
+    <w:lsdException w:name="Colorful Grid Accent 4" w:uiPriority="73"/>
+    <w:lsdException w:name="Light Shading Accent 5" w:uiPriority="60"/>
+    <w:lsdException w:name="Light List Accent 5" w:uiPriority="61"/>
+    <w:lsdException w:name="Light Grid Accent 5" w:uiPriority="62"/>
+    <w:lsdException w:name="Medium Shading 1 Accent 5" w:uiPriority="63"/>
+    <w:lsdException w:name="Medium Shading 2 Accent 5" w:uiPriority="64"/>
+    <w:lsdException w:name="Medium List 1 Accent 5" w:uiPriority="65"/>
+    <w:lsdException w:name="Medium List 2 Accent 5" w:uiPriority="66"/>
+    <w:lsdException w:name="Medium Grid 1 Accent 5" w:uiPriority="67"/>
+    <w:lsdException w:name="Medium Grid 2 Accent 5" w:uiPriority="68"/>
+    <w:lsdException w:name="Medium Grid 3 Accent 5" w:uiPriority="69"/>
+    <w:lsdException w:name="Dark List Accent 5" w:uiPriority="70"/>
+    <w:lsdException w:name="Colorful Shading Accent 5" w:uiPriority="71"/>
+    <w:lsdException w:name="Colorful List Accent 5" w:uiPriority="72"/>
+    <w:lsdException w:name="Colorful Grid Accent 5" w:uiPriority="73"/>
+    <w:lsdException w:name="Light Shading Accent 6" w:uiPriority="60"/>
+    <w:lsdException w:name="Light List Accent 6" w:uiPriority="61"/>
+    <w:lsdException w:name="Light Grid Accent 6" w:uiPriority="62"/>
+    <w:lsdException w:name="Medium Shading 1 Accent 6" w:uiPriority="63"/>
+    <w:lsdException w:name="Medium Shading 2 Accent 6" w:uiPriority="64"/>
+    <w:lsdException w:name="Medium List 1 Accent 6" w:uiPriority="65"/>
+    <w:lsdException w:name="Medium List 2 Accent 6" w:uiPriority="66"/>
+    <w:lsdException w:name="Medium Grid 1 Accent 6" w:uiPriority="67"/>
+    <w:lsdException w:name="Medium Grid 2 Accent 6" w:uiPriority="68"/>
+    <w:lsdException w:name="Medium Grid 3 Accent 6" w:uiPriority="69"/>
+    <w:lsdException w:name="Dark List Accent 6" w:uiPriority="70"/>
+    <w:lsdException w:name="Colorful Shading Accent 6" w:uiPriority="71"/>
+    <w:lsdException w:name="Colorful List Accent 6" w:uiPriority="72"/>
+    <w:lsdException w:name="Colorful Grid Accent 6" w:uiPriority="73"/>
+    <w:lsdException w:name="Subtle Emphasis" w:uiPriority="19" w:qFormat="1"/>
+    <w:lsdException w:name="Intense Emphasis" w:uiPriority="21" w:qFormat="1"/>
+    <w:lsdException w:name="Subtle Reference" w:uiPriority="31" w:qFormat="1"/>
+    <w:lsdException w:name="Intense Reference" w:uiPriority="32" w:qFormat="1"/>
+    <w:lsdException w:name="Book Title" w:uiPriority="33" w:qFormat="1"/>
+    <w:lsdException w:name="Bibliography" w:semiHidden="1" w:uiPriority="37" w:unhideWhenUsed="1"/>
+    <w:lsdException w:name="TOC Heading" w:semiHidden="1" w:uiPriority="39" w:unhideWhenUsed="1" w:qFormat="1"/>
+    <w:lsdException w:name="Plain Table 1" w:uiPriority="41"/>
+    <w:lsdException w:name="Plain Table 2" w:uiPriority="42"/>
+    <w:lsdException w:name="Plain Table 3" w:uiPriority="43"/>
+    <w:lsdException w:name="Plain Table 4" w:uiPriority="44"/>
+    <w:lsdException w:name="Plain Table 5" w:uiPriority="45"/>
+    <w:lsdException w:name="Grid Table Light" w:uiPriority="40"/>
+    <w:lsdException w:name="Grid Table 1 Light" w:uiPriority="46"/>
+    <w:lsdException w:name="Grid Table 2" w:uiPriority="47"/>
+    <w:lsdException w:name="Grid Table 3" w:uiPriority="48"/>
+    <w:lsdException w:name="Grid Table 4" w:uiPriority="49"/>
+    <w:lsdException w:name="Grid Table 5 Dark" w:uiPriority="50"/>
+    <w:lsdException w:name="Grid Table 6 Colorful" w:uiPriority="51"/>
+    <w:lsdException w:name="Grid Table 7 Colorful" w:uiPriority="52"/>
+    <w:lsdException w:name="Grid Table 1 Light Accent 1" w:uiPriority="46"/>
+    <w:lsdException w:name="Grid Table 2 Accent 1" w:uiPriority="47"/>
+    <w:lsdException w:name="Grid Table 3 Accent 1" w:uiPriority="48"/>
+    <w:lsdException w:name="Grid Table 4 Accent 1" w:uiPriority="49"/>
+    <w:lsdException w:name="Grid Table 5 Dark Accent 1" w:uiPriority="50"/>
+    <w:lsdException w:name="Grid Table 6 Colorful Accent 1" w:uiPriority="51"/>
+    <w:lsdException w:name="Grid Table 7 Colorful Accent 1" w:uiPriority="52"/>
+    <w:lsdException w:name="Grid Table 1 Light Accent 2" w:uiPriority="46"/>
+    <w:lsdException w:name="Grid Table 2 Accent 2" w:uiPriority="47"/>
+    <w:lsdException w:name="Grid Table 3 Accent 2" w:uiPriority="48"/>
+    <w:lsdException w:name="Grid Table 4 Accent 2" w:uiPriority="49"/>
+    <w:lsdException w:name="Grid Table 5 Dark Accent 2" w:uiPriority="50"/>
+    <w:lsdException w:name="Grid Table 6 Colorful Accent 2" w:uiPriority="51"/>
+    <w:lsdException w:name="Grid Table 7 Colorful Accent 2" w:uiPriority="52"/>
+    <w:lsdException w:name="Grid Table 1 Light Accent 3" w:uiPriority="46"/>
+    <w:lsdException w:name="Grid Table 2 Accent 3" w:uiPriority="47"/>
+    <w:lsdException w:name="Grid Table 3 Accent 3" w:uiPriority="48"/>
+    <w:lsdException w:name="Grid Table 4 Accent 3" w:uiPriority="49"/>
+    <w:lsdException w:name="Grid Table 5 Dark Accent 3" w:uiPriority="50"/>
+    <w:lsdException w:name="Grid Table 6 Colorful Accent 3" w:uiPriority="51"/>
+    <w:lsdException w:name="Grid Table 7 Colorful Accent 3" w:uiPriority="52"/>
+    <w:lsdException w:name="Grid Table 1 Light Accent 4" w:uiPriority="46"/>
+    <w:lsdException w:name="Grid Table 2 Accent 4" w:uiPriority="47"/>
+    <w:lsdException w:name="Grid Table 3 Accent 4" w:uiPriority="48"/>
+    <w:lsdException w:name="Grid Table 4 Accent 4" w:uiPriority="49"/>
+    <w:lsdException w:name="Grid Table 5 Dark Accent 4" w:uiPriority="50"/>
+    <w:lsdException w:name="Grid Table 6 Colorful Accent 4" w:uiPriority="51"/>
+    <w:lsdException w:name="Grid Table 7 Colorful Accent 4" w:uiPriority="52"/>
+    <w:lsdException w:name="Grid Table 1 Light Accent 5" w:uiPriority="46"/>
+    <w:lsdException w:name="Grid Table 2 Accent 5" w:uiPriority="47"/>
+    <w:lsdException w:name="Grid Table 3 Accent 5" w:uiPriority="48"/>
+    <w:lsdException w:name="Grid Table 4 Accent 5" w:uiPriority="49"/>
+    <w:lsdException w:name="Grid Table 5 Dark Accent 5" w:uiPriority="50"/>
+    <w:lsdException w:name="Grid Table 6 Colorful Accent 5" w:uiPriority="51"/>
+    <w:lsdException w:name="Grid Table 7 Colorful Accent 5" w:uiPriority="52"/>
+    <w:lsdException w:name="Grid Table 1 Light Accent 6" w:uiPriority="46"/>
+    <w:lsdException w:name="Grid Table 2 Accent 6" w:uiPriority="47"/>
+    <w:lsdException w:name="Grid Table 3 Accent 6" w:uiPriority="48"/>
+    <w:lsdException w:name="Grid Table 4 Accent 6" w:uiPriority="49"/>
+    <w:lsdException w:name="Grid Table 5 Dark Accent 6" w:uiPriority="50"/>
+    <w:lsdException w:name="Grid Table 6 Colorful Accent 6" w:uiPriority="51"/>
+    <w:lsdException w:name="Grid Table 7 Colorful Accent 6" w:uiPriority="52"/>
+    <w:lsdException w:name="List Table 1 Light" w:uiPriority="46"/>
+    <w:lsdException w:name="List Table 2" w:uiPriority="47"/>
+    <w:lsdException w:name="List Table 3" w:uiPriority="48"/>
+    <w:lsdException w:name="List Table 4" w:uiPriority="49"/>
+    <w:lsdException w:name="List Table 5 Dark" w:uiPriority="50"/>
+    <w:lsdException w:name="List Table 6 Colorful" w:uiPriority="51"/>
+    <w:lsdException w:name="List Table 7 Colorful" w:uiPriority="52"/>
+    <w:lsdException w:name="List Table 1 Light Accent 1" w:uiPriority="46"/>
+    <w:lsdException w:name="List Table 2 Accent 1" w:uiPriority="47"/>
+    <w:lsdException w:name="List Table 3 Accent 1" w:uiPriority="48"/>
+    <w:lsdException w:name="List Table 4 Accent 1" w:uiPriority="49"/>
+    <w:lsdException w:name="List Table 5 Dark Accent 1" w:uiPriority="50"/>
+    <w:lsdException w:name="List Table 6 Colorful Accent 1" w:uiPriority="51"/>
+    <w:lsdException w:name="List Table 7 Colorful Accent 1" w:uiPriority="52"/>
+    <w:lsdException w:name="List Table 1 Light Accent 2" w:uiPriority="46"/>
+    <w:lsdException w:name="List Table 2 Accent 2" w:uiPriority="47"/>
+    <w:lsdException w:name="List Table 3 Accent 2" w:uiPriority="48"/>
+    <w:lsdException w:name="List Table 4 Accent 2" w:uiPriority="49"/>
+    <w:lsdException w:name="List Table 5 Dark Accent 2" w:uiPriority="50"/>
+    <w:lsdException w:name="List Table 6 Colorful Accent 2" w:uiPriority="51"/>
+    <w:lsdException w:name="List Table 7 Colorful Accent 2" w:uiPriority="52"/>
+    <w:lsdException w:name="List Table 1 Light Accent 3" w:uiPriority="46"/>
+    <w:lsdException w:name="List Table 2 Accent 3" w:uiPriority="47"/>
+    <w:lsdException w:name="List Table 3 Accent 3" w:uiPriority="48"/>
+    <w:lsdException w:name="List Table 4 Accent 3" w:uiPriority="49"/>
+    <w:lsdException w:name="List Table 5 Dark Accent 3" w:uiPriority="50"/>
+    <w:lsdException w:name="List Table 6 Colorful Accent 3" w:uiPriority="51"/>
+    <w:lsdException w:name="List Table 7 Colorful Accent 3" w:uiPriority="52"/>
+    <w:lsdException w:name="List Table 1 Light Accent 4" w:uiPriority="46"/>
+    <w:lsdException w:name="List Table 2 Accent 4" w:uiPriority="47"/>
+    <w:lsdException w:name="List Table 3 Accent 4" w:uiPriority="48"/>
+    <w:lsdException w:name="List Table 4 Accent 4" w:uiPriority="49"/>
+    <w:lsdException w:name="List Table 5 Dark Accent 4" w:uiPriority="50"/>
+    <w:lsdException w:name="List Table 6 Colorful Accent 4" w:uiPriority="51"/>
+    <w:lsdException w:name="List Table 7 Colorful Accent 4" w:uiPriority="52"/>
+    <w:lsdException w:name="List Table 1 Light Accent 5" w:uiPriority="46"/>
+    <w:lsdException w:name="List Table 2 Accent 5" w:uiPriority="47"/>
+    <w:lsdException w:name="List Table 3 Accent 5" w:uiPriority="48"/>
+    <w:lsdException w:name="List Table 4 Accent 5" w:uiPriority="49"/>
+    <w:lsdException w:name="List Table 5 Dark Accent 5" w:uiPriority="50"/>
+    <w:lsdException w:name="List Table 6 Colorful Accent 5" w:uiPriority="51"/>
+    <w:lsdException w:name="List Table 7 Colorful Accent 5" w:uiPriority="52"/>
+    <w:lsdException w:name="List Table 1 Light Accent 6" w:uiPriority="46"/>
+    <w:lsdException w:name="List Table 2 Accent 6" w:uiPriority="47"/>
+    <w:lsdException w:name="List Table 3 Accent 6" w:uiPriority="48"/>
+    <w:lsdException w:name="List Table 4 Accent 6" w:uiPriority="49"/>
+    <w:lsdException w:name="List Table 5 Dark Accent 6" w:uiPriority="50"/>
+    <w:lsdException w:name="List Table 6 Colorful Accent 6" w:uiPriority="51"/>
+    <w:lsdException w:name="List Table 7 Colorful Accent 6" w:uiPriority="52"/>
+    <w:lsdException w:name="Mention" w:semiHidden="1" w:unhideWhenUsed="1"/>
+    <w:lsdException w:name="Smart Hyperlink" w:semiHidden="1" w:unhideWhenUsed="1"/>
+    <w:lsdException w:name="Hashtag" w:semiHidden="1" w:unhideWhenUsed="1"/>
+    <w:lsdException w:name="Unresolved Mention" w:semiHidden="1" w:unhideWhenUsed="1"/>
+    <w:lsdException w:name="Smart Link" w:semiHidden="1" w:unhideWhenUsed="1"/>
+  </w:latentStyles>
+  <w:style w:type="paragraph" w:default="1" w:styleId="Normal">
+    <w:name w:val="Normal"/>
     <w:qFormat/>
-    <w:rPr>
-      <w:sz w:val="56"/>
-      <w:szCs w:val="56"/>
-    </w:rPr>
   </w:style>
   <w:style w:type="paragraph" w:styleId="Heading1">
-    <w:name w:val="Heading 1"/>
-    <w:basedOn w:val="Normal"/>
-    <w:next w:val="Normal"/>
+    <w:name w:val="heading 1"/>
+    <w:uiPriority w:val="9"/>
     <w:qFormat/>
+    <w:pPr>
+      <w:outlineLvl w:val="0"/>
+    </w:pPr>
     <w:rPr>
       <w:color w:val="2E74B5"/>
       <w:sz w:val="32"/>
@@ -1551,10 +1851,14 @@
     </w:rPr>
   </w:style>
   <w:style w:type="paragraph" w:styleId="Heading2">
-    <w:name w:val="Heading 2"/>
-    <w:basedOn w:val="Normal"/>
-    <w:next w:val="Normal"/>
+    <w:name w:val="heading 2"/>
+    <w:uiPriority w:val="9"/>
+    <w:semiHidden/>
+    <w:unhideWhenUsed/>
     <w:qFormat/>
+    <w:pPr>
+      <w:outlineLvl w:val="1"/>
+    </w:pPr>
     <w:rPr>
       <w:color w:val="2E74B5"/>
       <w:sz w:val="26"/>
@@ -1562,10 +1866,14 @@
     </w:rPr>
   </w:style>
   <w:style w:type="paragraph" w:styleId="Heading3">
-    <w:name w:val="Heading 3"/>
-    <w:basedOn w:val="Normal"/>
-    <w:next w:val="Normal"/>
+    <w:name w:val="heading 3"/>
+    <w:uiPriority w:val="9"/>
+    <w:semiHidden/>
+    <w:unhideWhenUsed/>
     <w:qFormat/>
+    <w:pPr>
+      <w:outlineLvl w:val="2"/>
+    </w:pPr>
     <w:rPr>
       <w:color w:val="1F4D78"/>
       <w:sz w:val="24"/>
@@ -1573,10 +1881,14 @@
     </w:rPr>
   </w:style>
   <w:style w:type="paragraph" w:styleId="Heading4">
-    <w:name w:val="Heading 4"/>
-    <w:basedOn w:val="Normal"/>
-    <w:next w:val="Normal"/>
+    <w:name w:val="heading 4"/>
+    <w:uiPriority w:val="9"/>
+    <w:semiHidden/>
+    <w:unhideWhenUsed/>
     <w:qFormat/>
+    <w:pPr>
+      <w:outlineLvl w:val="3"/>
+    </w:pPr>
     <w:rPr>
       <w:i/>
       <w:iCs/>
@@ -1584,27 +1896,69 @@
     </w:rPr>
   </w:style>
   <w:style w:type="paragraph" w:styleId="Heading5">
-    <w:name w:val="Heading 5"/>
-    <w:basedOn w:val="Normal"/>
-    <w:next w:val="Normal"/>
+    <w:name w:val="heading 5"/>
+    <w:uiPriority w:val="9"/>
+    <w:semiHidden/>
+    <w:unhideWhenUsed/>
     <w:qFormat/>
+    <w:pPr>
+      <w:outlineLvl w:val="4"/>
+    </w:pPr>
     <w:rPr>
       <w:color w:val="2E74B5"/>
     </w:rPr>
   </w:style>
   <w:style w:type="paragraph" w:styleId="Heading6">
-    <w:name w:val="Heading 6"/>
-    <w:basedOn w:val="Normal"/>
-    <w:next w:val="Normal"/>
+    <w:name w:val="heading 6"/>
+    <w:uiPriority w:val="9"/>
+    <w:semiHidden/>
+    <w:unhideWhenUsed/>
     <w:qFormat/>
+    <w:pPr>
+      <w:outlineLvl w:val="5"/>
+    </w:pPr>
     <w:rPr>
       <w:color w:val="1F4D78"/>
     </w:rPr>
   </w:style>
-  <w:style w:type="paragraph" w:styleId="Strong">
-    <w:name w:val="Strong"/>
-    <w:basedOn w:val="Normal"/>
-    <w:next w:val="Normal"/>
+  <w:style w:type="character" w:default="1" w:styleId="DefaultParagraphFont">
+    <w:name w:val="Default Paragraph Font"/>
+    <w:uiPriority w:val="1"/>
+    <w:semiHidden/>
+    <w:unhideWhenUsed/>
+  </w:style>
+  <w:style w:type="table" w:default="1" w:styleId="TableNormal">
+    <w:name w:val="Normal Table"/>
+    <w:uiPriority w:val="99"/>
+    <w:semiHidden/>
+    <w:unhideWhenUsed/>
+    <w:tblPr>
+      <w:tblInd w:w="0" w:type="dxa"/>
+      <w:tblCellMar>
+        <w:top w:w="0" w:type="dxa"/>
+        <w:left w:w="108" w:type="dxa"/>
+        <w:bottom w:w="0" w:type="dxa"/>
+        <w:right w:w="108" w:type="dxa"/>
+      </w:tblCellMar>
+    </w:tblPr>
+  </w:style>
+  <w:style w:type="numbering" w:default="1" w:styleId="NoList">
+    <w:name w:val="No List"/>
+    <w:uiPriority w:val="99"/>
+    <w:semiHidden/>
+    <w:unhideWhenUsed/>
+  </w:style>
+  <w:style w:type="paragraph" w:styleId="Title">
+    <w:name w:val="Title"/>
+    <w:uiPriority w:val="10"/>
+    <w:qFormat/>
+    <w:rPr>
+      <w:sz w:val="56"/>
+      <w:szCs w:val="56"/>
+    </w:rPr>
+  </w:style>
+  <w:style w:type="paragraph" w:customStyle="1" w:styleId="Strong1">
+    <w:name w:val="Strong1"/>
     <w:qFormat/>
     <w:rPr>
       <w:b/>
@@ -1613,12 +1967,10 @@
   </w:style>
   <w:style w:type="paragraph" w:styleId="ListParagraph">
     <w:name w:val="List Paragraph"/>
-    <w:basedOn w:val="Normal"/>
     <w:qFormat/>
   </w:style>
   <w:style w:type="character" w:styleId="Hyperlink">
     <w:name w:val="Hyperlink"/>
-    <w:basedOn w:val="DefaultParagraphFont"/>
     <w:uiPriority w:val="99"/>
     <w:unhideWhenUsed/>
     <w:rPr>
@@ -1628,7 +1980,6 @@
   </w:style>
   <w:style w:type="character" w:styleId="FootnoteReference">
     <w:name w:val="footnote reference"/>
-    <w:basedOn w:val="DefaultParagraphFont"/>
     <w:uiPriority w:val="99"/>
     <w:semiHidden/>
     <w:unhideWhenUsed/>
@@ -1638,22 +1989,13 @@
   </w:style>
   <w:style w:type="paragraph" w:styleId="FootnoteText">
     <w:name w:val="footnote text"/>
-    <w:basedOn w:val="Normal"/>
     <w:link w:val="FootnoteTextChar"/>
     <w:uiPriority w:val="99"/>
     <w:semiHidden/>
     <w:unhideWhenUsed/>
-    <w:pPr>
-      <w:spacing w:after="0" w:line="240" w:lineRule="auto"/>
-    </w:pPr>
-    <w:rPr>
-      <w:sz w:val="20"/>
-      <w:szCs w:val="20"/>
-    </w:rPr>
   </w:style>
-  <w:style w:type="character" w:styleId="FootnoteTextChar">
+  <w:style w:type="character" w:customStyle="1" w:styleId="FootnoteTextChar">
     <w:name w:val="Footnote Text Char"/>
-    <w:basedOn w:val="DefaultParagraphFont"/>
     <w:link w:val="FootnoteText"/>
     <w:uiPriority w:val="99"/>
     <w:semiHidden/>
@@ -1664,4 +2006,299 @@
     </w:rPr>
   </w:style>
 </w:styles>
+</file>
+
+<file path=word/theme/theme1.xml><?xml version="1.0" encoding="utf-8"?>
+<a:theme xmlns:a="http://schemas.openxmlformats.org/drawingml/2006/main" name="Office Theme">
+  <a:themeElements>
+    <a:clrScheme name="Office">
+      <a:dk1>
+        <a:sysClr val="windowText" lastClr="000000"/>
+      </a:dk1>
+      <a:lt1>
+        <a:sysClr val="window" lastClr="FFFFFF"/>
+      </a:lt1>
+      <a:dk2>
+        <a:srgbClr val="0E2841"/>
+      </a:dk2>
+      <a:lt2>
+        <a:srgbClr val="E8E8E8"/>
+      </a:lt2>
+      <a:accent1>
+        <a:srgbClr val="156082"/>
+      </a:accent1>
+      <a:accent2>
+        <a:srgbClr val="E97132"/>
+      </a:accent2>
+      <a:accent3>
+        <a:srgbClr val="196B24"/>
+      </a:accent3>
+      <a:accent4>
+        <a:srgbClr val="0F9ED5"/>
+      </a:accent4>
+      <a:accent5>
+        <a:srgbClr val="A02B93"/>
+      </a:accent5>
+      <a:accent6>
+        <a:srgbClr val="4EA72E"/>
+      </a:accent6>
+      <a:hlink>
+        <a:srgbClr val="467886"/>
+      </a:hlink>
+      <a:folHlink>
+        <a:srgbClr val="96607D"/>
+      </a:folHlink>
+    </a:clrScheme>
+    <a:fontScheme name="Office">
+      <a:majorFont>
+        <a:latin typeface="Aptos Display" panose="02110004020202020204"/>
+        <a:ea typeface=""/>
+        <a:cs typeface=""/>
+        <a:font script="Jpan" typeface="游ゴシック Light"/>
+        <a:font script="Hang" typeface="맑은 고딕"/>
+        <a:font script="Hans" typeface="等线 Light"/>
+        <a:font script="Hant" typeface="新細明體"/>
+        <a:font script="Arab" typeface="Times New Roman"/>
+        <a:font script="Hebr" typeface="Times New Roman"/>
+        <a:font script="Thai" typeface="Angsana New"/>
+        <a:font script="Ethi" typeface="Nyala"/>
+        <a:font script="Beng" typeface="Vrinda"/>
+        <a:font script="Gujr" typeface="Shruti"/>
+        <a:font script="Khmr" typeface="MoolBoran"/>
+        <a:font script="Knda" typeface="Tunga"/>
+        <a:font script="Guru" typeface="Raavi"/>
+        <a:font script="Cans" typeface="Euphemia"/>
+        <a:font script="Cher" typeface="Plantagenet Cherokee"/>
+        <a:font script="Yiii" typeface="Microsoft Yi Baiti"/>
+        <a:font script="Tibt" typeface="Microsoft Himalaya"/>
+        <a:font script="Thaa" typeface="MV Boli"/>
+        <a:font script="Deva" typeface="Mangal"/>
+        <a:font script="Telu" typeface="Gautami"/>
+        <a:font script="Taml" typeface="Latha"/>
+        <a:font script="Syrc" typeface="Estrangelo Edessa"/>
+        <a:font script="Orya" typeface="Kalinga"/>
+        <a:font script="Mlym" typeface="Kartika"/>
+        <a:font script="Laoo" typeface="DokChampa"/>
+        <a:font script="Sinh" typeface="Iskoola Pota"/>
+        <a:font script="Mong" typeface="Mongolian Baiti"/>
+        <a:font script="Viet" typeface="Times New Roman"/>
+        <a:font script="Uigh" typeface="Microsoft Uighur"/>
+        <a:font script="Geor" typeface="Sylfaen"/>
+        <a:font script="Armn" typeface="Arial"/>
+        <a:font script="Bugi" typeface="Leelawadee UI"/>
+        <a:font script="Bopo" typeface="Microsoft JhengHei"/>
+        <a:font script="Java" typeface="Javanese Text"/>
+        <a:font script="Lisu" typeface="Segoe UI"/>
+        <a:font script="Mymr" typeface="Myanmar Text"/>
+        <a:font script="Nkoo" typeface="Ebrima"/>
+        <a:font script="Olck" typeface="Nirmala UI"/>
+        <a:font script="Osma" typeface="Ebrima"/>
+        <a:font script="Phag" typeface="Phagspa"/>
+        <a:font script="Syrn" typeface="Estrangelo Edessa"/>
+        <a:font script="Syrj" typeface="Estrangelo Edessa"/>
+        <a:font script="Syre" typeface="Estrangelo Edessa"/>
+        <a:font script="Sora" typeface="Nirmala UI"/>
+        <a:font script="Tale" typeface="Microsoft Tai Le"/>
+        <a:font script="Talu" typeface="Microsoft New Tai Lue"/>
+        <a:font script="Tfng" typeface="Ebrima"/>
+      </a:majorFont>
+      <a:minorFont>
+        <a:latin typeface="Aptos" panose="02110004020202020204"/>
+        <a:ea typeface=""/>
+        <a:cs typeface=""/>
+        <a:font script="Jpan" typeface="游明朝"/>
+        <a:font script="Hang" typeface="맑은 고딕"/>
+        <a:font script="Hans" typeface="等线"/>
+        <a:font script="Hant" typeface="新細明體"/>
+        <a:font script="Arab" typeface="Arial"/>
+        <a:font script="Hebr" typeface="Arial"/>
+        <a:font script="Thai" typeface="Cordia New"/>
+        <a:font script="Ethi" typeface="Nyala"/>
+        <a:font script="Beng" typeface="Vrinda"/>
+        <a:font script="Gujr" typeface="Shruti"/>
+        <a:font script="Khmr" typeface="DaunPenh"/>
+        <a:font script="Knda" typeface="Tunga"/>
+        <a:font script="Guru" typeface="Raavi"/>
+        <a:font script="Cans" typeface="Euphemia"/>
+        <a:font script="Cher" typeface="Plantagenet Cherokee"/>
+        <a:font script="Yiii" typeface="Microsoft Yi Baiti"/>
+        <a:font script="Tibt" typeface="Microsoft Himalaya"/>
+        <a:font script="Thaa" typeface="MV Boli"/>
+        <a:font script="Deva" typeface="Mangal"/>
+        <a:font script="Telu" typeface="Gautami"/>
+        <a:font script="Taml" typeface="Latha"/>
+        <a:font script="Syrc" typeface="Estrangelo Edessa"/>
+        <a:font script="Orya" typeface="Kalinga"/>
+        <a:font script="Mlym" typeface="Kartika"/>
+        <a:font script="Laoo" typeface="DokChampa"/>
+        <a:font script="Sinh" typeface="Iskoola Pota"/>
+        <a:font script="Mong" typeface="Mongolian Baiti"/>
+        <a:font script="Viet" typeface="Arial"/>
+        <a:font script="Uigh" typeface="Microsoft Uighur"/>
+        <a:font script="Geor" typeface="Sylfaen"/>
+        <a:font script="Armn" typeface="Arial"/>
+        <a:font script="Bugi" typeface="Leelawadee UI"/>
+        <a:font script="Bopo" typeface="Microsoft JhengHei"/>
+        <a:font script="Java" typeface="Javanese Text"/>
+        <a:font script="Lisu" typeface="Segoe UI"/>
+        <a:font script="Mymr" typeface="Myanmar Text"/>
+        <a:font script="Nkoo" typeface="Ebrima"/>
+        <a:font script="Olck" typeface="Nirmala UI"/>
+        <a:font script="Osma" typeface="Ebrima"/>
+        <a:font script="Phag" typeface="Phagspa"/>
+        <a:font script="Syrn" typeface="Estrangelo Edessa"/>
+        <a:font script="Syrj" typeface="Estrangelo Edessa"/>
+        <a:font script="Syre" typeface="Estrangelo Edessa"/>
+        <a:font script="Sora" typeface="Nirmala UI"/>
+        <a:font script="Tale" typeface="Microsoft Tai Le"/>
+        <a:font script="Talu" typeface="Microsoft New Tai Lue"/>
+        <a:font script="Tfng" typeface="Ebrima"/>
+      </a:minorFont>
+    </a:fontScheme>
+    <a:fmtScheme name="Office">
+      <a:fillStyleLst>
+        <a:solidFill>
+          <a:schemeClr val="phClr"/>
+        </a:solidFill>
+        <a:gradFill rotWithShape="1">
+          <a:gsLst>
+            <a:gs pos="0">
+              <a:schemeClr val="phClr">
+                <a:lumMod val="110000"/>
+                <a:satMod val="105000"/>
+                <a:tint val="67000"/>
+              </a:schemeClr>
+            </a:gs>
+            <a:gs pos="50000">
+              <a:schemeClr val="phClr">
+                <a:lumMod val="105000"/>
+                <a:satMod val="103000"/>
+                <a:tint val="73000"/>
+              </a:schemeClr>
+            </a:gs>
+            <a:gs pos="100000">
+              <a:schemeClr val="phClr">
+                <a:lumMod val="105000"/>
+                <a:satMod val="109000"/>
+                <a:tint val="81000"/>
+              </a:schemeClr>
+            </a:gs>
+          </a:gsLst>
+          <a:lin ang="5400000" scaled="0"/>
+        </a:gradFill>
+        <a:gradFill rotWithShape="1">
+          <a:gsLst>
+            <a:gs pos="0">
+              <a:schemeClr val="phClr">
+                <a:satMod val="103000"/>
+                <a:lumMod val="102000"/>
+                <a:tint val="94000"/>
+              </a:schemeClr>
+            </a:gs>
+            <a:gs pos="50000">
+              <a:schemeClr val="phClr">
+                <a:satMod val="110000"/>
+                <a:lumMod val="100000"/>
+                <a:shade val="100000"/>
+              </a:schemeClr>
+            </a:gs>
+            <a:gs pos="100000">
+              <a:schemeClr val="phClr">
+                <a:lumMod val="99000"/>
+                <a:satMod val="120000"/>
+                <a:shade val="78000"/>
+              </a:schemeClr>
+            </a:gs>
+          </a:gsLst>
+          <a:lin ang="5400000" scaled="0"/>
+        </a:gradFill>
+      </a:fillStyleLst>
+      <a:lnStyleLst>
+        <a:ln w="6350" cap="flat" cmpd="sng" algn="ctr">
+          <a:solidFill>
+            <a:schemeClr val="phClr"/>
+          </a:solidFill>
+          <a:prstDash val="solid"/>
+          <a:miter lim="800000"/>
+        </a:ln>
+        <a:ln w="12700" cap="flat" cmpd="sng" algn="ctr">
+          <a:solidFill>
+            <a:schemeClr val="phClr"/>
+          </a:solidFill>
+          <a:prstDash val="solid"/>
+          <a:miter lim="800000"/>
+        </a:ln>
+        <a:ln w="19050" cap="flat" cmpd="sng" algn="ctr">
+          <a:solidFill>
+            <a:schemeClr val="phClr"/>
+          </a:solidFill>
+          <a:prstDash val="solid"/>
+          <a:miter lim="800000"/>
+        </a:ln>
+      </a:lnStyleLst>
+      <a:effectStyleLst>
+        <a:effectStyle>
+          <a:effectLst/>
+        </a:effectStyle>
+        <a:effectStyle>
+          <a:effectLst/>
+        </a:effectStyle>
+        <a:effectStyle>
+          <a:effectLst>
+            <a:outerShdw blurRad="57150" dist="19050" dir="5400000" algn="ctr" rotWithShape="0">
+              <a:srgbClr val="000000">
+                <a:alpha val="63000"/>
+              </a:srgbClr>
+            </a:outerShdw>
+          </a:effectLst>
+        </a:effectStyle>
+      </a:effectStyleLst>
+      <a:bgFillStyleLst>
+        <a:solidFill>
+          <a:schemeClr val="phClr"/>
+        </a:solidFill>
+        <a:solidFill>
+          <a:schemeClr val="phClr">
+            <a:tint val="95000"/>
+            <a:satMod val="170000"/>
+          </a:schemeClr>
+        </a:solidFill>
+        <a:gradFill rotWithShape="1">
+          <a:gsLst>
+            <a:gs pos="0">
+              <a:schemeClr val="phClr">
+                <a:tint val="93000"/>
+                <a:satMod val="150000"/>
+                <a:shade val="98000"/>
+                <a:lumMod val="102000"/>
+              </a:schemeClr>
+            </a:gs>
+            <a:gs pos="50000">
+              <a:schemeClr val="phClr">
+                <a:tint val="98000"/>
+                <a:satMod val="130000"/>
+                <a:shade val="90000"/>
+                <a:lumMod val="103000"/>
+              </a:schemeClr>
+            </a:gs>
+            <a:gs pos="100000">
+              <a:schemeClr val="phClr">
+                <a:shade val="63000"/>
+                <a:satMod val="120000"/>
+              </a:schemeClr>
+            </a:gs>
+          </a:gsLst>
+          <a:lin ang="5400000" scaled="0"/>
+        </a:gradFill>
+      </a:bgFillStyleLst>
+    </a:fmtScheme>
+  </a:themeElements>
+  <a:objectDefaults/>
+  <a:extraClrSchemeLst/>
+  <a:extLst>
+    <a:ext uri="{05A4C25C-085E-4340-85A3-A5531E510DB2}">
+      <thm15:themeFamily xmlns:thm15="http://schemas.microsoft.com/office/thememl/2012/main" name="Office Theme" id="{2E142A2C-CD16-42D6-873A-C26D2A0506FA}" vid="{1BDDFF52-6CD6-40A5-AB3C-68EB2F1E4D0A}"/>
+    </a:ext>
+  </a:extLst>
+</a:theme>
 </file>
--- a/CV_ChedyKorbi_EN.docx
+++ b/CV_ChedyKorbi_EN.docx
@@ -35,13 +35,49 @@
       <w:pPr>
         <w:spacing w:after="16"/>
         <w:jc w:val="center"/>
-      </w:pPr>
-      <w:r>
-        <w:rPr>
-          <w:sz w:val="19"/>
-          <w:szCs w:val="19"/>
-        </w:rPr>
-        <w:t>chedykorbi2021@gmail.com   |   +216 58 239 045   |   linkedin.com/in/chedy-korbi   |   github.com/ChedyKorbi   |   La Marsa, Tunis</w:t>
+        <w:rPr>
+          <w:sz w:val="16"/>
+          <w:szCs w:val="16"/>
+        </w:rPr>
+      </w:pPr>
+      <w:r>
+        <w:rPr>
+          <w:sz w:val="16"/>
+          <w:szCs w:val="16"/>
+        </w:rPr>
+        <w:t>chedykorbi2021@gmail.com   |   +216 58 239 045   |   linkedin.com/in/</w:t>
+      </w:r>
+      <w:proofErr w:type="spellStart"/>
+      <w:r>
+        <w:rPr>
+          <w:sz w:val="16"/>
+          <w:szCs w:val="16"/>
+        </w:rPr>
+        <w:t>chedy-korbi</w:t>
+      </w:r>
+      <w:proofErr w:type="spellEnd"/>
+      <w:r>
+        <w:rPr>
+          <w:sz w:val="16"/>
+          <w:szCs w:val="16"/>
+        </w:rPr>
+        <w:t xml:space="preserve">   |   github.com/</w:t>
+      </w:r>
+      <w:proofErr w:type="spellStart"/>
+      <w:r>
+        <w:rPr>
+          <w:sz w:val="16"/>
+          <w:szCs w:val="16"/>
+        </w:rPr>
+        <w:t>ChedyKorbi</w:t>
+      </w:r>
+      <w:proofErr w:type="spellEnd"/>
+      <w:r>
+        <w:rPr>
+          <w:sz w:val="16"/>
+          <w:szCs w:val="16"/>
+        </w:rPr>
+        <w:t xml:space="preserve">   |   La Marsa, Tunis</w:t>
       </w:r>
     </w:p>
     <w:p>
@@ -71,7 +107,19 @@
         <w:spacing w:before="36" w:after="72"/>
       </w:pPr>
       <w:r>
-        <w:t>Engineering student in Big Data &amp; AI at Polytech International, holding a Licence in Embedded Systems &amp; Mobile Development. Strong software development background — mobile, web, and IoT — built through multiple internships, freelance projects, and team collaborations delivering real products under tight deadlines. Actively building my AI/ML and data profile through ongoing projects and certifications. Curious, autonomous, and always eager to learn and grow. Seeking a summer 2026 internship in AI/ML, data, or software development.</w:t>
+        <w:t>Engineering student in Big Data &amp; AI at Polytech International, holding a Licence in Embedded Systems &amp; Mobile Development. Strong software development background</w:t>
+      </w:r>
+      <w:r>
+        <w:t>,</w:t>
+      </w:r>
+      <w:r>
+        <w:t xml:space="preserve"> mobile, web, and IoT</w:t>
+      </w:r>
+      <w:r>
+        <w:t xml:space="preserve">, </w:t>
+      </w:r>
+      <w:r>
+        <w:t>built through multiple internships, freelance projects, and team collaborations delivering real products under tight deadlines. Actively building my AI/ML and data profile through ongoing projects and certifications. Curious, autonomous, and always eager to learn and grow. Seeking a summer 2026 internship in AI/ML, data, or software development.</w:t>
       </w:r>
     </w:p>
     <w:p>
@@ -178,10 +226,68 @@
     </w:p>
     <w:p>
       <w:pPr>
-        <w:spacing w:after="10"/>
-      </w:pPr>
-      <w:r>
-        <w:t>Cross-platform mobile app (iOS &amp; Android) for a health-tech startup: barcode scanning and an ML scoring engine generating explainable colour-coded risk indicators, validated by a database of certified nutritionists — making science-based nutritional assessment accessible to everyday consumers.</w:t>
+        <w:spacing w:before="6" w:after="60"/>
+        <w:rPr>
+          <w:lang w:val="fr-FR"/>
+        </w:rPr>
+      </w:pPr>
+      <w:r>
+        <w:rPr>
+          <w:lang w:val="fr-FR"/>
+        </w:rPr>
+        <w:t xml:space="preserve">Application mobile cross-platform (iOS &amp; Android) pour une experte nutritionniste : scan de codes-barres de produits alimentaires, cosmétiques et ménagers, avec génération d'une fiche produit validée incluant composition, score qualité et statut (Excellent / Bon / Moyen / Mauvais). Moteur de </w:t>
+      </w:r>
+      <w:proofErr w:type="spellStart"/>
+      <w:r>
+        <w:rPr>
+          <w:lang w:val="fr-FR"/>
+        </w:rPr>
+        <w:t>scoring</w:t>
+      </w:r>
+      <w:proofErr w:type="spellEnd"/>
+      <w:r>
+        <w:rPr>
+          <w:lang w:val="fr-FR"/>
+        </w:rPr>
+        <w:t xml:space="preserve"> ML basé sur </w:t>
+      </w:r>
+      <w:proofErr w:type="spellStart"/>
+      <w:r>
+        <w:rPr>
+          <w:lang w:val="fr-FR"/>
+        </w:rPr>
+        <w:t>Random</w:t>
+      </w:r>
+      <w:proofErr w:type="spellEnd"/>
+      <w:r>
+        <w:rPr>
+          <w:lang w:val="fr-FR"/>
+        </w:rPr>
+        <w:t xml:space="preserve"> Forest</w:t>
+      </w:r>
+      <w:r>
+        <w:rPr>
+          <w:lang w:val="fr-FR"/>
+        </w:rPr>
+        <w:t>,</w:t>
+      </w:r>
+      <w:r>
+        <w:rPr>
+          <w:lang w:val="fr-FR"/>
+        </w:rPr>
+        <w:t xml:space="preserve"> régression pour le score qualité, classification pour le statut</w:t>
+      </w:r>
+      <w:r>
+        <w:rPr>
+          <w:lang w:val="fr-FR"/>
+        </w:rPr>
+        <w:t xml:space="preserve">, </w:t>
+      </w:r>
+      <w:r>
+        <w:rPr>
+          <w:lang w:val="fr-FR"/>
+        </w:rPr>
+        <w:t>entraîné sur la base de produits validée par l'experte, avec indicateurs de risque codes couleur explicables.</w:t>
       </w:r>
     </w:p>
     <w:p>
@@ -198,6 +304,41 @@
         </w:rPr>
         <w:t>Flutter · Spring Boot · MySQL · REST APIs</w:t>
       </w:r>
+      <w:r>
+        <w:rPr>
+          <w:i/>
+          <w:iCs/>
+          <w:color w:val="555555"/>
+          <w:sz w:val="18"/>
+          <w:szCs w:val="18"/>
+        </w:rPr>
+        <w:t xml:space="preserve"> </w:t>
+      </w:r>
+      <w:r>
+        <w:rPr>
+          <w:i/>
+          <w:iCs/>
+          <w:color w:val="555555"/>
+          <w:sz w:val="18"/>
+          <w:szCs w:val="18"/>
+        </w:rPr>
+        <w:t xml:space="preserve">· </w:t>
+      </w:r>
+      <w:r>
+        <w:rPr>
+          <w:i/>
+          <w:iCs/>
+          <w:color w:val="555555"/>
+          <w:sz w:val="18"/>
+          <w:szCs w:val="18"/>
+        </w:rPr>
+        <w:t xml:space="preserve">Sickit Learn </w:t>
+      </w:r>
+    </w:p>
+    <w:p>
+      <w:pPr>
+        <w:spacing w:after="10"/>
+      </w:pPr>
     </w:p>
     <w:p>
       <w:pPr>
@@ -255,7 +396,23 @@
           <w:sz w:val="21"/>
           <w:szCs w:val="21"/>
         </w:rPr>
-        <w:t xml:space="preserve">  ·  Symatique Software</w:t>
+        <w:t xml:space="preserve">  ·  </w:t>
+      </w:r>
+      <w:proofErr w:type="spellStart"/>
+      <w:r>
+        <w:rPr>
+          <w:sz w:val="21"/>
+          <w:szCs w:val="21"/>
+        </w:rPr>
+        <w:t>Symatique</w:t>
+      </w:r>
+      <w:proofErr w:type="spellEnd"/>
+      <w:r>
+        <w:rPr>
+          <w:sz w:val="21"/>
+          <w:szCs w:val="21"/>
+        </w:rPr>
+        <w:t xml:space="preserve"> Software</w:t>
       </w:r>
       <w:r>
         <w:rPr>
@@ -264,15 +421,28 @@
           <w:szCs w:val="19"/>
         </w:rPr>
         <w:tab/>
-        <w:t>Jan 2025 – Jun 2025  |  Tunis</w:t>
+        <w:t xml:space="preserve">Jan 2025 – Jun 2025  </w:t>
       </w:r>
     </w:p>
     <w:p>
       <w:pPr>
         <w:spacing w:after="10"/>
       </w:pPr>
-      <w:r>
-        <w:t>PawTracker — IoT pet health monitoring ecosystem: ESP32 sensors continuously collecting activity and vital data, analysed by supervised regression and classification models calibrated to each animal’s breed and age to detect deviations from optimal health thresholds. Android app with live GPS tracking, health dashboards, and alerts; VetLink — Angular platform for veterinarians with patient records and appointment management.</w:t>
+      <w:proofErr w:type="spellStart"/>
+      <w:r>
+        <w:t>PawTracker</w:t>
+      </w:r>
+      <w:proofErr w:type="spellEnd"/>
+      <w:r>
+        <w:t xml:space="preserve"> — IoT pet health monitoring ecosystem: ESP32 sensors continuously collecting activity and vital data, analysed by supervised regression and classification models calibrated to each animal’s breed and age to detect deviations from optimal health thresholds. Android app with live GPS tracking, health dashboards, and alerts; </w:t>
+      </w:r>
+      <w:proofErr w:type="spellStart"/>
+      <w:r>
+        <w:t>VetLink</w:t>
+      </w:r>
+      <w:proofErr w:type="spellEnd"/>
+      <w:r>
+        <w:t xml:space="preserve"> — Angular platform for veterinarians with patient records and appointment management.</w:t>
       </w:r>
     </w:p>
     <w:p>
@@ -304,14 +474,55 @@
           <w:sz w:val="21"/>
           <w:szCs w:val="21"/>
         </w:rPr>
-        <w:t>Summer Internship — AI Mobile</w:t>
-      </w:r>
-      <w:r>
-        <w:rPr>
-          <w:sz w:val="21"/>
-          <w:szCs w:val="21"/>
-        </w:rPr>
-        <w:t xml:space="preserve">  ·  Sagemcom Software &amp; Technologies R&amp;D</w:t>
+        <w:t xml:space="preserve">Summer Internship — </w:t>
+      </w:r>
+      <w:r>
+        <w:rPr>
+          <w:b/>
+          <w:bCs/>
+          <w:sz w:val="21"/>
+          <w:szCs w:val="21"/>
+        </w:rPr>
+        <w:t>Android Developer</w:t>
+      </w:r>
+      <w:r>
+        <w:rPr>
+          <w:b/>
+          <w:bCs/>
+          <w:sz w:val="21"/>
+          <w:szCs w:val="21"/>
+        </w:rPr>
+        <w:t xml:space="preserve"> </w:t>
+      </w:r>
+      <w:r>
+        <w:rPr>
+          <w:sz w:val="21"/>
+          <w:szCs w:val="21"/>
+        </w:rPr>
+        <w:t xml:space="preserve">· </w:t>
+      </w:r>
+      <w:proofErr w:type="spellStart"/>
+      <w:r>
+        <w:rPr>
+          <w:sz w:val="21"/>
+          <w:szCs w:val="21"/>
+        </w:rPr>
+        <w:t>Sagemcom</w:t>
+      </w:r>
+      <w:proofErr w:type="spellEnd"/>
+      <w:r>
+        <w:rPr>
+          <w:sz w:val="21"/>
+          <w:szCs w:val="21"/>
+        </w:rPr>
+        <w:t xml:space="preserve"> Software &amp; Technologies</w:t>
+      </w:r>
+      <w:r>
+        <w:rPr>
+          <w:sz w:val="21"/>
+          <w:szCs w:val="21"/>
+        </w:rPr>
+        <w:t xml:space="preserve">    </w:t>
       </w:r>
       <w:r>
         <w:rPr>
@@ -319,8 +530,19 @@
           <w:sz w:val="19"/>
           <w:szCs w:val="19"/>
         </w:rPr>
-        <w:tab/>
-        <w:t>Jul 2024 – Aug 2024  |  Tunis</w:t>
+        <w:t xml:space="preserve"> </w:t>
+      </w:r>
+      <w:r>
+        <w:rPr>
+          <w:color w:val="555555"/>
+        </w:rPr>
+        <w:t xml:space="preserve">Jul 2024 – Aug </w:t>
+      </w:r>
+      <w:r>
+        <w:rPr>
+          <w:color w:val="555555"/>
+        </w:rPr>
+        <w:t>2024</w:t>
       </w:r>
     </w:p>
     <w:p>
@@ -328,7 +550,15 @@
         <w:spacing w:after="10"/>
       </w:pPr>
       <w:r>
-        <w:t>Android inventory management app for the water-sensor R&amp;D team: full product CRUD, advanced filtering, and local SQLite database. Integrated an EfficientNet CNN (TensorFlow Lite) for automatic recognition of existing products via camera — –80% data-entry errors, identification time cut from 30 s to under 5 s.</w:t>
+        <w:t xml:space="preserve">Android inventory management app for the water-sensor R&amp;D team: full product CRUD, advanced filtering, and local SQLite database. Integrated an </w:t>
+      </w:r>
+      <w:proofErr w:type="spellStart"/>
+      <w:r>
+        <w:t>EfficientNet</w:t>
+      </w:r>
+      <w:proofErr w:type="spellEnd"/>
+      <w:r>
+        <w:t xml:space="preserve"> CNN (TensorFlow Lite) for automatic recognition of existing products via camera — –80% data-entry errors, identification time cut from 30 s to under 5 s.</w:t>
       </w:r>
     </w:p>
     <w:p>
@@ -343,8 +573,42 @@
           <w:sz w:val="18"/>
           <w:szCs w:val="18"/>
         </w:rPr>
-        <w:t>Android Java · TensorFlow Lite · EfficientNet · Room DB · SQLite · ZXing</w:t>
-      </w:r>
+        <w:t xml:space="preserve">Android Java · TensorFlow Lite · </w:t>
+      </w:r>
+      <w:proofErr w:type="spellStart"/>
+      <w:r>
+        <w:rPr>
+          <w:i/>
+          <w:iCs/>
+          <w:color w:val="555555"/>
+          <w:sz w:val="18"/>
+          <w:szCs w:val="18"/>
+        </w:rPr>
+        <w:t>EfficientNet</w:t>
+      </w:r>
+      <w:proofErr w:type="spellEnd"/>
+      <w:r>
+        <w:rPr>
+          <w:i/>
+          <w:iCs/>
+          <w:color w:val="555555"/>
+          <w:sz w:val="18"/>
+          <w:szCs w:val="18"/>
+        </w:rPr>
+        <w:t xml:space="preserve"> · Room DB · SQLite · </w:t>
+      </w:r>
+      <w:proofErr w:type="spellStart"/>
+      <w:r>
+        <w:rPr>
+          <w:i/>
+          <w:iCs/>
+          <w:color w:val="555555"/>
+          <w:sz w:val="18"/>
+          <w:szCs w:val="18"/>
+        </w:rPr>
+        <w:t>ZXing</w:t>
+      </w:r>
+      <w:proofErr w:type="spellEnd"/>
     </w:p>
     <w:p>
       <w:pPr>
@@ -430,8 +694,17 @@
           <w:sz w:val="21"/>
           <w:szCs w:val="21"/>
         </w:rPr>
-        <w:t xml:space="preserve">  ·  ISET Charguia</w:t>
-      </w:r>
+        <w:t xml:space="preserve">  ·  ISET </w:t>
+      </w:r>
+      <w:proofErr w:type="spellStart"/>
+      <w:r>
+        <w:rPr>
+          <w:sz w:val="21"/>
+          <w:szCs w:val="21"/>
+        </w:rPr>
+        <w:t>Charguia</w:t>
+      </w:r>
+      <w:proofErr w:type="spellEnd"/>
       <w:r>
         <w:rPr>
           <w:color w:val="555555"/>
@@ -483,15 +756,25 @@
     <w:p>
       <w:pPr>
         <w:spacing w:before="180" w:after="60"/>
-      </w:pPr>
-      <w:r>
-        <w:rPr>
-          <w:b/>
-          <w:bCs/>
-          <w:sz w:val="21"/>
-          <w:szCs w:val="21"/>
-        </w:rPr>
-        <w:lastRenderedPageBreak/>
+        <w:rPr>
+          <w:b/>
+          <w:bCs/>
+          <w:sz w:val="21"/>
+          <w:szCs w:val="21"/>
+        </w:rPr>
+      </w:pPr>
+    </w:p>
+    <w:p>
+      <w:pPr>
+        <w:spacing w:before="180" w:after="60"/>
+      </w:pPr>
+      <w:r>
+        <w:rPr>
+          <w:b/>
+          <w:bCs/>
+          <w:sz w:val="21"/>
+          <w:szCs w:val="21"/>
+        </w:rPr>
         <w:t>PROJECTS</w:t>
       </w:r>
     </w:p>
@@ -531,7 +814,52 @@
         <w:spacing w:after="10"/>
       </w:pPr>
       <w:r>
-        <w:t>Multi-modal AI system generating structured consumer reports from product images and customer reviews. EfficientNetB3 pipeline (visual recognition) combined with a parallel NLP stack — BiLSTM, BERT, SmolLM2-1.7B — for sentiment, emotion, and feature extraction. Hybrid summarisation with BART / T5 / Qwen2.5 producing a clean structured report. Streamlit interface + Flask backend.</w:t>
+        <w:t xml:space="preserve">Multi-modal AI system generating structured consumer reports from </w:t>
+      </w:r>
+      <w:r>
+        <w:t xml:space="preserve">electronic </w:t>
+      </w:r>
+      <w:r>
+        <w:t>product images and customer reviews</w:t>
+      </w:r>
+      <w:r>
+        <w:t xml:space="preserve"> from Amazon </w:t>
+      </w:r>
+      <w:proofErr w:type="spellStart"/>
+      <w:r>
+        <w:t>kaggle</w:t>
+      </w:r>
+      <w:proofErr w:type="spellEnd"/>
+      <w:r>
+        <w:t xml:space="preserve"> datasets</w:t>
+      </w:r>
+      <w:r>
+        <w:t>. EfficientNetB3 pipeline (visual recognition) combined with a parallel NLP stack</w:t>
+      </w:r>
+      <w:r>
+        <w:t xml:space="preserve"> , </w:t>
+      </w:r>
+      <w:proofErr w:type="spellStart"/>
+      <w:r>
+        <w:t>BiLSTM</w:t>
+      </w:r>
+      <w:proofErr w:type="spellEnd"/>
+      <w:r>
+        <w:t>, BERT, SmolLM2-1.7B</w:t>
+      </w:r>
+      <w:r>
+        <w:t>,</w:t>
+      </w:r>
+      <w:r>
+        <w:t xml:space="preserve"> for sentiment, emotion, and feature extraction. Hybrid summarisation with BART / T5 / Qwen2.5 producing a clean structured report. </w:t>
+      </w:r>
+      <w:proofErr w:type="spellStart"/>
+      <w:r>
+        <w:t>Streamlit</w:t>
+      </w:r>
+      <w:proofErr w:type="spellEnd"/>
+      <w:r>
+        <w:t xml:space="preserve"> interface + Flask backend.</w:t>
       </w:r>
     </w:p>
     <w:p>
@@ -546,21 +874,76 @@
           <w:sz w:val="18"/>
           <w:szCs w:val="18"/>
         </w:rPr>
-        <w:t>Python · TensorFlow · PyTorch · EfficientNetB3 · BERT · Qwen2.5 · Streamlit · Flask</w:t>
+        <w:t xml:space="preserve">Python · TensorFlow · </w:t>
+      </w:r>
+      <w:proofErr w:type="spellStart"/>
+      <w:r>
+        <w:rPr>
+          <w:i/>
+          <w:iCs/>
+          <w:color w:val="555555"/>
+          <w:sz w:val="18"/>
+          <w:szCs w:val="18"/>
+        </w:rPr>
+        <w:t>PyTorch</w:t>
+      </w:r>
+      <w:proofErr w:type="spellEnd"/>
+      <w:r>
+        <w:rPr>
+          <w:i/>
+          <w:iCs/>
+          <w:color w:val="555555"/>
+          <w:sz w:val="18"/>
+          <w:szCs w:val="18"/>
+        </w:rPr>
+        <w:t xml:space="preserve"> · EfficientNetB3 · BERT · Qwen2.5 · </w:t>
+      </w:r>
+      <w:proofErr w:type="spellStart"/>
+      <w:r>
+        <w:rPr>
+          <w:i/>
+          <w:iCs/>
+          <w:color w:val="555555"/>
+          <w:sz w:val="18"/>
+          <w:szCs w:val="18"/>
+        </w:rPr>
+        <w:t>Streamlit</w:t>
+      </w:r>
+      <w:proofErr w:type="spellEnd"/>
+      <w:r>
+        <w:rPr>
+          <w:i/>
+          <w:iCs/>
+          <w:color w:val="555555"/>
+          <w:sz w:val="18"/>
+          <w:szCs w:val="18"/>
+        </w:rPr>
+        <w:t xml:space="preserve"> · Flask</w:t>
       </w:r>
     </w:p>
     <w:p>
       <w:pPr>
         <w:spacing w:before="140" w:after="18"/>
       </w:pPr>
-      <w:r>
-        <w:rPr>
-          <w:b/>
-          <w:bCs/>
-          <w:sz w:val="21"/>
-          <w:szCs w:val="21"/>
-        </w:rPr>
-        <w:t>GetHired AI</w:t>
+      <w:proofErr w:type="spellStart"/>
+      <w:r>
+        <w:rPr>
+          <w:b/>
+          <w:bCs/>
+          <w:sz w:val="21"/>
+          <w:szCs w:val="21"/>
+        </w:rPr>
+        <w:t>GetHired</w:t>
+      </w:r>
+      <w:proofErr w:type="spellEnd"/>
+      <w:r>
+        <w:rPr>
+          <w:b/>
+          <w:bCs/>
+          <w:sz w:val="21"/>
+          <w:szCs w:val="21"/>
+        </w:rPr>
+        <w:t xml:space="preserve"> AI</w:t>
       </w:r>
       <w:r>
         <w:rPr>
@@ -591,7 +974,49 @@
           <w:sz w:val="18"/>
           <w:szCs w:val="18"/>
         </w:rPr>
-        <w:t>Next.js 16 · Spring Boot · Groq LLM · TypeScript · Tailwind · JWT</w:t>
+        <w:t xml:space="preserve">Next.js 16 · Spring Boot · </w:t>
+      </w:r>
+      <w:proofErr w:type="spellStart"/>
+      <w:r>
+        <w:rPr>
+          <w:i/>
+          <w:iCs/>
+          <w:color w:val="555555"/>
+          <w:sz w:val="18"/>
+          <w:szCs w:val="18"/>
+        </w:rPr>
+        <w:t>Groq</w:t>
+      </w:r>
+      <w:proofErr w:type="spellEnd"/>
+      <w:r>
+        <w:rPr>
+          <w:i/>
+          <w:iCs/>
+          <w:color w:val="555555"/>
+          <w:sz w:val="18"/>
+          <w:szCs w:val="18"/>
+        </w:rPr>
+        <w:t xml:space="preserve"> LLM</w:t>
+      </w:r>
+      <w:r>
+        <w:rPr>
+          <w:i/>
+          <w:iCs/>
+          <w:color w:val="555555"/>
+          <w:sz w:val="18"/>
+          <w:szCs w:val="18"/>
+        </w:rPr>
+        <w:t xml:space="preserve"> QWEN 3.5</w:t>
+      </w:r>
+      <w:r>
+        <w:rPr>
+          <w:i/>
+          <w:iCs/>
+          <w:color w:val="555555"/>
+          <w:sz w:val="18"/>
+          <w:szCs w:val="18"/>
+        </w:rPr>
+        <w:t xml:space="preserve"> · TypeScript · Tailwind · JWT</w:t>
       </w:r>
     </w:p>
     <w:p>
@@ -655,11 +1080,40 @@
           <w:b/>
           <w:bCs/>
         </w:rPr>
-        <w:t xml:space="preserve">63H IoT PHPoC Certification </w:t>
-      </w:r>
-      <w:r>
-        <w:t>— PHPoC South Korea · ISET Charguia</w:t>
-      </w:r>
+        <w:t xml:space="preserve">63H IoT </w:t>
+      </w:r>
+      <w:proofErr w:type="spellStart"/>
+      <w:r>
+        <w:rPr>
+          <w:b/>
+          <w:bCs/>
+        </w:rPr>
+        <w:t>PHPoC</w:t>
+      </w:r>
+      <w:proofErr w:type="spellEnd"/>
+      <w:r>
+        <w:rPr>
+          <w:b/>
+          <w:bCs/>
+        </w:rPr>
+        <w:t xml:space="preserve"> Certification </w:t>
+      </w:r>
+      <w:r>
+        <w:t xml:space="preserve">— </w:t>
+      </w:r>
+      <w:proofErr w:type="spellStart"/>
+      <w:r>
+        <w:t>PHPoC</w:t>
+      </w:r>
+      <w:proofErr w:type="spellEnd"/>
+      <w:r>
+        <w:t xml:space="preserve"> South Korea · ISET </w:t>
+      </w:r>
+      <w:proofErr w:type="spellStart"/>
+      <w:r>
+        <w:t>Charguia</w:t>
+      </w:r>
+      <w:proofErr w:type="spellEnd"/>
     </w:p>
     <w:p>
       <w:pPr>
@@ -705,12 +1159,6 @@
         <w:gridCol w:w="8046"/>
       </w:tblGrid>
       <w:tr>
-        <w:tblPrEx>
-          <w:tblCellMar>
-            <w:top w:w="0" w:type="dxa"/>
-            <w:bottom w:w="0" w:type="dxa"/>
-          </w:tblCellMar>
-        </w:tblPrEx>
         <w:tc>
           <w:tcPr>
             <w:tcW w:w="1900" w:type="dxa"/>
@@ -761,18 +1209,37 @@
                 <w:sz w:val="19"/>
                 <w:szCs w:val="19"/>
               </w:rPr>
-              <w:t>Machine Learning · Deep Learning · NLP · Computer Vision · TensorFlow · PyTorch · Scikit-learn · Keras</w:t>
-            </w:r>
+              <w:t xml:space="preserve">Machine Learning · Deep Learning · NLP · Computer Vision · TensorFlow · </w:t>
+            </w:r>
+            <w:proofErr w:type="spellStart"/>
+            <w:r>
+              <w:rPr>
+                <w:sz w:val="19"/>
+                <w:szCs w:val="19"/>
+              </w:rPr>
+              <w:t>PyTorch</w:t>
+            </w:r>
+            <w:proofErr w:type="spellEnd"/>
+            <w:r>
+              <w:rPr>
+                <w:sz w:val="19"/>
+                <w:szCs w:val="19"/>
+              </w:rPr>
+              <w:t xml:space="preserve"> · Scikit-learn · </w:t>
+            </w:r>
+            <w:proofErr w:type="spellStart"/>
+            <w:r>
+              <w:rPr>
+                <w:sz w:val="19"/>
+                <w:szCs w:val="19"/>
+              </w:rPr>
+              <w:t>Keras</w:t>
+            </w:r>
+            <w:proofErr w:type="spellEnd"/>
           </w:p>
         </w:tc>
       </w:tr>
       <w:tr>
-        <w:tblPrEx>
-          <w:tblCellMar>
-            <w:top w:w="0" w:type="dxa"/>
-            <w:bottom w:w="0" w:type="dxa"/>
-          </w:tblCellMar>
-        </w:tblPrEx>
         <w:tc>
           <w:tcPr>
             <w:tcW w:w="1900" w:type="dxa"/>
@@ -823,18 +1290,44 @@
                 <w:sz w:val="19"/>
                 <w:szCs w:val="19"/>
               </w:rPr>
-              <w:t>Pandas · NumPy · Matplotlib · Seaborn · Plotly · Jupyter · SQL</w:t>
+              <w:t xml:space="preserve">Pandas · NumPy · Matplotlib · Seaborn · </w:t>
+            </w:r>
+            <w:proofErr w:type="spellStart"/>
+            <w:r>
+              <w:rPr>
+                <w:sz w:val="19"/>
+                <w:szCs w:val="19"/>
+              </w:rPr>
+              <w:t>Plotly</w:t>
+            </w:r>
+            <w:proofErr w:type="spellEnd"/>
+            <w:r>
+              <w:rPr>
+                <w:sz w:val="19"/>
+                <w:szCs w:val="19"/>
+              </w:rPr>
+              <w:t xml:space="preserve"> · </w:t>
+            </w:r>
+            <w:proofErr w:type="spellStart"/>
+            <w:r>
+              <w:rPr>
+                <w:sz w:val="19"/>
+                <w:szCs w:val="19"/>
+              </w:rPr>
+              <w:t>Jupyter</w:t>
+            </w:r>
+            <w:proofErr w:type="spellEnd"/>
+            <w:r>
+              <w:rPr>
+                <w:sz w:val="19"/>
+                <w:szCs w:val="19"/>
+              </w:rPr>
+              <w:t xml:space="preserve"> · SQL</w:t>
             </w:r>
           </w:p>
         </w:tc>
       </w:tr>
       <w:tr>
-        <w:tblPrEx>
-          <w:tblCellMar>
-            <w:top w:w="0" w:type="dxa"/>
-            <w:bottom w:w="0" w:type="dxa"/>
-          </w:tblCellMar>
-        </w:tblPrEx>
         <w:tc>
           <w:tcPr>
             <w:tcW w:w="1900" w:type="dxa"/>
@@ -891,18 +1384,30 @@
                 <w:szCs w:val="19"/>
                 <w:lang w:val="fr-FR"/>
               </w:rPr>
-              <w:t>Python · Java · JavaScript / TypeScript · Dart · C / C++ · SQL</w:t>
+              <w:t xml:space="preserve">Python · Java · JavaScript / </w:t>
+            </w:r>
+            <w:proofErr w:type="spellStart"/>
+            <w:r>
+              <w:rPr>
+                <w:sz w:val="19"/>
+                <w:szCs w:val="19"/>
+                <w:lang w:val="fr-FR"/>
+              </w:rPr>
+              <w:t>TypeScript</w:t>
+            </w:r>
+            <w:proofErr w:type="spellEnd"/>
+            <w:r>
+              <w:rPr>
+                <w:sz w:val="19"/>
+                <w:szCs w:val="19"/>
+                <w:lang w:val="fr-FR"/>
+              </w:rPr>
+              <w:t xml:space="preserve"> · Dart · C / C++ · SQL</w:t>
             </w:r>
           </w:p>
         </w:tc>
       </w:tr>
       <w:tr>
-        <w:tblPrEx>
-          <w:tblCellMar>
-            <w:top w:w="0" w:type="dxa"/>
-            <w:bottom w:w="0" w:type="dxa"/>
-          </w:tblCellMar>
-        </w:tblPrEx>
         <w:tc>
           <w:tcPr>
             <w:tcW w:w="1900" w:type="dxa"/>
@@ -953,18 +1458,28 @@
                 <w:sz w:val="19"/>
                 <w:szCs w:val="19"/>
               </w:rPr>
-              <w:t>Android Java · Flutter · React · Next.js · Angular · Streamlit · Django</w:t>
+              <w:t xml:space="preserve">Android Java · Flutter · React · Next.js · Angular · </w:t>
+            </w:r>
+            <w:proofErr w:type="spellStart"/>
+            <w:r>
+              <w:rPr>
+                <w:sz w:val="19"/>
+                <w:szCs w:val="19"/>
+              </w:rPr>
+              <w:t>Streamlit</w:t>
+            </w:r>
+            <w:proofErr w:type="spellEnd"/>
+            <w:r>
+              <w:rPr>
+                <w:sz w:val="19"/>
+                <w:szCs w:val="19"/>
+              </w:rPr>
+              <w:t xml:space="preserve"> · Django</w:t>
             </w:r>
           </w:p>
         </w:tc>
       </w:tr>
       <w:tr>
-        <w:tblPrEx>
-          <w:tblCellMar>
-            <w:top w:w="0" w:type="dxa"/>
-            <w:bottom w:w="0" w:type="dxa"/>
-          </w:tblCellMar>
-        </w:tblPrEx>
         <w:tc>
           <w:tcPr>
             <w:tcW w:w="1900" w:type="dxa"/>
@@ -1015,18 +1530,28 @@
                 <w:sz w:val="19"/>
                 <w:szCs w:val="19"/>
               </w:rPr>
-              <w:t>Spring Boot · Flask · FastAPI · Node.js · REST APIs · MySQL · MongoDB · SQLite</w:t>
+              <w:t xml:space="preserve">Spring Boot · Flask · </w:t>
+            </w:r>
+            <w:proofErr w:type="spellStart"/>
+            <w:r>
+              <w:rPr>
+                <w:sz w:val="19"/>
+                <w:szCs w:val="19"/>
+              </w:rPr>
+              <w:t>FastAPI</w:t>
+            </w:r>
+            <w:proofErr w:type="spellEnd"/>
+            <w:r>
+              <w:rPr>
+                <w:sz w:val="19"/>
+                <w:szCs w:val="19"/>
+              </w:rPr>
+              <w:t xml:space="preserve"> · Node.js · REST APIs · MySQL · MongoDB · SQLite</w:t>
             </w:r>
           </w:p>
         </w:tc>
       </w:tr>
       <w:tr>
-        <w:tblPrEx>
-          <w:tblCellMar>
-            <w:top w:w="0" w:type="dxa"/>
-            <w:bottom w:w="0" w:type="dxa"/>
-          </w:tblCellMar>
-        </w:tblPrEx>
         <w:tc>
           <w:tcPr>
             <w:tcW w:w="1900" w:type="dxa"/>
@@ -1083,12 +1608,6 @@
         </w:tc>
       </w:tr>
       <w:tr>
-        <w:tblPrEx>
-          <w:tblCellMar>
-            <w:top w:w="0" w:type="dxa"/>
-            <w:bottom w:w="0" w:type="dxa"/>
-          </w:tblCellMar>
-        </w:tblPrEx>
         <w:tc>
           <w:tcPr>
             <w:tcW w:w="1900" w:type="dxa"/>
@@ -1190,12 +1709,6 @@
         <w:gridCol w:w="3316"/>
       </w:tblGrid>
       <w:tr>
-        <w:tblPrEx>
-          <w:tblCellMar>
-            <w:top w:w="0" w:type="dxa"/>
-            <w:bottom w:w="0" w:type="dxa"/>
-          </w:tblCellMar>
-        </w:tblPrEx>
         <w:tc>
           <w:tcPr>
             <w:tcW w:w="3315" w:type="dxa"/>
@@ -1924,7 +2437,6 @@
   <w:style w:type="character" w:default="1" w:styleId="DefaultParagraphFont">
     <w:name w:val="Default Paragraph Font"/>
     <w:uiPriority w:val="1"/>
-    <w:semiHidden/>
     <w:unhideWhenUsed/>
   </w:style>
   <w:style w:type="table" w:default="1" w:styleId="TableNormal">

--- a/CV_ChedyKorbi_EN.docx
+++ b/CV_ChedyKorbi_EN.docx
@@ -1,6 +1,6 @@
 
 <file path=word/document.xml><?xml version="1.0" encoding="utf-8"?>
-<w:document xmlns:wpc="http://schemas.microsoft.com/office/word/2010/wordprocessingCanvas" xmlns:cx="http://schemas.microsoft.com/office/drawing/2014/chartex" xmlns:cx1="http://schemas.microsoft.com/office/drawing/2015/9/8/chartex" xmlns:cx2="http://schemas.microsoft.com/office/drawing/2015/10/21/chartex" xmlns:cx3="http://schemas.microsoft.com/office/drawing/2016/5/9/chartex" xmlns:cx4="http://schemas.microsoft.com/office/drawing/2016/5/10/chartex" xmlns:cx5="http://schemas.microsoft.com/office/drawing/2016/5/11/chartex" xmlns:cx6="http://schemas.microsoft.com/office/drawing/2016/5/12/chartex" xmlns:cx7="http://schemas.microsoft.com/office/drawing/2016/5/13/chartex" xmlns:cx8="http://schemas.microsoft.com/office/drawing/2016/5/14/chartex" xmlns:mc="http://schemas.openxmlformats.org/markup-compatibility/2006" xmlns:aink="http://schemas.microsoft.com/office/drawing/2016/ink" xmlns:am3d="http://schemas.microsoft.com/office/drawing/2017/model3d" xmlns:o="urn:schemas-microsoft-com:office:office" xmlns:oel="http://schemas.microsoft.com/office/2019/extlst" xmlns:r="http://schemas.openxmlformats.org/officeDocument/2006/relationships" xmlns:m="http://schemas.openxmlformats.org/officeDocument/2006/math" xmlns:v="urn:schemas-microsoft-com:vml" xmlns:wp14="http://schemas.microsoft.com/office/word/2010/wordprocessingDrawing" xmlns:wp="http://schemas.openxmlformats.org/drawingml/2006/wordprocessingDrawing" xmlns:w10="urn:schemas-microsoft-com:office:word" xmlns:w="http://schemas.openxmlformats.org/wordprocessingml/2006/main" xmlns:w14="http://schemas.microsoft.com/office/word/2010/wordml" xmlns:w15="http://schemas.microsoft.com/office/word/2012/wordml" xmlns:w16cex="http://schemas.microsoft.com/office/word/2018/wordml/cex" xmlns:w16cid="http://schemas.microsoft.com/office/word/2016/wordml/cid" xmlns:w16="http://schemas.microsoft.com/office/word/2018/wordml" xmlns:w16sdtdh="http://schemas.microsoft.com/office/word/2020/wordml/sdtdatahash" xmlns:w16se="http://schemas.microsoft.com/office/word/2015/wordml/symex" xmlns:wpg="http://schemas.microsoft.com/office/word/2010/wordprocessingGroup" xmlns:wpi="http://schemas.microsoft.com/office/word/2010/wordprocessingInk" xmlns:wne="http://schemas.microsoft.com/office/word/2006/wordml" xmlns:wps="http://schemas.microsoft.com/office/word/2010/wordprocessingShape" mc:Ignorable="w14 w15 w16se w16cid w16 w16cex w16sdtdh wp14">
+<w:document xmlns:wpc="http://schemas.microsoft.com/office/word/2010/wordprocessingCanvas" xmlns:cx="http://schemas.microsoft.com/office/drawing/2014/chartex" xmlns:cx1="http://schemas.microsoft.com/office/drawing/2015/9/8/chartex" xmlns:cx2="http://schemas.microsoft.com/office/drawing/2015/10/21/chartex" xmlns:cx3="http://schemas.microsoft.com/office/drawing/2016/5/9/chartex" xmlns:cx4="http://schemas.microsoft.com/office/drawing/2016/5/10/chartex" xmlns:cx5="http://schemas.microsoft.com/office/drawing/2016/5/11/chartex" xmlns:cx6="http://schemas.microsoft.com/office/drawing/2016/5/12/chartex" xmlns:cx7="http://schemas.microsoft.com/office/drawing/2016/5/13/chartex" xmlns:cx8="http://schemas.microsoft.com/office/drawing/2016/5/14/chartex" xmlns:mc="http://schemas.openxmlformats.org/markup-compatibility/2006" xmlns:aink="http://schemas.microsoft.com/office/drawing/2016/ink" xmlns:am3d="http://schemas.microsoft.com/office/drawing/2017/model3d" xmlns:o="urn:schemas-microsoft-com:office:office" xmlns:oel="http://schemas.microsoft.com/office/2019/extlst" xmlns:r="http://schemas.openxmlformats.org/officeDocument/2006/relationships" xmlns:m="http://schemas.openxmlformats.org/officeDocument/2006/math" xmlns:v="urn:schemas-microsoft-com:vml" xmlns:wp14="http://schemas.microsoft.com/office/word/2010/wordprocessingDrawing" xmlns:wp="http://schemas.openxmlformats.org/drawingml/2006/wordprocessingDrawing" xmlns:w10="urn:schemas-microsoft-com:office:word" xmlns:w="http://schemas.openxmlformats.org/wordprocessingml/2006/main" xmlns:w14="http://schemas.microsoft.com/office/word/2010/wordml" xmlns:w15="http://schemas.microsoft.com/office/word/2012/wordml" xmlns:w16cex="http://schemas.microsoft.com/office/word/2018/wordml/cex" xmlns:w16cid="http://schemas.microsoft.com/office/word/2016/wordml/cid" xmlns:w16="http://schemas.microsoft.com/office/word/2018/wordml" xmlns:w16du="http://schemas.microsoft.com/office/word/2023/wordml/word16du" xmlns:w16sdtdh="http://schemas.microsoft.com/office/word/2020/wordml/sdtdatahash" xmlns:w16sdtfl="http://schemas.microsoft.com/office/word/2024/wordml/sdtformatlock" xmlns:w16se="http://schemas.microsoft.com/office/word/2015/wordml/symex" xmlns:wpg="http://schemas.microsoft.com/office/word/2010/wordprocessingGroup" xmlns:wpi="http://schemas.microsoft.com/office/word/2010/wordprocessingInk" xmlns:wne="http://schemas.microsoft.com/office/word/2006/wordml" xmlns:wps="http://schemas.microsoft.com/office/word/2010/wordprocessingShape" mc:Ignorable="w14 w15 w16se w16cid w16 w16cex w16sdtdh w16sdtfl w16du wp14">
   <w:body>
     <w:p>
       <w:pPr>
@@ -45,39 +45,7 @@
           <w:sz w:val="16"/>
           <w:szCs w:val="16"/>
         </w:rPr>
-        <w:t>chedykorbi2021@gmail.com   |   +216 58 239 045   |   linkedin.com/in/</w:t>
-      </w:r>
-      <w:proofErr w:type="spellStart"/>
-      <w:r>
-        <w:rPr>
-          <w:sz w:val="16"/>
-          <w:szCs w:val="16"/>
-        </w:rPr>
-        <w:t>chedy-korbi</w:t>
-      </w:r>
-      <w:proofErr w:type="spellEnd"/>
-      <w:r>
-        <w:rPr>
-          <w:sz w:val="16"/>
-          <w:szCs w:val="16"/>
-        </w:rPr>
-        <w:t xml:space="preserve">   |   github.com/</w:t>
-      </w:r>
-      <w:proofErr w:type="spellStart"/>
-      <w:r>
-        <w:rPr>
-          <w:sz w:val="16"/>
-          <w:szCs w:val="16"/>
-        </w:rPr>
-        <w:t>ChedyKorbi</w:t>
-      </w:r>
-      <w:proofErr w:type="spellEnd"/>
-      <w:r>
-        <w:rPr>
-          <w:sz w:val="16"/>
-          <w:szCs w:val="16"/>
-        </w:rPr>
-        <w:t xml:space="preserve">   |   La Marsa, Tunis</w:t>
+        <w:t>chedykorbi2021@gmail.com   |   +216 58 239 045   |   linkedin.com/in/chedy-korbi   |   github.com/ChedyKorbi   |   La Marsa, Tunis</w:t>
       </w:r>
     </w:p>
     <w:p>
@@ -215,11 +183,15 @@
     <w:p>
       <w:pPr>
         <w:spacing w:before="100" w:after="14"/>
-      </w:pPr>
-      <w:r>
-        <w:rPr>
-          <w:b/>
-          <w:bCs/>
+        <w:rPr>
+          <w:lang w:val="fr-FR"/>
+        </w:rPr>
+      </w:pPr>
+      <w:r>
+        <w:rPr>
+          <w:b/>
+          <w:bCs/>
+          <w:lang w:val="fr-FR"/>
         </w:rPr>
         <w:t>SCIO — Nutritional Evaluation App</w:t>
       </w:r>
@@ -235,35 +207,7 @@
         <w:rPr>
           <w:lang w:val="fr-FR"/>
         </w:rPr>
-        <w:t xml:space="preserve">Application mobile cross-platform (iOS &amp; Android) pour une experte nutritionniste : scan de codes-barres de produits alimentaires, cosmétiques et ménagers, avec génération d'une fiche produit validée incluant composition, score qualité et statut (Excellent / Bon / Moyen / Mauvais). Moteur de </w:t>
-      </w:r>
-      <w:proofErr w:type="spellStart"/>
-      <w:r>
-        <w:rPr>
-          <w:lang w:val="fr-FR"/>
-        </w:rPr>
-        <w:t>scoring</w:t>
-      </w:r>
-      <w:proofErr w:type="spellEnd"/>
-      <w:r>
-        <w:rPr>
-          <w:lang w:val="fr-FR"/>
-        </w:rPr>
-        <w:t xml:space="preserve"> ML basé sur </w:t>
-      </w:r>
-      <w:proofErr w:type="spellStart"/>
-      <w:r>
-        <w:rPr>
-          <w:lang w:val="fr-FR"/>
-        </w:rPr>
-        <w:t>Random</w:t>
-      </w:r>
-      <w:proofErr w:type="spellEnd"/>
-      <w:r>
-        <w:rPr>
-          <w:lang w:val="fr-FR"/>
-        </w:rPr>
-        <w:t xml:space="preserve"> Forest</w:t>
+        <w:t>Application mobile cross-platform (iOS &amp; Android) pour une experte nutritionniste : scan de codes-barres de produits alimentaires, cosmétiques et ménagers, avec génération d'une fiche produit validée incluant composition, score qualité et statut (Excellent / Bon / Moyen / Mauvais). Moteur de scoring ML basé sur Random Forest</w:t>
       </w:r>
       <w:r>
         <w:rPr>
@@ -302,8 +246,38 @@
           <w:sz w:val="18"/>
           <w:szCs w:val="18"/>
         </w:rPr>
-        <w:t>Flutter · Spring Boot · MySQL · REST APIs</w:t>
-      </w:r>
+        <w:t xml:space="preserve">Flutter · Spring Boot · MySQL · REST APIs · Sickit Learn </w:t>
+      </w:r>
+    </w:p>
+    <w:p>
+      <w:pPr>
+        <w:spacing w:after="10"/>
+      </w:pPr>
+    </w:p>
+    <w:p>
+      <w:pPr>
+        <w:spacing w:before="100" w:after="14"/>
+      </w:pPr>
+      <w:r>
+        <w:rPr>
+          <w:b/>
+          <w:bCs/>
+        </w:rPr>
+        <w:t>CIM SALABYM — E-commerce &amp; Management Back-Office</w:t>
+      </w:r>
+    </w:p>
+    <w:p>
+      <w:pPr>
+        <w:spacing w:after="10"/>
+      </w:pPr>
+      <w:r>
+        <w:t>End-to-end digital solution for a ceramic decoration brand: fully customisable Next.js storefront (products, categories, collections, delivery, editorial content, images) with Stripe payments and OAuth. Admin back-office covering inventory, orders, CMS, CRM, and full site configuration — a bespoke, self-managed tool delivered end-to-end.</w:t>
+      </w:r>
+    </w:p>
+    <w:p>
+      <w:pPr>
+        <w:spacing w:before="6" w:after="60"/>
+      </w:pPr>
       <w:r>
         <w:rPr>
           <w:i/>
@@ -312,8 +286,54 @@
           <w:sz w:val="18"/>
           <w:szCs w:val="18"/>
         </w:rPr>
-        <w:t xml:space="preserve"> </w:t>
-      </w:r>
+        <w:t>Next.js · Spring Boot · Stripe · OAuth · MySQL</w:t>
+      </w:r>
+    </w:p>
+    <w:p>
+      <w:pPr>
+        <w:tabs>
+          <w:tab w:val="right" w:pos="9946"/>
+        </w:tabs>
+        <w:spacing w:before="140" w:after="20"/>
+      </w:pPr>
+      <w:r>
+        <w:rPr>
+          <w:b/>
+          <w:bCs/>
+          <w:sz w:val="21"/>
+          <w:szCs w:val="21"/>
+        </w:rPr>
+        <w:t>Final-Year Internship — IoT &amp; Full-Stack</w:t>
+      </w:r>
+      <w:r>
+        <w:rPr>
+          <w:sz w:val="21"/>
+          <w:szCs w:val="21"/>
+        </w:rPr>
+        <w:t xml:space="preserve">  ·  Symatique Software</w:t>
+      </w:r>
+      <w:r>
+        <w:rPr>
+          <w:color w:val="555555"/>
+          <w:sz w:val="19"/>
+          <w:szCs w:val="19"/>
+        </w:rPr>
+        <w:tab/>
+        <w:t xml:space="preserve">Jan 2025 – Jun 2025  </w:t>
+      </w:r>
+    </w:p>
+    <w:p>
+      <w:pPr>
+        <w:spacing w:after="10"/>
+      </w:pPr>
+      <w:r>
+        <w:t>PawTracker — IoT pet health monitoring ecosystem: ESP32 sensors continuously collecting activity and vital data, analysed by supervised regression and classification models calibrated to each animal’s breed and age to detect deviations from optimal health thresholds. Android app with live GPS tracking, health dashboards, and alerts; VetLink — Angular platform for veterinarians with patient records and appointment management.</w:t>
+      </w:r>
+    </w:p>
+    <w:p>
+      <w:pPr>
+        <w:spacing w:before="6" w:after="60"/>
+      </w:pPr>
       <w:r>
         <w:rPr>
           <w:i/>
@@ -322,8 +342,90 @@
           <w:sz w:val="18"/>
           <w:szCs w:val="18"/>
         </w:rPr>
-        <w:t xml:space="preserve">· </w:t>
-      </w:r>
+        <w:t>ESP32 · C/C++ · MQTT · Android Java · Spring Boot · Angular · MySQL · Firebase · Scikit-learn</w:t>
+      </w:r>
+    </w:p>
+    <w:p>
+      <w:pPr>
+        <w:tabs>
+          <w:tab w:val="right" w:pos="9946"/>
+        </w:tabs>
+        <w:spacing w:before="140" w:after="20"/>
+      </w:pPr>
+      <w:r>
+        <w:rPr>
+          <w:b/>
+          <w:bCs/>
+          <w:sz w:val="21"/>
+          <w:szCs w:val="21"/>
+        </w:rPr>
+        <w:t xml:space="preserve">Summer Internship — </w:t>
+      </w:r>
+      <w:r>
+        <w:rPr>
+          <w:b/>
+          <w:bCs/>
+          <w:sz w:val="21"/>
+          <w:szCs w:val="21"/>
+        </w:rPr>
+        <w:t>Android Developer</w:t>
+      </w:r>
+      <w:r>
+        <w:rPr>
+          <w:b/>
+          <w:bCs/>
+          <w:sz w:val="21"/>
+          <w:szCs w:val="21"/>
+        </w:rPr>
+        <w:t xml:space="preserve"> </w:t>
+      </w:r>
+      <w:r>
+        <w:rPr>
+          <w:sz w:val="21"/>
+          <w:szCs w:val="21"/>
+        </w:rPr>
+        <w:t>· Sagemcom Software &amp; Technologies</w:t>
+      </w:r>
+      <w:r>
+        <w:rPr>
+          <w:sz w:val="21"/>
+          <w:szCs w:val="21"/>
+        </w:rPr>
+        <w:t xml:space="preserve">    </w:t>
+      </w:r>
+      <w:r>
+        <w:rPr>
+          <w:color w:val="555555"/>
+          <w:sz w:val="19"/>
+          <w:szCs w:val="19"/>
+        </w:rPr>
+        <w:t xml:space="preserve"> </w:t>
+      </w:r>
+      <w:r>
+        <w:rPr>
+          <w:color w:val="555555"/>
+        </w:rPr>
+        <w:t xml:space="preserve">Jul 2024 – Aug </w:t>
+      </w:r>
+      <w:r>
+        <w:rPr>
+          <w:color w:val="555555"/>
+        </w:rPr>
+        <w:t>2024</w:t>
+      </w:r>
+    </w:p>
+    <w:p>
+      <w:pPr>
+        <w:spacing w:after="10"/>
+      </w:pPr>
+      <w:r>
+        <w:t>Android inventory management app for the water-sensor R&amp;D team: full product CRUD, advanced filtering, and local SQLite database. Integrated an EfficientNet CNN (TensorFlow Lite) for automatic recognition of existing products via camera — –80% data-entry errors, identification time cut from 30 s to under 5 s.</w:t>
+      </w:r>
+    </w:p>
+    <w:p>
+      <w:pPr>
+        <w:spacing w:before="6" w:after="60"/>
+      </w:pPr>
       <w:r>
         <w:rPr>
           <w:i/>
@@ -332,24 +434,176 @@
           <w:sz w:val="18"/>
           <w:szCs w:val="18"/>
         </w:rPr>
-        <w:t xml:space="preserve">Sickit Learn </w:t>
+        <w:t>Android Java · TensorFlow Lite · EfficientNet · Room DB · SQLite · ZXing</w:t>
+      </w:r>
+    </w:p>
+    <w:p>
+      <w:pPr>
+        <w:pBdr>
+          <w:bottom w:val="single" w:sz="4" w:space="1" w:color="000000"/>
+        </w:pBdr>
+        <w:spacing w:before="60" w:after="60"/>
+      </w:pPr>
+    </w:p>
+    <w:p>
+      <w:pPr>
+        <w:spacing w:before="180" w:after="60"/>
+      </w:pPr>
+      <w:r>
+        <w:rPr>
+          <w:b/>
+          <w:bCs/>
+          <w:sz w:val="21"/>
+          <w:szCs w:val="21"/>
+        </w:rPr>
+        <w:t>EDUCATION</w:t>
+      </w:r>
+    </w:p>
+    <w:p>
+      <w:pPr>
+        <w:tabs>
+          <w:tab w:val="right" w:pos="9946"/>
+        </w:tabs>
+        <w:spacing w:before="140" w:after="20"/>
+      </w:pPr>
+      <w:r>
+        <w:rPr>
+          <w:b/>
+          <w:bCs/>
+          <w:sz w:val="21"/>
+          <w:szCs w:val="21"/>
+        </w:rPr>
+        <w:t>Engineering Degree — Big Data &amp; AI</w:t>
+      </w:r>
+      <w:r>
+        <w:rPr>
+          <w:sz w:val="21"/>
+          <w:szCs w:val="21"/>
+        </w:rPr>
+        <w:t xml:space="preserve">  ·  Polytech International</w:t>
+      </w:r>
+      <w:r>
+        <w:rPr>
+          <w:color w:val="555555"/>
+          <w:sz w:val="19"/>
+          <w:szCs w:val="19"/>
+        </w:rPr>
+        <w:tab/>
+        <w:t>Sep 2025 – Present  |  Tunis</w:t>
       </w:r>
     </w:p>
     <w:p>
       <w:pPr>
         <w:spacing w:after="10"/>
       </w:pPr>
-    </w:p>
-    <w:p>
-      <w:pPr>
-        <w:spacing w:before="100" w:after="14"/>
-      </w:pPr>
-      <w:r>
-        <w:rPr>
-          <w:b/>
-          <w:bCs/>
-        </w:rPr>
-        <w:t>CIM SALABYM — E-commerce &amp; Management Back-Office</w:t>
+      <w:r>
+        <w:t>First-year common core in progress. Specialisation in Big Data &amp; AI.</w:t>
+      </w:r>
+    </w:p>
+    <w:p>
+      <w:pPr>
+        <w:tabs>
+          <w:tab w:val="right" w:pos="9946"/>
+        </w:tabs>
+        <w:spacing w:before="140" w:after="20"/>
+      </w:pPr>
+      <w:r>
+        <w:rPr>
+          <w:b/>
+          <w:bCs/>
+          <w:sz w:val="21"/>
+          <w:szCs w:val="21"/>
+        </w:rPr>
+        <w:t>Licence — Embedded Systems &amp; Mobile Development</w:t>
+      </w:r>
+      <w:r>
+        <w:rPr>
+          <w:sz w:val="21"/>
+          <w:szCs w:val="21"/>
+        </w:rPr>
+        <w:t xml:space="preserve">  ·  ISET Charguia</w:t>
+      </w:r>
+      <w:r>
+        <w:rPr>
+          <w:color w:val="555555"/>
+          <w:sz w:val="19"/>
+          <w:szCs w:val="19"/>
+        </w:rPr>
+        <w:tab/>
+        <w:t>2022 – 2025  |  Tunis</w:t>
+      </w:r>
+    </w:p>
+    <w:p>
+      <w:pPr>
+        <w:spacing w:after="60"/>
+      </w:pPr>
+      <w:r>
+        <w:t>GPA 16.78/20 . Core modules: IoT systems, embedded C/C++, Android development, computer networks.</w:t>
+      </w:r>
+    </w:p>
+    <w:p>
+      <w:pPr>
+        <w:pBdr>
+          <w:bottom w:val="single" w:sz="4" w:space="1" w:color="000000"/>
+        </w:pBdr>
+        <w:spacing w:before="60" w:after="60"/>
+      </w:pPr>
+    </w:p>
+    <w:p>
+      <w:pPr>
+        <w:spacing w:before="180" w:after="60"/>
+        <w:rPr>
+          <w:b/>
+          <w:bCs/>
+          <w:sz w:val="21"/>
+          <w:szCs w:val="21"/>
+        </w:rPr>
+      </w:pPr>
+    </w:p>
+    <w:p>
+      <w:pPr>
+        <w:spacing w:before="180" w:after="60"/>
+      </w:pPr>
+      <w:r>
+        <w:rPr>
+          <w:b/>
+          <w:bCs/>
+          <w:sz w:val="21"/>
+          <w:szCs w:val="21"/>
+        </w:rPr>
+        <w:lastRenderedPageBreak/>
+        <w:t>PROJECTS</w:t>
+      </w:r>
+    </w:p>
+    <w:p>
+      <w:pPr>
+        <w:spacing w:before="140" w:after="18"/>
+      </w:pPr>
+      <w:r>
+        <w:rPr>
+          <w:b/>
+          <w:bCs/>
+          <w:sz w:val="21"/>
+          <w:szCs w:val="21"/>
+        </w:rPr>
+        <w:t>Intelligent Report Generator</w:t>
+      </w:r>
+      <w:r>
+        <w:rPr>
+          <w:color w:val="555555"/>
+          <w:sz w:val="19"/>
+          <w:szCs w:val="19"/>
+        </w:rPr>
+        <w:t xml:space="preserve">  ·  Samsung Innovation Campus AI Capstone</w:t>
+      </w:r>
+      <w:r>
+        <w:rPr>
+          <w:b/>
+          <w:bCs/>
+          <w:sz w:val="19"/>
+          <w:szCs w:val="19"/>
+        </w:rPr>
+        <w:t xml:space="preserve">  —  Score 94% — Top 6%</w:t>
       </w:r>
     </w:p>
     <w:p>
@@ -357,7 +611,31 @@
         <w:spacing w:after="10"/>
       </w:pPr>
       <w:r>
-        <w:t>End-to-end digital solution for a ceramic decoration brand: fully customisable Next.js storefront (products, categories, collections, delivery, editorial content, images) with Stripe payments and OAuth. Admin back-office covering inventory, orders, CMS, CRM, and full site configuration — a bespoke, self-managed tool delivered end-to-end.</w:t>
+        <w:t xml:space="preserve">Multi-modal AI system generating structured consumer reports from </w:t>
+      </w:r>
+      <w:r>
+        <w:t xml:space="preserve">electronic </w:t>
+      </w:r>
+      <w:r>
+        <w:t>product images and customer reviews</w:t>
+      </w:r>
+      <w:r>
+        <w:t xml:space="preserve"> from Amazon kaggle datasets</w:t>
+      </w:r>
+      <w:r>
+        <w:t>. EfficientNetB3 pipeline (visual recognition) combined with a parallel NLP stack</w:t>
+      </w:r>
+      <w:r>
+        <w:t xml:space="preserve"> , </w:t>
+      </w:r>
+      <w:r>
+        <w:t>BiLSTM, BERT, SmolLM2-1.7B</w:t>
+      </w:r>
+      <w:r>
+        <w:t>,</w:t>
+      </w:r>
+      <w:r>
+        <w:t xml:space="preserve"> for sentiment, emotion, and feature extraction. Hybrid summarisation with BART / T5 / Qwen2.5 producing a clean structured report. Streamlit interface + Flask backend.</w:t>
       </w:r>
     </w:p>
     <w:p>
@@ -372,15 +650,12 @@
           <w:sz w:val="18"/>
           <w:szCs w:val="18"/>
         </w:rPr>
-        <w:t>Next.js · Spring Boot · Stripe · OAuth · MySQL</w:t>
-      </w:r>
-    </w:p>
-    <w:p>
-      <w:pPr>
-        <w:tabs>
-          <w:tab w:val="right" w:pos="9946"/>
-        </w:tabs>
-        <w:spacing w:before="140" w:after="20"/>
+        <w:t>Python · TensorFlow · PyTorch · EfficientNetB3 · BERT · Qwen2.5 · Streamlit · Flask</w:t>
+      </w:r>
+    </w:p>
+    <w:p>
+      <w:pPr>
+        <w:spacing w:before="140" w:after="18"/>
       </w:pPr>
       <w:r>
         <w:rPr>
@@ -389,30 +664,7 @@
           <w:sz w:val="21"/>
           <w:szCs w:val="21"/>
         </w:rPr>
-        <w:t>Final-Year Internship — IoT &amp; Full-Stack</w:t>
-      </w:r>
-      <w:r>
-        <w:rPr>
-          <w:sz w:val="21"/>
-          <w:szCs w:val="21"/>
-        </w:rPr>
-        <w:t xml:space="preserve">  ·  </w:t>
-      </w:r>
-      <w:proofErr w:type="spellStart"/>
-      <w:r>
-        <w:rPr>
-          <w:sz w:val="21"/>
-          <w:szCs w:val="21"/>
-        </w:rPr>
-        <w:t>Symatique</w:t>
-      </w:r>
-      <w:proofErr w:type="spellEnd"/>
-      <w:r>
-        <w:rPr>
-          <w:sz w:val="21"/>
-          <w:szCs w:val="21"/>
-        </w:rPr>
-        <w:t xml:space="preserve"> Software</w:t>
+        <w:t>GetHired AI</w:t>
       </w:r>
       <w:r>
         <w:rPr>
@@ -420,36 +672,20 @@
           <w:sz w:val="19"/>
           <w:szCs w:val="19"/>
         </w:rPr>
-        <w:tab/>
-        <w:t xml:space="preserve">Jan 2025 – Jun 2025  </w:t>
+        <w:t xml:space="preserve">  ·  Full-Stack AI Recruitment Platform</w:t>
       </w:r>
     </w:p>
     <w:p>
       <w:pPr>
         <w:spacing w:after="10"/>
       </w:pPr>
-      <w:proofErr w:type="spellStart"/>
-      <w:r>
-        <w:t>PawTracker</w:t>
-      </w:r>
-      <w:proofErr w:type="spellEnd"/>
-      <w:r>
-        <w:t xml:space="preserve"> — IoT pet health monitoring ecosystem: ESP32 sensors continuously collecting activity and vital data, analysed by supervised regression and classification models calibrated to each animal’s breed and age to detect deviations from optimal health thresholds. Android app with live GPS tracking, health dashboards, and alerts; </w:t>
-      </w:r>
-      <w:proofErr w:type="spellStart"/>
-      <w:r>
-        <w:t>VetLink</w:t>
-      </w:r>
-      <w:proofErr w:type="spellEnd"/>
-      <w:r>
-        <w:t xml:space="preserve"> — Angular platform for veterinarians with patient records and appointment management.</w:t>
+      <w:r>
+        <w:t>End-to-end recruitment platform — two portals, one goal: connecting the right candidates to the right recruiters through AI. Candidate side: CV analysis and enhancement, explainable fit scoring (0–100), personalised certification and skill recommendations to reach the target role, and interview preparation. Recruiter side: automatic candidate ranking based on profile and job requirements, interview plan generation, and targeted outreach. Multilingual (EN/FR), 18 AI modules.</w:t>
       </w:r>
     </w:p>
     <w:p>
       <w:pPr>
         <w:spacing w:before="6" w:after="60"/>
-      </w:pPr>
-      <w:r>
         <w:rPr>
           <w:i/>
           <w:iCs/>
@@ -457,113 +693,6 @@
           <w:sz w:val="18"/>
           <w:szCs w:val="18"/>
         </w:rPr>
-        <w:t>ESP32 · C/C++ · MQTT · Android Java · Spring Boot · Angular · MySQL · Firebase · Scikit-learn</w:t>
-      </w:r>
-    </w:p>
-    <w:p>
-      <w:pPr>
-        <w:tabs>
-          <w:tab w:val="right" w:pos="9946"/>
-        </w:tabs>
-        <w:spacing w:before="140" w:after="20"/>
-      </w:pPr>
-      <w:r>
-        <w:rPr>
-          <w:b/>
-          <w:bCs/>
-          <w:sz w:val="21"/>
-          <w:szCs w:val="21"/>
-        </w:rPr>
-        <w:t xml:space="preserve">Summer Internship — </w:t>
-      </w:r>
-      <w:r>
-        <w:rPr>
-          <w:b/>
-          <w:bCs/>
-          <w:sz w:val="21"/>
-          <w:szCs w:val="21"/>
-        </w:rPr>
-        <w:t>Android Developer</w:t>
-      </w:r>
-      <w:r>
-        <w:rPr>
-          <w:b/>
-          <w:bCs/>
-          <w:sz w:val="21"/>
-          <w:szCs w:val="21"/>
-        </w:rPr>
-        <w:t xml:space="preserve"> </w:t>
-      </w:r>
-      <w:r>
-        <w:rPr>
-          <w:sz w:val="21"/>
-          <w:szCs w:val="21"/>
-        </w:rPr>
-        <w:t xml:space="preserve">· </w:t>
-      </w:r>
-      <w:proofErr w:type="spellStart"/>
-      <w:r>
-        <w:rPr>
-          <w:sz w:val="21"/>
-          <w:szCs w:val="21"/>
-        </w:rPr>
-        <w:t>Sagemcom</w:t>
-      </w:r>
-      <w:proofErr w:type="spellEnd"/>
-      <w:r>
-        <w:rPr>
-          <w:sz w:val="21"/>
-          <w:szCs w:val="21"/>
-        </w:rPr>
-        <w:t xml:space="preserve"> Software &amp; Technologies</w:t>
-      </w:r>
-      <w:r>
-        <w:rPr>
-          <w:sz w:val="21"/>
-          <w:szCs w:val="21"/>
-        </w:rPr>
-        <w:t xml:space="preserve">    </w:t>
-      </w:r>
-      <w:r>
-        <w:rPr>
-          <w:color w:val="555555"/>
-          <w:sz w:val="19"/>
-          <w:szCs w:val="19"/>
-        </w:rPr>
-        <w:t xml:space="preserve"> </w:t>
-      </w:r>
-      <w:r>
-        <w:rPr>
-          <w:color w:val="555555"/>
-        </w:rPr>
-        <w:t xml:space="preserve">Jul 2024 – Aug </w:t>
-      </w:r>
-      <w:r>
-        <w:rPr>
-          <w:color w:val="555555"/>
-        </w:rPr>
-        <w:t>2024</w:t>
-      </w:r>
-    </w:p>
-    <w:p>
-      <w:pPr>
-        <w:spacing w:after="10"/>
-      </w:pPr>
-      <w:r>
-        <w:t xml:space="preserve">Android inventory management app for the water-sensor R&amp;D team: full product CRUD, advanced filtering, and local SQLite database. Integrated an </w:t>
-      </w:r>
-      <w:proofErr w:type="spellStart"/>
-      <w:r>
-        <w:t>EfficientNet</w:t>
-      </w:r>
-      <w:proofErr w:type="spellEnd"/>
-      <w:r>
-        <w:t xml:space="preserve"> CNN (TensorFlow Lite) for automatic recognition of existing products via camera — –80% data-entry errors, identification time cut from 30 s to under 5 s.</w:t>
-      </w:r>
-    </w:p>
-    <w:p>
-      <w:pPr>
-        <w:spacing w:before="6" w:after="60"/>
       </w:pPr>
       <w:r>
         <w:rPr>
@@ -573,9 +702,8 @@
           <w:sz w:val="18"/>
           <w:szCs w:val="18"/>
         </w:rPr>
-        <w:t xml:space="preserve">Android Java · TensorFlow Lite · </w:t>
-      </w:r>
-      <w:proofErr w:type="spellStart"/>
+        <w:t>Next.js 16 · Spring Boot · Groq LLM</w:t>
+      </w:r>
       <w:r>
         <w:rPr>
           <w:i/>
@@ -584,9 +712,8 @@
           <w:sz w:val="18"/>
           <w:szCs w:val="18"/>
         </w:rPr>
-        <w:t>EfficientNet</w:t>
-      </w:r>
-      <w:proofErr w:type="spellEnd"/>
+        <w:t xml:space="preserve"> QWEN 3.5</w:t>
+      </w:r>
       <w:r>
         <w:rPr>
           <w:i/>
@@ -595,10 +722,12 @@
           <w:sz w:val="18"/>
           <w:szCs w:val="18"/>
         </w:rPr>
-        <w:t xml:space="preserve"> · Room DB · SQLite · </w:t>
-      </w:r>
-      <w:proofErr w:type="spellStart"/>
-      <w:r>
+        <w:t xml:space="preserve"> · TypeScript · Tailwind · JWT</w:t>
+      </w:r>
+    </w:p>
+    <w:p>
+      <w:pPr>
+        <w:spacing w:before="6" w:after="60"/>
         <w:rPr>
           <w:i/>
           <w:iCs/>
@@ -606,267 +735,11 @@
           <w:sz w:val="18"/>
           <w:szCs w:val="18"/>
         </w:rPr>
-        <w:t>ZXing</w:t>
-      </w:r>
-      <w:proofErr w:type="spellEnd"/>
-    </w:p>
-    <w:p>
-      <w:pPr>
-        <w:pBdr>
-          <w:bottom w:val="single" w:sz="4" w:space="1" w:color="000000"/>
-        </w:pBdr>
-        <w:spacing w:before="60" w:after="60"/>
-      </w:pPr>
-    </w:p>
-    <w:p>
-      <w:pPr>
-        <w:spacing w:before="180" w:after="60"/>
-      </w:pPr>
-      <w:r>
-        <w:rPr>
-          <w:b/>
-          <w:bCs/>
-          <w:sz w:val="21"/>
-          <w:szCs w:val="21"/>
-        </w:rPr>
-        <w:t>EDUCATION</w:t>
-      </w:r>
-    </w:p>
-    <w:p>
-      <w:pPr>
-        <w:tabs>
-          <w:tab w:val="right" w:pos="9946"/>
-        </w:tabs>
-        <w:spacing w:before="140" w:after="20"/>
-      </w:pPr>
-      <w:r>
-        <w:rPr>
-          <w:b/>
-          <w:bCs/>
-          <w:sz w:val="21"/>
-          <w:szCs w:val="21"/>
-        </w:rPr>
-        <w:t>Engineering Degree — Big Data &amp; AI</w:t>
-      </w:r>
-      <w:r>
-        <w:rPr>
-          <w:sz w:val="21"/>
-          <w:szCs w:val="21"/>
-        </w:rPr>
-        <w:t xml:space="preserve">  ·  Polytech International</w:t>
-      </w:r>
-      <w:r>
-        <w:rPr>
-          <w:color w:val="555555"/>
-          <w:sz w:val="19"/>
-          <w:szCs w:val="19"/>
-        </w:rPr>
-        <w:tab/>
-        <w:t>Sep 2025 – Present  |  Tunis</w:t>
-      </w:r>
-    </w:p>
-    <w:p>
-      <w:pPr>
-        <w:spacing w:after="10"/>
-      </w:pPr>
-      <w:r>
-        <w:t>First-year common core in progress. Specialisation in Big Data &amp; AI.</w:t>
-      </w:r>
-    </w:p>
-    <w:p>
-      <w:pPr>
-        <w:tabs>
-          <w:tab w:val="right" w:pos="9946"/>
-        </w:tabs>
-        <w:spacing w:before="140" w:after="20"/>
-      </w:pPr>
-      <w:r>
-        <w:rPr>
-          <w:b/>
-          <w:bCs/>
-          <w:sz w:val="21"/>
-          <w:szCs w:val="21"/>
-        </w:rPr>
-        <w:t>Licence — Embedded Systems &amp; Mobile Development</w:t>
-      </w:r>
-      <w:r>
-        <w:rPr>
-          <w:sz w:val="21"/>
-          <w:szCs w:val="21"/>
-        </w:rPr>
-        <w:t xml:space="preserve">  ·  ISET </w:t>
-      </w:r>
-      <w:proofErr w:type="spellStart"/>
-      <w:r>
-        <w:rPr>
-          <w:sz w:val="21"/>
-          <w:szCs w:val="21"/>
-        </w:rPr>
-        <w:t>Charguia</w:t>
-      </w:r>
-      <w:proofErr w:type="spellEnd"/>
-      <w:r>
-        <w:rPr>
-          <w:color w:val="555555"/>
-          <w:sz w:val="19"/>
-          <w:szCs w:val="19"/>
-        </w:rPr>
-        <w:tab/>
-        <w:t>2022 – 2025  |  Tunis</w:t>
-      </w:r>
-    </w:p>
-    <w:p>
-      <w:pPr>
-        <w:spacing w:after="60"/>
-      </w:pPr>
-      <w:r>
-        <w:t>GPA 16.78/20 . Core modules: IoT systems, embedded C/C++, Android development, computer networks.</w:t>
-      </w:r>
-    </w:p>
-    <w:p>
-      <w:pPr>
-        <w:pBdr>
-          <w:bottom w:val="single" w:sz="4" w:space="1" w:color="000000"/>
-        </w:pBdr>
-        <w:spacing w:before="60" w:after="60"/>
-      </w:pPr>
-    </w:p>
-    <w:p>
-      <w:pPr>
-        <w:spacing w:before="180" w:after="60"/>
-        <w:rPr>
-          <w:b/>
-          <w:bCs/>
-          <w:sz w:val="21"/>
-          <w:szCs w:val="21"/>
-        </w:rPr>
-      </w:pPr>
-    </w:p>
-    <w:p>
-      <w:pPr>
-        <w:spacing w:before="180" w:after="60"/>
-        <w:rPr>
-          <w:b/>
-          <w:bCs/>
-          <w:sz w:val="21"/>
-          <w:szCs w:val="21"/>
-        </w:rPr>
-      </w:pPr>
-    </w:p>
-    <w:p>
-      <w:pPr>
-        <w:spacing w:before="180" w:after="60"/>
-        <w:rPr>
-          <w:b/>
-          <w:bCs/>
-          <w:sz w:val="21"/>
-          <w:szCs w:val="21"/>
-        </w:rPr>
-      </w:pPr>
-    </w:p>
-    <w:p>
-      <w:pPr>
-        <w:spacing w:before="180" w:after="60"/>
-      </w:pPr>
-      <w:r>
-        <w:rPr>
-          <w:b/>
-          <w:bCs/>
-          <w:sz w:val="21"/>
-          <w:szCs w:val="21"/>
-        </w:rPr>
-        <w:t>PROJECTS</w:t>
-      </w:r>
-    </w:p>
-    <w:p>
-      <w:pPr>
-        <w:spacing w:before="140" w:after="18"/>
-      </w:pPr>
-      <w:r>
-        <w:rPr>
-          <w:b/>
-          <w:bCs/>
-          <w:sz w:val="21"/>
-          <w:szCs w:val="21"/>
-        </w:rPr>
-        <w:t>Intelligent Report Generator</w:t>
-      </w:r>
-      <w:r>
-        <w:rPr>
-          <w:color w:val="555555"/>
-          <w:sz w:val="19"/>
-          <w:szCs w:val="19"/>
-        </w:rPr>
-        <w:t xml:space="preserve">  ·  Samsung Innovation Campus AI Capstone</w:t>
-      </w:r>
-      <w:r>
-        <w:rPr>
-          <w:b/>
-          <w:bCs/>
-          <w:sz w:val="19"/>
-          <w:szCs w:val="19"/>
-        </w:rPr>
-        <w:t xml:space="preserve">  —  Score 94% — Top 6%</w:t>
-      </w:r>
-    </w:p>
-    <w:p>
-      <w:pPr>
-        <w:spacing w:after="10"/>
-      </w:pPr>
-      <w:r>
-        <w:t xml:space="preserve">Multi-modal AI system generating structured consumer reports from </w:t>
-      </w:r>
-      <w:r>
-        <w:t xml:space="preserve">electronic </w:t>
-      </w:r>
-      <w:r>
-        <w:t>product images and customer reviews</w:t>
-      </w:r>
-      <w:r>
-        <w:t xml:space="preserve"> from Amazon </w:t>
-      </w:r>
-      <w:proofErr w:type="spellStart"/>
-      <w:r>
-        <w:t>kaggle</w:t>
-      </w:r>
-      <w:proofErr w:type="spellEnd"/>
-      <w:r>
-        <w:t xml:space="preserve"> datasets</w:t>
-      </w:r>
-      <w:r>
-        <w:t>. EfficientNetB3 pipeline (visual recognition) combined with a parallel NLP stack</w:t>
-      </w:r>
-      <w:r>
-        <w:t xml:space="preserve"> , </w:t>
-      </w:r>
-      <w:proofErr w:type="spellStart"/>
-      <w:r>
-        <w:t>BiLSTM</w:t>
-      </w:r>
-      <w:proofErr w:type="spellEnd"/>
-      <w:r>
-        <w:t>, BERT, SmolLM2-1.7B</w:t>
-      </w:r>
-      <w:r>
-        <w:t>,</w:t>
-      </w:r>
-      <w:r>
-        <w:t xml:space="preserve"> for sentiment, emotion, and feature extraction. Hybrid summarisation with BART / T5 / Qwen2.5 producing a clean structured report. </w:t>
-      </w:r>
-      <w:proofErr w:type="spellStart"/>
-      <w:r>
-        <w:t>Streamlit</w:t>
-      </w:r>
-      <w:proofErr w:type="spellEnd"/>
-      <w:r>
-        <w:t xml:space="preserve"> interface + Flask backend.</w:t>
-      </w:r>
+      </w:pPr>
     </w:p>
     <w:p>
       <w:pPr>
         <w:spacing w:before="6" w:after="60"/>
-      </w:pPr>
-      <w:r>
         <w:rPr>
           <w:i/>
           <w:iCs/>
@@ -874,10 +747,56 @@
           <w:sz w:val="18"/>
           <w:szCs w:val="18"/>
         </w:rPr>
-        <w:t xml:space="preserve">Python · TensorFlow · </w:t>
-      </w:r>
-      <w:proofErr w:type="spellStart"/>
-      <w:r>
+      </w:pPr>
+      <w:r>
+        <w:rPr>
+          <w:b/>
+          <w:bCs/>
+          <w:color w:val="000000" w:themeColor="text1"/>
+          <w:sz w:val="21"/>
+          <w:szCs w:val="21"/>
+        </w:rPr>
+        <w:t>Aether Analyst · Local-First RAG &amp; AI Data Science Agent</w:t>
+      </w:r>
+      <w:r>
+        <w:rPr>
+          <w:color w:val="000000" w:themeColor="text1"/>
+        </w:rPr>
+        <w:t xml:space="preserve"> </w:t>
+      </w:r>
+      <w:r>
+        <w:rPr>
+          <w:color w:val="3A3A3A" w:themeColor="background2" w:themeShade="40"/>
+        </w:rPr>
+        <w:t>· Personal Project</w:t>
+      </w:r>
+      <w:r>
+        <w:rPr>
+          <w:color w:val="000000" w:themeColor="text1"/>
+        </w:rPr>
+        <w:br/>
+        <w:t>Production-grade AI analytics platform combining autonomous data analysis and local RAG pipelines for datasets and documents. Built an agentic LangGraph workflow capable of generating and executing Python code securely, self-correcting errors, and producing insights, visualisations, and reports. Implemented local embeddings + vector search for grounded document Q&amp;A with full offline privacy using Ollama-hosted LLMs.</w:t>
+      </w:r>
+      <w:r>
+        <w:rPr>
+          <w:color w:val="000000" w:themeColor="text1"/>
+        </w:rPr>
+        <w:br/>
+      </w:r>
+      <w:r>
+        <w:rPr>
+          <w:i/>
+          <w:iCs/>
+          <w:color w:val="747474" w:themeColor="background2" w:themeShade="80"/>
+          <w:sz w:val="18"/>
+          <w:szCs w:val="18"/>
+        </w:rPr>
+        <w:t>Python · LangGraph · LangChain · Ollama · Qwen2.5 · FAISS · Pandas · Plotly · Streamlit · RAG · Agentic AI</w:t>
+      </w:r>
+    </w:p>
+    <w:p>
+      <w:pPr>
+        <w:spacing w:before="6" w:after="60"/>
         <w:rPr>
           <w:i/>
           <w:iCs/>
@@ -885,138 +804,56 @@
           <w:sz w:val="18"/>
           <w:szCs w:val="18"/>
         </w:rPr>
-        <w:t>PyTorch</w:t>
-      </w:r>
-      <w:proofErr w:type="spellEnd"/>
-      <w:r>
+      </w:pPr>
+    </w:p>
+    <w:p>
+      <w:pPr>
+        <w:spacing w:before="6" w:after="60"/>
+      </w:pPr>
+      <w:r>
+        <w:rPr>
+          <w:b/>
+          <w:bCs/>
+        </w:rPr>
+        <w:t xml:space="preserve">End-to-End MLOps Customer Segmentation Platform </w:t>
+      </w:r>
+      <w:r>
+        <w:rPr>
+          <w:color w:val="808080" w:themeColor="background1" w:themeShade="80"/>
+        </w:rPr>
+        <w:t>· Personal Project</w:t>
+      </w:r>
+      <w:r>
+        <w:rPr>
+          <w:b/>
+          <w:bCs/>
+        </w:rPr>
+        <w:br/>
+      </w:r>
+      <w:r>
+        <w:t>Built and deployed a production-ready customer segmentation system from raw retail data to a FastAPI + Streamlit application. Delivered the full pipeline (EDA, ETL, feature engineering, KMeans clustering, validation, explainability, Dockerized deployment) for single and batch scoring. Segmented 4,312 customers into 4 personas: Champions, At-Risk Loyalists, Potential Growth, and New / Passive, enabling targeted retention, reactivation, and upsell actions for marketing, CRM, and growth teams through explainable, persona-level intelligence</w:t>
+      </w:r>
+    </w:p>
+    <w:p>
+      <w:pPr>
+        <w:spacing w:before="6" w:after="60"/>
         <w:rPr>
           <w:i/>
           <w:iCs/>
-          <w:color w:val="555555"/>
+          <w:color w:val="808080" w:themeColor="background1" w:themeShade="80"/>
           <w:sz w:val="18"/>
           <w:szCs w:val="18"/>
         </w:rPr>
-        <w:t xml:space="preserve"> · EfficientNetB3 · BERT · Qwen2.5 · </w:t>
-      </w:r>
-      <w:proofErr w:type="spellStart"/>
+      </w:pPr>
       <w:r>
         <w:rPr>
           <w:i/>
           <w:iCs/>
-          <w:color w:val="555555"/>
+          <w:color w:val="808080" w:themeColor="background1" w:themeShade="80"/>
           <w:sz w:val="18"/>
           <w:szCs w:val="18"/>
         </w:rPr>
-        <w:t>Streamlit</w:t>
-      </w:r>
-      <w:proofErr w:type="spellEnd"/>
-      <w:r>
-        <w:rPr>
-          <w:i/>
-          <w:iCs/>
-          <w:color w:val="555555"/>
-          <w:sz w:val="18"/>
-          <w:szCs w:val="18"/>
-        </w:rPr>
-        <w:t xml:space="preserve"> · Flask</w:t>
-      </w:r>
-    </w:p>
-    <w:p>
-      <w:pPr>
-        <w:spacing w:before="140" w:after="18"/>
-      </w:pPr>
-      <w:proofErr w:type="spellStart"/>
-      <w:r>
-        <w:rPr>
-          <w:b/>
-          <w:bCs/>
-          <w:sz w:val="21"/>
-          <w:szCs w:val="21"/>
-        </w:rPr>
-        <w:t>GetHired</w:t>
-      </w:r>
-      <w:proofErr w:type="spellEnd"/>
-      <w:r>
-        <w:rPr>
-          <w:b/>
-          <w:bCs/>
-          <w:sz w:val="21"/>
-          <w:szCs w:val="21"/>
-        </w:rPr>
-        <w:t xml:space="preserve"> AI</w:t>
-      </w:r>
-      <w:r>
-        <w:rPr>
-          <w:color w:val="555555"/>
-          <w:sz w:val="19"/>
-          <w:szCs w:val="19"/>
-        </w:rPr>
-        <w:t xml:space="preserve">  ·  Full-Stack AI Recruitment Platform</w:t>
-      </w:r>
-    </w:p>
-    <w:p>
-      <w:pPr>
-        <w:spacing w:after="10"/>
-      </w:pPr>
-      <w:r>
-        <w:t>End-to-end recruitment platform — two portals, one goal: connecting the right candidates to the right recruiters through AI. Candidate side: CV analysis and enhancement, explainable fit scoring (0–100), personalised certification and skill recommendations to reach the target role, and interview preparation. Recruiter side: automatic candidate ranking based on profile and job requirements, interview plan generation, and targeted outreach. Multilingual (EN/FR), 18 AI modules.</w:t>
-      </w:r>
-    </w:p>
-    <w:p>
-      <w:pPr>
-        <w:spacing w:before="6" w:after="60"/>
-      </w:pPr>
-      <w:r>
-        <w:rPr>
-          <w:i/>
-          <w:iCs/>
-          <w:color w:val="555555"/>
-          <w:sz w:val="18"/>
-          <w:szCs w:val="18"/>
-        </w:rPr>
-        <w:t xml:space="preserve">Next.js 16 · Spring Boot · </w:t>
-      </w:r>
-      <w:proofErr w:type="spellStart"/>
-      <w:r>
-        <w:rPr>
-          <w:i/>
-          <w:iCs/>
-          <w:color w:val="555555"/>
-          <w:sz w:val="18"/>
-          <w:szCs w:val="18"/>
-        </w:rPr>
-        <w:t>Groq</w:t>
-      </w:r>
-      <w:proofErr w:type="spellEnd"/>
-      <w:r>
-        <w:rPr>
-          <w:i/>
-          <w:iCs/>
-          <w:color w:val="555555"/>
-          <w:sz w:val="18"/>
-          <w:szCs w:val="18"/>
-        </w:rPr>
-        <w:t xml:space="preserve"> LLM</w:t>
-      </w:r>
-      <w:r>
-        <w:rPr>
-          <w:i/>
-          <w:iCs/>
-          <w:color w:val="555555"/>
-          <w:sz w:val="18"/>
-          <w:szCs w:val="18"/>
-        </w:rPr>
-        <w:t xml:space="preserve"> QWEN 3.5</w:t>
-      </w:r>
-      <w:r>
-        <w:rPr>
-          <w:i/>
-          <w:iCs/>
-          <w:color w:val="555555"/>
-          <w:sz w:val="18"/>
-          <w:szCs w:val="18"/>
-        </w:rPr>
-        <w:t xml:space="preserve"> · TypeScript · Tailwind · JWT</w:t>
+        <w:t xml:space="preserve">Python · Pandas · NumPy · Scikit-learn (KMeans) · Jupyter Notebooks · Matplotlib · Seaborn · FastAPI · Streamlit · Docker · </w:t>
       </w:r>
     </w:p>
     <w:p>
@@ -1080,40 +917,11 @@
           <w:b/>
           <w:bCs/>
         </w:rPr>
-        <w:t xml:space="preserve">63H IoT </w:t>
-      </w:r>
-      <w:proofErr w:type="spellStart"/>
-      <w:r>
-        <w:rPr>
-          <w:b/>
-          <w:bCs/>
-        </w:rPr>
-        <w:t>PHPoC</w:t>
-      </w:r>
-      <w:proofErr w:type="spellEnd"/>
-      <w:r>
-        <w:rPr>
-          <w:b/>
-          <w:bCs/>
-        </w:rPr>
-        <w:t xml:space="preserve"> Certification </w:t>
-      </w:r>
-      <w:r>
-        <w:t xml:space="preserve">— </w:t>
-      </w:r>
-      <w:proofErr w:type="spellStart"/>
-      <w:r>
-        <w:t>PHPoC</w:t>
-      </w:r>
-      <w:proofErr w:type="spellEnd"/>
-      <w:r>
-        <w:t xml:space="preserve"> South Korea · ISET </w:t>
-      </w:r>
-      <w:proofErr w:type="spellStart"/>
-      <w:r>
-        <w:t>Charguia</w:t>
-      </w:r>
-      <w:proofErr w:type="spellEnd"/>
+        <w:t xml:space="preserve">63H IoT PHPoC Certification </w:t>
+      </w:r>
+      <w:r>
+        <w:t>— PHPoC South Korea · ISET Charguia</w:t>
+      </w:r>
     </w:p>
     <w:p>
       <w:pPr>
@@ -1209,33 +1017,43 @@
                 <w:sz w:val="19"/>
                 <w:szCs w:val="19"/>
               </w:rPr>
-              <w:t xml:space="preserve">Machine Learning · Deep Learning · NLP · Computer Vision · TensorFlow · </w:t>
+              <w:t>Machine Learning · Deep Learning · NLP · Computer Vision · TensorFlow · PyTorch · Scikit-learn · Keras</w:t>
             </w:r>
-            <w:proofErr w:type="spellStart"/>
             <w:r>
               <w:rPr>
                 <w:sz w:val="19"/>
                 <w:szCs w:val="19"/>
               </w:rPr>
-              <w:t>PyTorch</w:t>
+              <w:t xml:space="preserve"> </w:t>
             </w:r>
-            <w:proofErr w:type="spellEnd"/>
             <w:r>
               <w:rPr>
                 <w:sz w:val="19"/>
                 <w:szCs w:val="19"/>
               </w:rPr>
-              <w:t xml:space="preserve"> · Scikit-learn · </w:t>
+              <w:t xml:space="preserve">· </w:t>
             </w:r>
-            <w:proofErr w:type="spellStart"/>
             <w:r>
               <w:rPr>
                 <w:sz w:val="19"/>
                 <w:szCs w:val="19"/>
               </w:rPr>
-              <w:t>Keras</w:t>
+              <w:t xml:space="preserve">RAG </w:t>
             </w:r>
-            <w:proofErr w:type="spellEnd"/>
+            <w:r>
+              <w:rPr>
+                <w:sz w:val="19"/>
+                <w:szCs w:val="19"/>
+              </w:rPr>
+              <w:t xml:space="preserve">· </w:t>
+            </w:r>
+            <w:r>
+              <w:rPr>
+                <w:sz w:val="19"/>
+                <w:szCs w:val="19"/>
+              </w:rPr>
+              <w:t>Langraph</w:t>
+            </w:r>
           </w:p>
         </w:tc>
       </w:tr>
@@ -1290,39 +1108,7 @@
                 <w:sz w:val="19"/>
                 <w:szCs w:val="19"/>
               </w:rPr>
-              <w:t xml:space="preserve">Pandas · NumPy · Matplotlib · Seaborn · </w:t>
-            </w:r>
-            <w:proofErr w:type="spellStart"/>
-            <w:r>
-              <w:rPr>
-                <w:sz w:val="19"/>
-                <w:szCs w:val="19"/>
-              </w:rPr>
-              <w:t>Plotly</w:t>
-            </w:r>
-            <w:proofErr w:type="spellEnd"/>
-            <w:r>
-              <w:rPr>
-                <w:sz w:val="19"/>
-                <w:szCs w:val="19"/>
-              </w:rPr>
-              <w:t xml:space="preserve"> · </w:t>
-            </w:r>
-            <w:proofErr w:type="spellStart"/>
-            <w:r>
-              <w:rPr>
-                <w:sz w:val="19"/>
-                <w:szCs w:val="19"/>
-              </w:rPr>
-              <w:t>Jupyter</w:t>
-            </w:r>
-            <w:proofErr w:type="spellEnd"/>
-            <w:r>
-              <w:rPr>
-                <w:sz w:val="19"/>
-                <w:szCs w:val="19"/>
-              </w:rPr>
-              <w:t xml:space="preserve"> · SQL</w:t>
+              <w:t>Pandas · NumPy · Matplotlib · Seaborn · Plotly · Jupyter · SQL</w:t>
             </w:r>
           </w:p>
         </w:tc>
@@ -1384,25 +1170,7 @@
                 <w:szCs w:val="19"/>
                 <w:lang w:val="fr-FR"/>
               </w:rPr>
-              <w:t xml:space="preserve">Python · Java · JavaScript / </w:t>
-            </w:r>
-            <w:proofErr w:type="spellStart"/>
-            <w:r>
-              <w:rPr>
-                <w:sz w:val="19"/>
-                <w:szCs w:val="19"/>
-                <w:lang w:val="fr-FR"/>
-              </w:rPr>
-              <w:t>TypeScript</w:t>
-            </w:r>
-            <w:proofErr w:type="spellEnd"/>
-            <w:r>
-              <w:rPr>
-                <w:sz w:val="19"/>
-                <w:szCs w:val="19"/>
-                <w:lang w:val="fr-FR"/>
-              </w:rPr>
-              <w:t xml:space="preserve"> · Dart · C / C++ · SQL</w:t>
+              <w:t>Python · Java · JavaScript / TypeScript · Dart · C / C++ · SQL</w:t>
             </w:r>
           </w:p>
         </w:tc>
@@ -1458,23 +1226,7 @@
                 <w:sz w:val="19"/>
                 <w:szCs w:val="19"/>
               </w:rPr>
-              <w:t xml:space="preserve">Android Java · Flutter · React · Next.js · Angular · </w:t>
-            </w:r>
-            <w:proofErr w:type="spellStart"/>
-            <w:r>
-              <w:rPr>
-                <w:sz w:val="19"/>
-                <w:szCs w:val="19"/>
-              </w:rPr>
-              <w:t>Streamlit</w:t>
-            </w:r>
-            <w:proofErr w:type="spellEnd"/>
-            <w:r>
-              <w:rPr>
-                <w:sz w:val="19"/>
-                <w:szCs w:val="19"/>
-              </w:rPr>
-              <w:t xml:space="preserve"> · Django</w:t>
+              <w:t>Android Java · Flutter · React · Next.js · Angular · Streamlit · Django</w:t>
             </w:r>
           </w:p>
         </w:tc>
@@ -1530,23 +1282,7 @@
                 <w:sz w:val="19"/>
                 <w:szCs w:val="19"/>
               </w:rPr>
-              <w:t xml:space="preserve">Spring Boot · Flask · </w:t>
-            </w:r>
-            <w:proofErr w:type="spellStart"/>
-            <w:r>
-              <w:rPr>
-                <w:sz w:val="19"/>
-                <w:szCs w:val="19"/>
-              </w:rPr>
-              <w:t>FastAPI</w:t>
-            </w:r>
-            <w:proofErr w:type="spellEnd"/>
-            <w:r>
-              <w:rPr>
-                <w:sz w:val="19"/>
-                <w:szCs w:val="19"/>
-              </w:rPr>
-              <w:t xml:space="preserve"> · Node.js · REST APIs · MySQL · MongoDB · SQLite</w:t>
+              <w:t>Spring Boot · Flask · FastAPI · Node.js · REST APIs · MySQL · MongoDB · SQLite</w:t>
             </w:r>
           </w:p>
         </w:tc>
@@ -1801,7 +1537,7 @@
 </file>
 
 <file path=word/numbering.xml><?xml version="1.0" encoding="utf-8"?>
-<w:numbering xmlns:wpc="http://schemas.microsoft.com/office/word/2010/wordprocessingCanvas" xmlns:cx="http://schemas.microsoft.com/office/drawing/2014/chartex" xmlns:cx1="http://schemas.microsoft.com/office/drawing/2015/9/8/chartex" xmlns:cx2="http://schemas.microsoft.com/office/drawing/2015/10/21/chartex" xmlns:cx3="http://schemas.microsoft.com/office/drawing/2016/5/9/chartex" xmlns:cx4="http://schemas.microsoft.com/office/drawing/2016/5/10/chartex" xmlns:cx5="http://schemas.microsoft.com/office/drawing/2016/5/11/chartex" xmlns:cx6="http://schemas.microsoft.com/office/drawing/2016/5/12/chartex" xmlns:cx7="http://schemas.microsoft.com/office/drawing/2016/5/13/chartex" xmlns:cx8="http://schemas.microsoft.com/office/drawing/2016/5/14/chartex" xmlns:mc="http://schemas.openxmlformats.org/markup-compatibility/2006" xmlns:aink="http://schemas.microsoft.com/office/drawing/2016/ink" xmlns:am3d="http://schemas.microsoft.com/office/drawing/2017/model3d" xmlns:o="urn:schemas-microsoft-com:office:office" xmlns:oel="http://schemas.microsoft.com/office/2019/extlst" xmlns:r="http://schemas.openxmlformats.org/officeDocument/2006/relationships" xmlns:m="http://schemas.openxmlformats.org/officeDocument/2006/math" xmlns:v="urn:schemas-microsoft-com:vml" xmlns:wp14="http://schemas.microsoft.com/office/word/2010/wordprocessingDrawing" xmlns:wp="http://schemas.openxmlformats.org/drawingml/2006/wordprocessingDrawing" xmlns:w10="urn:schemas-microsoft-com:office:word" xmlns:w="http://schemas.openxmlformats.org/wordprocessingml/2006/main" xmlns:w14="http://schemas.microsoft.com/office/word/2010/wordml" xmlns:w15="http://schemas.microsoft.com/office/word/2012/wordml" xmlns:w16cex="http://schemas.microsoft.com/office/word/2018/wordml/cex" xmlns:w16cid="http://schemas.microsoft.com/office/word/2016/wordml/cid" xmlns:w16="http://schemas.microsoft.com/office/word/2018/wordml" xmlns:w16sdtdh="http://schemas.microsoft.com/office/word/2020/wordml/sdtdatahash" xmlns:w16se="http://schemas.microsoft.com/office/word/2015/wordml/symex" xmlns:wpg="http://schemas.microsoft.com/office/word/2010/wordprocessingGroup" xmlns:wpi="http://schemas.microsoft.com/office/word/2010/wordprocessingInk" xmlns:wne="http://schemas.microsoft.com/office/word/2006/wordml" xmlns:wps="http://schemas.microsoft.com/office/word/2010/wordprocessingShape" mc:Ignorable="w14 w15 w16se w16cid w16 w16cex w16sdtdh wp14">
+<w:numbering xmlns:wpc="http://schemas.microsoft.com/office/word/2010/wordprocessingCanvas" xmlns:cx="http://schemas.microsoft.com/office/drawing/2014/chartex" xmlns:cx1="http://schemas.microsoft.com/office/drawing/2015/9/8/chartex" xmlns:cx2="http://schemas.microsoft.com/office/drawing/2015/10/21/chartex" xmlns:cx3="http://schemas.microsoft.com/office/drawing/2016/5/9/chartex" xmlns:cx4="http://schemas.microsoft.com/office/drawing/2016/5/10/chartex" xmlns:cx5="http://schemas.microsoft.com/office/drawing/2016/5/11/chartex" xmlns:cx6="http://schemas.microsoft.com/office/drawing/2016/5/12/chartex" xmlns:cx7="http://schemas.microsoft.com/office/drawing/2016/5/13/chartex" xmlns:cx8="http://schemas.microsoft.com/office/drawing/2016/5/14/chartex" xmlns:mc="http://schemas.openxmlformats.org/markup-compatibility/2006" xmlns:aink="http://schemas.microsoft.com/office/drawing/2016/ink" xmlns:am3d="http://schemas.microsoft.com/office/drawing/2017/model3d" xmlns:o="urn:schemas-microsoft-com:office:office" xmlns:oel="http://schemas.microsoft.com/office/2019/extlst" xmlns:r="http://schemas.openxmlformats.org/officeDocument/2006/relationships" xmlns:m="http://schemas.openxmlformats.org/officeDocument/2006/math" xmlns:v="urn:schemas-microsoft-com:vml" xmlns:wp14="http://schemas.microsoft.com/office/word/2010/wordprocessingDrawing" xmlns:wp="http://schemas.openxmlformats.org/drawingml/2006/wordprocessingDrawing" xmlns:w10="urn:schemas-microsoft-com:office:word" xmlns:w="http://schemas.openxmlformats.org/wordprocessingml/2006/main" xmlns:w14="http://schemas.microsoft.com/office/word/2010/wordml" xmlns:w15="http://schemas.microsoft.com/office/word/2012/wordml" xmlns:w16cex="http://schemas.microsoft.com/office/word/2018/wordml/cex" xmlns:w16cid="http://schemas.microsoft.com/office/word/2016/wordml/cid" xmlns:w16="http://schemas.microsoft.com/office/word/2018/wordml" xmlns:w16du="http://schemas.microsoft.com/office/word/2023/wordml/word16du" xmlns:w16sdtdh="http://schemas.microsoft.com/office/word/2020/wordml/sdtdatahash" xmlns:w16sdtfl="http://schemas.microsoft.com/office/word/2024/wordml/sdtformatlock" xmlns:w16se="http://schemas.microsoft.com/office/word/2015/wordml/symex" xmlns:wpg="http://schemas.microsoft.com/office/word/2010/wordprocessingGroup" xmlns:wpi="http://schemas.microsoft.com/office/word/2010/wordprocessingInk" xmlns:wne="http://schemas.microsoft.com/office/word/2006/wordml" xmlns:wps="http://schemas.microsoft.com/office/word/2010/wordprocessingShape" mc:Ignorable="w14 w15 w16se w16cid w16 w16cex w16sdtdh w16sdtfl w16du wp14">
   <w:abstractNum w:abstractNumId="0" w15:restartNumberingAfterBreak="0">
     <w:nsid w:val="1D807A7A"/>
     <w:multiLevelType w:val="hybridMultilevel"/>
@@ -1957,7 +1693,7 @@
 </file>
 
 <file path=word/styles.xml><?xml version="1.0" encoding="utf-8"?>
-<w:styles xmlns:mc="http://schemas.openxmlformats.org/markup-compatibility/2006" xmlns:r="http://schemas.openxmlformats.org/officeDocument/2006/relationships" xmlns:w="http://schemas.openxmlformats.org/wordprocessingml/2006/main" xmlns:w14="http://schemas.microsoft.com/office/word/2010/wordml" xmlns:w15="http://schemas.microsoft.com/office/word/2012/wordml" xmlns:w16cex="http://schemas.microsoft.com/office/word/2018/wordml/cex" xmlns:w16cid="http://schemas.microsoft.com/office/word/2016/wordml/cid" xmlns:w16="http://schemas.microsoft.com/office/word/2018/wordml" xmlns:w16sdtdh="http://schemas.microsoft.com/office/word/2020/wordml/sdtdatahash" xmlns:w16se="http://schemas.microsoft.com/office/word/2015/wordml/symex" mc:Ignorable="w14 w15 w16se w16cid w16 w16cex w16sdtdh">
+<w:styles xmlns:mc="http://schemas.openxmlformats.org/markup-compatibility/2006" xmlns:r="http://schemas.openxmlformats.org/officeDocument/2006/relationships" xmlns:w="http://schemas.openxmlformats.org/wordprocessingml/2006/main" xmlns:w14="http://schemas.microsoft.com/office/word/2010/wordml" xmlns:w15="http://schemas.microsoft.com/office/word/2012/wordml" xmlns:w16cex="http://schemas.microsoft.com/office/word/2018/wordml/cex" xmlns:w16cid="http://schemas.microsoft.com/office/word/2016/wordml/cid" xmlns:w16="http://schemas.microsoft.com/office/word/2018/wordml" xmlns:w16du="http://schemas.microsoft.com/office/word/2023/wordml/word16du" xmlns:w16sdtdh="http://schemas.microsoft.com/office/word/2020/wordml/sdtdatahash" xmlns:w16sdtfl="http://schemas.microsoft.com/office/word/2024/wordml/sdtformatlock" xmlns:w16se="http://schemas.microsoft.com/office/word/2015/wordml/symex" mc:Ignorable="w14 w15 w16se w16cid w16 w16cex w16sdtdh w16sdtfl w16du">
   <w:docDefaults>
     <w:rPrDefault>
       <w:rPr>
@@ -2349,6 +2085,7 @@
   <w:style w:type="paragraph" w:default="1" w:styleId="Normal">
     <w:name w:val="Normal"/>
     <w:qFormat/>
+    <w:rsid w:val="00052FB7"/>
   </w:style>
   <w:style w:type="paragraph" w:styleId="Heading1">
     <w:name w:val="heading 1"/>
